--- a/DOCUMENTACIÓN Y MANUALES/DOCUMENTACIÓN.docx
+++ b/DOCUMENTACIÓN Y MANUALES/DOCUMENTACIÓN.docx
@@ -577,10 +577,3640 @@
         <w:rPr>
           <w:rFonts w:ascii="Arial" w:hAnsi="Arial" w:cs="Arial"/>
           <w:b/>
-          <w:color w:val="000000" w:themeColor="text1"/>
-          <w:lang w:val="es-GT"/>
-        </w:rPr>
-      </w:pPr>
+          <w:bCs/>
+          <w:color w:val="000000" w:themeColor="text1"/>
+          <w:lang w:val="es-GT"/>
+        </w:rPr>
+      </w:pPr>
+      <w:r>
+        <w:rPr>
+          <w:rFonts w:ascii="Arial" w:hAnsi="Arial" w:cs="Arial"/>
+          <w:b/>
+          <w:bCs/>
+          <w:color w:val="000000" w:themeColor="text1"/>
+          <w:lang w:val="es-GT"/>
+        </w:rPr>
+        <w:lastRenderedPageBreak/>
+        <w:t>1. Introducción</w:t>
+      </w:r>
+    </w:p>
+    <w:p>
+      <w:pPr>
+        <w:rPr>
+          <w:rFonts w:ascii="Arial" w:hAnsi="Arial" w:cs="Arial"/>
+          <w:bCs/>
+          <w:color w:val="000000" w:themeColor="text1"/>
+          <w:lang w:val="es-GT"/>
+        </w:rPr>
+      </w:pPr>
+      <w:r>
+        <w:rPr>
+          <w:rFonts w:ascii="Arial" w:hAnsi="Arial" w:cs="Arial"/>
+          <w:bCs/>
+          <w:color w:val="000000" w:themeColor="text1"/>
+          <w:lang w:val="es-GT"/>
+        </w:rPr>
+        <w:t>El proyecto consiste en el desarrollo de una aplicación de escritorio que permite trabajar con autómatas finitos y expresiones regulares mediante una interfaz gráfica. Su finalidad es facilitar la comprensión y aplicación de conceptos relacionados con la teoría de autómatas, el reconocimiento de cadenas y el procesamiento de patrones.</w:t>
+      </w:r>
+    </w:p>
+    <w:p>
+      <w:pPr>
+        <w:rPr>
+          <w:rFonts w:ascii="Arial" w:hAnsi="Arial" w:cs="Arial"/>
+          <w:bCs/>
+          <w:color w:val="000000" w:themeColor="text1"/>
+          <w:lang w:val="es-GT"/>
+        </w:rPr>
+      </w:pPr>
+      <w:r>
+        <w:rPr>
+          <w:rFonts w:ascii="Arial" w:hAnsi="Arial" w:cs="Arial"/>
+          <w:bCs/>
+          <w:color w:val="000000" w:themeColor="text1"/>
+          <w:lang w:val="es-GT"/>
+        </w:rPr>
+        <w:t xml:space="preserve">La aplicación integra las funcionalidades del Sistema de Autómatas Finitos con el módulo </w:t>
+      </w:r>
+      <w:proofErr w:type="spellStart"/>
+      <w:r>
+        <w:rPr>
+          <w:rFonts w:ascii="Arial" w:hAnsi="Arial" w:cs="Arial"/>
+          <w:bCs/>
+          <w:color w:val="000000" w:themeColor="text1"/>
+          <w:lang w:val="es-GT"/>
+        </w:rPr>
+        <w:t>Regex</w:t>
+      </w:r>
+      <w:proofErr w:type="spellEnd"/>
+      <w:r>
+        <w:rPr>
+          <w:rFonts w:ascii="Arial" w:hAnsi="Arial" w:cs="Arial"/>
+          <w:bCs/>
+          <w:color w:val="000000" w:themeColor="text1"/>
+          <w:lang w:val="es-GT"/>
+        </w:rPr>
+        <w:t xml:space="preserve"> </w:t>
+      </w:r>
+      <w:proofErr w:type="spellStart"/>
+      <w:r>
+        <w:rPr>
+          <w:rFonts w:ascii="Arial" w:hAnsi="Arial" w:cs="Arial"/>
+          <w:bCs/>
+          <w:color w:val="000000" w:themeColor="text1"/>
+          <w:lang w:val="es-GT"/>
+        </w:rPr>
+        <w:t>Lab</w:t>
+      </w:r>
+      <w:proofErr w:type="spellEnd"/>
+      <w:r>
+        <w:rPr>
+          <w:rFonts w:ascii="Arial" w:hAnsi="Arial" w:cs="Arial"/>
+          <w:bCs/>
+          <w:color w:val="000000" w:themeColor="text1"/>
+          <w:lang w:val="es-GT"/>
+        </w:rPr>
+        <w:t>, procurando mantener la estructura del sistema existente e incorporar nuevas herramientas para validar cadenas, generar autómatas a partir de expresiones regulares y registrar las actividades realizadas.</w:t>
+      </w:r>
+    </w:p>
+    <w:p>
+      <w:pPr>
+        <w:rPr>
+          <w:rFonts w:ascii="Arial" w:hAnsi="Arial" w:cs="Arial"/>
+          <w:bCs/>
+          <w:color w:val="000000" w:themeColor="text1"/>
+          <w:lang w:val="es-GT"/>
+        </w:rPr>
+      </w:pPr>
+    </w:p>
+    <w:p>
+      <w:pPr>
+        <w:rPr>
+          <w:rFonts w:ascii="Arial" w:hAnsi="Arial" w:cs="Arial"/>
+          <w:bCs/>
+          <w:color w:val="000000" w:themeColor="text1"/>
+          <w:lang w:val="es-GT"/>
+        </w:rPr>
+      </w:pPr>
+    </w:p>
+    <w:p>
+      <w:pPr>
+        <w:rPr>
+          <w:rFonts w:ascii="Arial" w:hAnsi="Arial" w:cs="Arial"/>
+          <w:bCs/>
+          <w:color w:val="000000" w:themeColor="text1"/>
+          <w:lang w:val="es-GT"/>
+        </w:rPr>
+      </w:pPr>
+    </w:p>
+    <w:p>
+      <w:pPr>
+        <w:rPr>
+          <w:rFonts w:ascii="Arial" w:hAnsi="Arial" w:cs="Arial"/>
+          <w:bCs/>
+          <w:color w:val="000000" w:themeColor="text1"/>
+          <w:lang w:val="es-GT"/>
+        </w:rPr>
+      </w:pPr>
+    </w:p>
+    <w:p>
+      <w:pPr>
+        <w:rPr>
+          <w:rFonts w:ascii="Arial" w:hAnsi="Arial" w:cs="Arial"/>
+          <w:bCs/>
+          <w:color w:val="000000" w:themeColor="text1"/>
+          <w:lang w:val="es-GT"/>
+        </w:rPr>
+      </w:pPr>
+    </w:p>
+    <w:p>
+      <w:pPr>
+        <w:rPr>
+          <w:rFonts w:ascii="Arial" w:hAnsi="Arial" w:cs="Arial"/>
+          <w:bCs/>
+          <w:color w:val="000000" w:themeColor="text1"/>
+          <w:lang w:val="es-GT"/>
+        </w:rPr>
+      </w:pPr>
+    </w:p>
+    <w:p>
+      <w:pPr>
+        <w:rPr>
+          <w:rFonts w:ascii="Arial" w:hAnsi="Arial" w:cs="Arial"/>
+          <w:bCs/>
+          <w:color w:val="000000" w:themeColor="text1"/>
+          <w:lang w:val="es-GT"/>
+        </w:rPr>
+      </w:pPr>
+    </w:p>
+    <w:p>
+      <w:pPr>
+        <w:rPr>
+          <w:rFonts w:ascii="Arial" w:hAnsi="Arial" w:cs="Arial"/>
+          <w:bCs/>
+          <w:color w:val="000000" w:themeColor="text1"/>
+          <w:lang w:val="es-GT"/>
+        </w:rPr>
+      </w:pPr>
+    </w:p>
+    <w:p>
+      <w:pPr>
+        <w:rPr>
+          <w:rFonts w:ascii="Arial" w:hAnsi="Arial" w:cs="Arial"/>
+          <w:bCs/>
+          <w:color w:val="000000" w:themeColor="text1"/>
+          <w:lang w:val="es-GT"/>
+        </w:rPr>
+      </w:pPr>
+    </w:p>
+    <w:p>
+      <w:pPr>
+        <w:rPr>
+          <w:rFonts w:ascii="Arial" w:hAnsi="Arial" w:cs="Arial"/>
+          <w:bCs/>
+          <w:color w:val="000000" w:themeColor="text1"/>
+          <w:lang w:val="es-GT"/>
+        </w:rPr>
+      </w:pPr>
+    </w:p>
+    <w:p>
+      <w:pPr>
+        <w:rPr>
+          <w:rFonts w:ascii="Arial" w:hAnsi="Arial" w:cs="Arial"/>
+          <w:bCs/>
+          <w:color w:val="000000" w:themeColor="text1"/>
+          <w:lang w:val="es-GT"/>
+        </w:rPr>
+      </w:pPr>
+    </w:p>
+    <w:p>
+      <w:pPr>
+        <w:rPr>
+          <w:rFonts w:ascii="Arial" w:hAnsi="Arial" w:cs="Arial"/>
+          <w:bCs/>
+          <w:color w:val="000000" w:themeColor="text1"/>
+          <w:lang w:val="es-GT"/>
+        </w:rPr>
+      </w:pPr>
+    </w:p>
+    <w:p>
+      <w:pPr>
+        <w:rPr>
+          <w:rFonts w:ascii="Arial" w:hAnsi="Arial" w:cs="Arial"/>
+          <w:bCs/>
+          <w:color w:val="000000" w:themeColor="text1"/>
+          <w:lang w:val="es-GT"/>
+        </w:rPr>
+      </w:pPr>
+    </w:p>
+    <w:p>
+      <w:pPr>
+        <w:rPr>
+          <w:rFonts w:ascii="Arial" w:hAnsi="Arial" w:cs="Arial"/>
+          <w:bCs/>
+          <w:color w:val="000000" w:themeColor="text1"/>
+          <w:lang w:val="es-GT"/>
+        </w:rPr>
+      </w:pPr>
+    </w:p>
+    <w:p>
+      <w:pPr>
+        <w:rPr>
+          <w:rFonts w:ascii="Arial" w:hAnsi="Arial" w:cs="Arial"/>
+          <w:bCs/>
+          <w:color w:val="000000" w:themeColor="text1"/>
+          <w:lang w:val="es-GT"/>
+        </w:rPr>
+      </w:pPr>
+    </w:p>
+    <w:p>
+      <w:pPr>
+        <w:rPr>
+          <w:rFonts w:ascii="Arial" w:hAnsi="Arial" w:cs="Arial"/>
+          <w:bCs/>
+          <w:color w:val="000000" w:themeColor="text1"/>
+          <w:lang w:val="es-GT"/>
+        </w:rPr>
+      </w:pPr>
+    </w:p>
+    <w:p>
+      <w:pPr>
+        <w:rPr>
+          <w:rFonts w:ascii="Arial" w:hAnsi="Arial" w:cs="Arial"/>
+          <w:bCs/>
+          <w:color w:val="000000" w:themeColor="text1"/>
+          <w:lang w:val="es-GT"/>
+        </w:rPr>
+      </w:pPr>
+    </w:p>
+    <w:p>
+      <w:pPr>
+        <w:rPr>
+          <w:rFonts w:ascii="Arial" w:hAnsi="Arial" w:cs="Arial"/>
+          <w:bCs/>
+          <w:color w:val="000000" w:themeColor="text1"/>
+          <w:lang w:val="es-GT"/>
+        </w:rPr>
+      </w:pPr>
+    </w:p>
+    <w:p>
+      <w:pPr>
+        <w:rPr>
+          <w:rFonts w:ascii="Arial" w:hAnsi="Arial" w:cs="Arial"/>
+          <w:bCs/>
+          <w:color w:val="000000" w:themeColor="text1"/>
+          <w:lang w:val="es-GT"/>
+        </w:rPr>
+      </w:pPr>
+    </w:p>
+    <w:p>
+      <w:pPr>
+        <w:rPr>
+          <w:rFonts w:ascii="Arial" w:hAnsi="Arial" w:cs="Arial"/>
+          <w:bCs/>
+          <w:color w:val="000000" w:themeColor="text1"/>
+          <w:lang w:val="es-GT"/>
+        </w:rPr>
+      </w:pPr>
+    </w:p>
+    <w:p>
+      <w:pPr>
+        <w:rPr>
+          <w:rFonts w:ascii="Arial" w:hAnsi="Arial" w:cs="Arial"/>
+          <w:bCs/>
+          <w:color w:val="000000" w:themeColor="text1"/>
+          <w:lang w:val="es-GT"/>
+        </w:rPr>
+      </w:pPr>
+    </w:p>
+    <w:p>
+      <w:pPr>
+        <w:rPr>
+          <w:rFonts w:ascii="Arial" w:hAnsi="Arial" w:cs="Arial"/>
+          <w:bCs/>
+          <w:color w:val="000000" w:themeColor="text1"/>
+          <w:lang w:val="es-GT"/>
+        </w:rPr>
+      </w:pPr>
+      <w:r>
+        <w:rPr>
+          <w:rFonts w:ascii="Arial" w:hAnsi="Arial" w:cs="Arial"/>
+          <w:bCs/>
+          <w:color w:val="000000" w:themeColor="text1"/>
+          <w:lang w:val="es-GT"/>
+        </w:rPr>
+        <w:t>2. Objetivos</w:t>
+      </w:r>
+    </w:p>
+    <w:p>
+      <w:pPr>
+        <w:rPr>
+          <w:rFonts w:ascii="Arial" w:hAnsi="Arial" w:cs="Arial"/>
+          <w:bCs/>
+          <w:color w:val="000000" w:themeColor="text1"/>
+          <w:lang w:val="es-GT"/>
+        </w:rPr>
+      </w:pPr>
+      <w:r>
+        <w:rPr>
+          <w:rFonts w:ascii="Arial" w:hAnsi="Arial" w:cs="Arial"/>
+          <w:bCs/>
+          <w:color w:val="000000" w:themeColor="text1"/>
+          <w:lang w:val="es-GT"/>
+        </w:rPr>
+        <w:t>2.1. Objetivo general</w:t>
+      </w:r>
+    </w:p>
+    <w:p>
+      <w:pPr>
+        <w:rPr>
+          <w:rFonts w:ascii="Arial" w:hAnsi="Arial" w:cs="Arial"/>
+          <w:bCs/>
+          <w:color w:val="000000" w:themeColor="text1"/>
+          <w:lang w:val="es-GT"/>
+        </w:rPr>
+      </w:pPr>
+      <w:r>
+        <w:rPr>
+          <w:rFonts w:ascii="Arial" w:hAnsi="Arial" w:cs="Arial"/>
+          <w:bCs/>
+          <w:color w:val="000000" w:themeColor="text1"/>
+          <w:lang w:val="es-GT"/>
+        </w:rPr>
+        <w:t>Desarrollar una aplicación que integre herramientas para la creación, simulación, conversión y minimización de autómatas finitos, así como el análisis y la validación de expresiones regulares mediante una interfaz gráfica.</w:t>
+      </w:r>
+    </w:p>
+    <w:p>
+      <w:pPr>
+        <w:rPr>
+          <w:rFonts w:ascii="Arial" w:hAnsi="Arial" w:cs="Arial"/>
+          <w:bCs/>
+          <w:color w:val="000000" w:themeColor="text1"/>
+        </w:rPr>
+      </w:pPr>
+      <w:r>
+        <w:rPr>
+          <w:rFonts w:ascii="Arial" w:hAnsi="Arial" w:cs="Arial"/>
+          <w:bCs/>
+          <w:color w:val="000000" w:themeColor="text1"/>
+        </w:rPr>
+        <w:t xml:space="preserve">2.2. </w:t>
+      </w:r>
+      <w:proofErr w:type="spellStart"/>
+      <w:r>
+        <w:rPr>
+          <w:rFonts w:ascii="Arial" w:hAnsi="Arial" w:cs="Arial"/>
+          <w:bCs/>
+          <w:color w:val="000000" w:themeColor="text1"/>
+        </w:rPr>
+        <w:t>Objetivos</w:t>
+      </w:r>
+      <w:proofErr w:type="spellEnd"/>
+      <w:r>
+        <w:rPr>
+          <w:rFonts w:ascii="Arial" w:hAnsi="Arial" w:cs="Arial"/>
+          <w:bCs/>
+          <w:color w:val="000000" w:themeColor="text1"/>
+        </w:rPr>
+        <w:t xml:space="preserve"> </w:t>
+      </w:r>
+      <w:proofErr w:type="spellStart"/>
+      <w:r>
+        <w:rPr>
+          <w:rFonts w:ascii="Arial" w:hAnsi="Arial" w:cs="Arial"/>
+          <w:bCs/>
+          <w:color w:val="000000" w:themeColor="text1"/>
+        </w:rPr>
+        <w:t>específicos</w:t>
+      </w:r>
+      <w:proofErr w:type="spellEnd"/>
+    </w:p>
+    <w:p>
+      <w:pPr>
+        <w:numPr>
+          <w:ilvl w:val="0"/>
+          <w:numId w:val="4"/>
+        </w:numPr>
+        <w:rPr>
+          <w:rFonts w:ascii="Arial" w:hAnsi="Arial" w:cs="Arial"/>
+          <w:bCs/>
+          <w:color w:val="000000" w:themeColor="text1"/>
+          <w:lang w:val="es-GT"/>
+        </w:rPr>
+      </w:pPr>
+      <w:r>
+        <w:rPr>
+          <w:rFonts w:ascii="Arial" w:hAnsi="Arial" w:cs="Arial"/>
+          <w:bCs/>
+          <w:color w:val="000000" w:themeColor="text1"/>
+          <w:lang w:val="es-GT"/>
+        </w:rPr>
+        <w:t>Permitir la creación y configuración de autómatas finitos.</w:t>
+      </w:r>
+    </w:p>
+    <w:p>
+      <w:pPr>
+        <w:numPr>
+          <w:ilvl w:val="0"/>
+          <w:numId w:val="4"/>
+        </w:numPr>
+        <w:rPr>
+          <w:rFonts w:ascii="Arial" w:hAnsi="Arial" w:cs="Arial"/>
+          <w:bCs/>
+          <w:color w:val="000000" w:themeColor="text1"/>
+          <w:lang w:val="es-GT"/>
+        </w:rPr>
+      </w:pPr>
+      <w:r>
+        <w:rPr>
+          <w:rFonts w:ascii="Arial" w:hAnsi="Arial" w:cs="Arial"/>
+          <w:bCs/>
+          <w:color w:val="000000" w:themeColor="text1"/>
+          <w:lang w:val="es-GT"/>
+        </w:rPr>
+        <w:t>Simular el procesamiento de cadenas mediante AFN y AFD.</w:t>
+      </w:r>
+    </w:p>
+    <w:p>
+      <w:pPr>
+        <w:numPr>
+          <w:ilvl w:val="0"/>
+          <w:numId w:val="4"/>
+        </w:numPr>
+        <w:rPr>
+          <w:rFonts w:ascii="Arial" w:hAnsi="Arial" w:cs="Arial"/>
+          <w:bCs/>
+          <w:color w:val="000000" w:themeColor="text1"/>
+          <w:lang w:val="es-GT"/>
+        </w:rPr>
+      </w:pPr>
+      <w:r>
+        <w:rPr>
+          <w:rFonts w:ascii="Arial" w:hAnsi="Arial" w:cs="Arial"/>
+          <w:bCs/>
+          <w:color w:val="000000" w:themeColor="text1"/>
+          <w:lang w:val="es-GT"/>
+        </w:rPr>
+        <w:t>Implementar la conversión de un AFN a un AFD y la minimización de autómatas.</w:t>
+      </w:r>
+    </w:p>
+    <w:p>
+      <w:pPr>
+        <w:numPr>
+          <w:ilvl w:val="0"/>
+          <w:numId w:val="4"/>
+        </w:numPr>
+        <w:rPr>
+          <w:rFonts w:ascii="Arial" w:hAnsi="Arial" w:cs="Arial"/>
+          <w:bCs/>
+          <w:color w:val="000000" w:themeColor="text1"/>
+          <w:lang w:val="es-GT"/>
+        </w:rPr>
+      </w:pPr>
+      <w:r>
+        <w:rPr>
+          <w:rFonts w:ascii="Arial" w:hAnsi="Arial" w:cs="Arial"/>
+          <w:bCs/>
+          <w:color w:val="000000" w:themeColor="text1"/>
+          <w:lang w:val="es-GT"/>
+        </w:rPr>
+        <w:t>Validar cadenas completas y buscar coincidencias mediante expresiones regulares.</w:t>
+      </w:r>
+    </w:p>
+    <w:p>
+      <w:pPr>
+        <w:numPr>
+          <w:ilvl w:val="0"/>
+          <w:numId w:val="4"/>
+        </w:numPr>
+        <w:rPr>
+          <w:rFonts w:ascii="Arial" w:hAnsi="Arial" w:cs="Arial"/>
+          <w:bCs/>
+          <w:color w:val="000000" w:themeColor="text1"/>
+          <w:lang w:val="es-GT"/>
+        </w:rPr>
+      </w:pPr>
+      <w:r>
+        <w:rPr>
+          <w:rFonts w:ascii="Arial" w:hAnsi="Arial" w:cs="Arial"/>
+          <w:bCs/>
+          <w:color w:val="000000" w:themeColor="text1"/>
+          <w:lang w:val="es-GT"/>
+        </w:rPr>
+        <w:t>Incorporar un generador de autómatas a partir de expresiones regulares.</w:t>
+      </w:r>
+    </w:p>
+    <w:p>
+      <w:pPr>
+        <w:numPr>
+          <w:ilvl w:val="0"/>
+          <w:numId w:val="4"/>
+        </w:numPr>
+        <w:rPr>
+          <w:rFonts w:ascii="Arial" w:hAnsi="Arial" w:cs="Arial"/>
+          <w:bCs/>
+          <w:color w:val="000000" w:themeColor="text1"/>
+          <w:lang w:val="es-GT"/>
+        </w:rPr>
+      </w:pPr>
+      <w:r>
+        <w:rPr>
+          <w:rFonts w:ascii="Arial" w:hAnsi="Arial" w:cs="Arial"/>
+          <w:bCs/>
+          <w:color w:val="000000" w:themeColor="text1"/>
+          <w:lang w:val="es-GT"/>
+        </w:rPr>
+        <w:t>Registrar los eventos relevantes del sistema para facilitar su seguimiento y revisión.</w:t>
+      </w:r>
+    </w:p>
+    <w:p>
+      <w:pPr>
+        <w:rPr>
+          <w:rFonts w:ascii="Arial" w:hAnsi="Arial" w:cs="Arial"/>
+          <w:bCs/>
+          <w:color w:val="000000" w:themeColor="text1"/>
+          <w:lang w:val="es-GT"/>
+        </w:rPr>
+      </w:pPr>
+    </w:p>
+    <w:p>
+      <w:pPr>
+        <w:rPr>
+          <w:rFonts w:ascii="Arial" w:hAnsi="Arial" w:cs="Arial"/>
+          <w:bCs/>
+          <w:color w:val="000000" w:themeColor="text1"/>
+          <w:lang w:val="es-GT"/>
+        </w:rPr>
+      </w:pPr>
+    </w:p>
+    <w:p>
+      <w:pPr>
+        <w:rPr>
+          <w:rFonts w:ascii="Arial" w:hAnsi="Arial" w:cs="Arial"/>
+          <w:bCs/>
+          <w:color w:val="000000" w:themeColor="text1"/>
+          <w:lang w:val="es-GT"/>
+        </w:rPr>
+      </w:pPr>
+    </w:p>
+    <w:p>
+      <w:pPr>
+        <w:rPr>
+          <w:rFonts w:ascii="Arial" w:hAnsi="Arial" w:cs="Arial"/>
+          <w:bCs/>
+          <w:color w:val="000000" w:themeColor="text1"/>
+          <w:lang w:val="es-GT"/>
+        </w:rPr>
+      </w:pPr>
+    </w:p>
+    <w:p>
+      <w:pPr>
+        <w:rPr>
+          <w:rFonts w:ascii="Arial" w:hAnsi="Arial" w:cs="Arial"/>
+          <w:bCs/>
+          <w:color w:val="000000" w:themeColor="text1"/>
+          <w:lang w:val="es-GT"/>
+        </w:rPr>
+      </w:pPr>
+    </w:p>
+    <w:p>
+      <w:pPr>
+        <w:rPr>
+          <w:rFonts w:ascii="Arial" w:hAnsi="Arial" w:cs="Arial"/>
+          <w:bCs/>
+          <w:color w:val="000000" w:themeColor="text1"/>
+          <w:lang w:val="es-GT"/>
+        </w:rPr>
+      </w:pPr>
+    </w:p>
+    <w:p>
+      <w:pPr>
+        <w:rPr>
+          <w:rFonts w:ascii="Arial" w:hAnsi="Arial" w:cs="Arial"/>
+          <w:bCs/>
+          <w:color w:val="000000" w:themeColor="text1"/>
+          <w:lang w:val="es-GT"/>
+        </w:rPr>
+      </w:pPr>
+    </w:p>
+    <w:p>
+      <w:pPr>
+        <w:rPr>
+          <w:rFonts w:ascii="Arial" w:hAnsi="Arial" w:cs="Arial"/>
+          <w:bCs/>
+          <w:color w:val="000000" w:themeColor="text1"/>
+          <w:lang w:val="es-GT"/>
+        </w:rPr>
+      </w:pPr>
+    </w:p>
+    <w:p>
+      <w:pPr>
+        <w:rPr>
+          <w:rFonts w:ascii="Arial" w:hAnsi="Arial" w:cs="Arial"/>
+          <w:bCs/>
+          <w:color w:val="000000" w:themeColor="text1"/>
+          <w:lang w:val="es-GT"/>
+        </w:rPr>
+      </w:pPr>
+    </w:p>
+    <w:p>
+      <w:pPr>
+        <w:rPr>
+          <w:rFonts w:ascii="Arial" w:hAnsi="Arial" w:cs="Arial"/>
+          <w:bCs/>
+          <w:color w:val="000000" w:themeColor="text1"/>
+          <w:lang w:val="es-GT"/>
+        </w:rPr>
+      </w:pPr>
+    </w:p>
+    <w:p>
+      <w:pPr>
+        <w:rPr>
+          <w:rFonts w:ascii="Arial" w:hAnsi="Arial" w:cs="Arial"/>
+          <w:bCs/>
+          <w:color w:val="000000" w:themeColor="text1"/>
+          <w:lang w:val="es-GT"/>
+        </w:rPr>
+      </w:pPr>
+    </w:p>
+    <w:p>
+      <w:pPr>
+        <w:rPr>
+          <w:rFonts w:ascii="Arial" w:hAnsi="Arial" w:cs="Arial"/>
+          <w:bCs/>
+          <w:color w:val="000000" w:themeColor="text1"/>
+          <w:lang w:val="es-GT"/>
+        </w:rPr>
+      </w:pPr>
+    </w:p>
+    <w:p>
+      <w:pPr>
+        <w:rPr>
+          <w:rFonts w:ascii="Arial" w:hAnsi="Arial" w:cs="Arial"/>
+          <w:bCs/>
+          <w:color w:val="000000" w:themeColor="text1"/>
+          <w:lang w:val="es-GT"/>
+        </w:rPr>
+      </w:pPr>
+    </w:p>
+    <w:p>
+      <w:pPr>
+        <w:rPr>
+          <w:rFonts w:ascii="Arial" w:hAnsi="Arial" w:cs="Arial"/>
+          <w:bCs/>
+          <w:color w:val="000000" w:themeColor="text1"/>
+          <w:lang w:val="es-GT"/>
+        </w:rPr>
+      </w:pPr>
+      <w:r>
+        <w:rPr>
+          <w:rFonts w:ascii="Arial" w:hAnsi="Arial" w:cs="Arial"/>
+          <w:bCs/>
+          <w:color w:val="000000" w:themeColor="text1"/>
+          <w:lang w:val="es-GT"/>
+        </w:rPr>
+        <w:lastRenderedPageBreak/>
+        <w:t>3. Arquitectura del sistema</w:t>
+      </w:r>
+    </w:p>
+    <w:p>
+      <w:pPr>
+        <w:rPr>
+          <w:rFonts w:ascii="Arial" w:hAnsi="Arial" w:cs="Arial"/>
+          <w:bCs/>
+          <w:color w:val="000000" w:themeColor="text1"/>
+          <w:lang w:val="es-GT"/>
+        </w:rPr>
+      </w:pPr>
+      <w:r>
+        <w:rPr>
+          <w:rFonts w:ascii="Arial" w:hAnsi="Arial" w:cs="Arial"/>
+          <w:bCs/>
+          <w:color w:val="000000" w:themeColor="text1"/>
+          <w:lang w:val="es-GT"/>
+        </w:rPr>
+        <w:t>La aplicación se organiza en módulos que separan la interfaz gráfica, la lógica de los autómatas, el procesamiento de expresiones regulares y el almacenamiento de registros.</w:t>
+      </w:r>
+    </w:p>
+    <w:p>
+      <w:pPr>
+        <w:rPr>
+          <w:rFonts w:ascii="Arial" w:hAnsi="Arial" w:cs="Arial"/>
+          <w:bCs/>
+          <w:color w:val="000000" w:themeColor="text1"/>
+          <w:lang w:val="es-GT"/>
+        </w:rPr>
+      </w:pPr>
+      <w:r>
+        <w:rPr>
+          <w:rFonts w:ascii="Arial" w:hAnsi="Arial" w:cs="Arial"/>
+          <w:bCs/>
+          <w:color w:val="000000" w:themeColor="text1"/>
+          <w:lang w:val="es-GT"/>
+        </w:rPr>
+        <w:t>3.1. Componentes principales</w:t>
+      </w:r>
+    </w:p>
+    <w:p>
+      <w:pPr>
+        <w:rPr>
+          <w:rFonts w:ascii="Arial" w:hAnsi="Arial" w:cs="Arial"/>
+          <w:bCs/>
+          <w:color w:val="000000" w:themeColor="text1"/>
+          <w:lang w:val="es-GT"/>
+        </w:rPr>
+      </w:pPr>
+      <w:r>
+        <w:rPr>
+          <w:rFonts w:ascii="Arial" w:hAnsi="Arial" w:cs="Arial"/>
+          <w:bCs/>
+          <w:color w:val="000000" w:themeColor="text1"/>
+          <w:lang w:val="es-GT"/>
+        </w:rPr>
+        <w:t>Interfaz gráfica: permite al usuario interactuar con las funciones del sistema mediante ventanas, pestañas, campos de texto y botones.</w:t>
+      </w:r>
+    </w:p>
+    <w:p>
+      <w:pPr>
+        <w:rPr>
+          <w:rFonts w:ascii="Arial" w:hAnsi="Arial" w:cs="Arial"/>
+          <w:bCs/>
+          <w:color w:val="000000" w:themeColor="text1"/>
+          <w:lang w:val="es-GT"/>
+        </w:rPr>
+      </w:pPr>
+      <w:r>
+        <w:rPr>
+          <w:rFonts w:ascii="Arial" w:hAnsi="Arial" w:cs="Arial"/>
+          <w:bCs/>
+          <w:color w:val="000000" w:themeColor="text1"/>
+          <w:lang w:val="es-GT"/>
+        </w:rPr>
+        <w:t>Motor de autómatas: contiene las estructuras y operaciones necesarias para representar estados, alfabetos, transiciones, estados iniciales y estados finales.</w:t>
+      </w:r>
+    </w:p>
+    <w:p>
+      <w:pPr>
+        <w:rPr>
+          <w:rFonts w:ascii="Arial" w:hAnsi="Arial" w:cs="Arial"/>
+          <w:bCs/>
+          <w:color w:val="000000" w:themeColor="text1"/>
+          <w:lang w:val="es-GT"/>
+        </w:rPr>
+      </w:pPr>
+      <w:r>
+        <w:rPr>
+          <w:rFonts w:ascii="Arial" w:hAnsi="Arial" w:cs="Arial"/>
+          <w:bCs/>
+          <w:color w:val="000000" w:themeColor="text1"/>
+          <w:lang w:val="es-GT"/>
+        </w:rPr>
+        <w:t>Motor de expresiones regulares: procesa los patrones ingresados y permite validar cadenas o buscar coincidencias en un texto.</w:t>
+      </w:r>
+    </w:p>
+    <w:p>
+      <w:pPr>
+        <w:rPr>
+          <w:rFonts w:ascii="Arial" w:hAnsi="Arial" w:cs="Arial"/>
+          <w:bCs/>
+          <w:color w:val="000000" w:themeColor="text1"/>
+          <w:lang w:val="es-GT"/>
+        </w:rPr>
+      </w:pPr>
+      <w:r>
+        <w:rPr>
+          <w:rFonts w:ascii="Arial" w:hAnsi="Arial" w:cs="Arial"/>
+          <w:bCs/>
+          <w:color w:val="000000" w:themeColor="text1"/>
+          <w:lang w:val="es-GT"/>
+        </w:rPr>
+        <w:t>Módulo de conversión y minimización: ejecuta los procedimientos necesarios para transformar autómatas y reducir sus estados cuando corresponde.</w:t>
+      </w:r>
+    </w:p>
+    <w:p>
+      <w:pPr>
+        <w:rPr>
+          <w:rFonts w:ascii="Arial" w:hAnsi="Arial" w:cs="Arial"/>
+          <w:bCs/>
+          <w:color w:val="000000" w:themeColor="text1"/>
+          <w:lang w:val="es-GT"/>
+        </w:rPr>
+      </w:pPr>
+      <w:r>
+        <w:rPr>
+          <w:rFonts w:ascii="Arial" w:hAnsi="Arial" w:cs="Arial"/>
+          <w:bCs/>
+          <w:color w:val="000000" w:themeColor="text1"/>
+          <w:lang w:val="es-GT"/>
+        </w:rPr>
+        <w:t xml:space="preserve">Módulo de registros: administra los eventos producidos durante el uso de </w:t>
+      </w:r>
+      <w:proofErr w:type="spellStart"/>
+      <w:r>
+        <w:rPr>
+          <w:rFonts w:ascii="Arial" w:hAnsi="Arial" w:cs="Arial"/>
+          <w:bCs/>
+          <w:color w:val="000000" w:themeColor="text1"/>
+          <w:lang w:val="es-GT"/>
+        </w:rPr>
+        <w:t>Regex</w:t>
+      </w:r>
+      <w:proofErr w:type="spellEnd"/>
+      <w:r>
+        <w:rPr>
+          <w:rFonts w:ascii="Arial" w:hAnsi="Arial" w:cs="Arial"/>
+          <w:bCs/>
+          <w:color w:val="000000" w:themeColor="text1"/>
+          <w:lang w:val="es-GT"/>
+        </w:rPr>
+        <w:t xml:space="preserve"> </w:t>
+      </w:r>
+      <w:proofErr w:type="spellStart"/>
+      <w:r>
+        <w:rPr>
+          <w:rFonts w:ascii="Arial" w:hAnsi="Arial" w:cs="Arial"/>
+          <w:bCs/>
+          <w:color w:val="000000" w:themeColor="text1"/>
+          <w:lang w:val="es-GT"/>
+        </w:rPr>
+        <w:t>Lab</w:t>
+      </w:r>
+      <w:proofErr w:type="spellEnd"/>
+      <w:r>
+        <w:rPr>
+          <w:rFonts w:ascii="Arial" w:hAnsi="Arial" w:cs="Arial"/>
+          <w:bCs/>
+          <w:color w:val="000000" w:themeColor="text1"/>
+          <w:lang w:val="es-GT"/>
+        </w:rPr>
+        <w:t>, incluidos los errores y las advertencias que se hayan instrumentado.</w:t>
+      </w:r>
+    </w:p>
+    <w:p>
+      <w:pPr>
+        <w:rPr>
+          <w:rFonts w:ascii="Arial" w:hAnsi="Arial" w:cs="Arial"/>
+          <w:bCs/>
+          <w:color w:val="000000" w:themeColor="text1"/>
+          <w:lang w:val="es-GT"/>
+        </w:rPr>
+      </w:pPr>
+      <w:r>
+        <w:rPr>
+          <w:rFonts w:ascii="Arial" w:hAnsi="Arial" w:cs="Arial"/>
+          <w:bCs/>
+          <w:color w:val="000000" w:themeColor="text1"/>
+          <w:lang w:val="es-GT"/>
+        </w:rPr>
+        <w:t>Base de datos: utiliza SQLite para almacenar los registros del sistema y facilitar su consulta posterior.</w:t>
+      </w:r>
+    </w:p>
+    <w:p>
+      <w:pPr>
+        <w:rPr>
+          <w:rFonts w:ascii="Arial" w:hAnsi="Arial" w:cs="Arial"/>
+          <w:bCs/>
+          <w:color w:val="000000" w:themeColor="text1"/>
+          <w:lang w:val="es-GT"/>
+        </w:rPr>
+      </w:pPr>
+      <w:r>
+        <w:rPr>
+          <w:rFonts w:ascii="Arial" w:hAnsi="Arial" w:cs="Arial"/>
+          <w:bCs/>
+          <w:color w:val="000000" w:themeColor="text1"/>
+          <w:lang w:val="es-GT"/>
+        </w:rPr>
+        <w:t>3.2. Organización lógica</w:t>
+      </w:r>
+    </w:p>
+    <w:p>
+      <w:pPr>
+        <w:rPr>
+          <w:rFonts w:ascii="Arial" w:hAnsi="Arial" w:cs="Arial"/>
+          <w:bCs/>
+          <w:color w:val="000000" w:themeColor="text1"/>
+          <w:lang w:val="es-GT"/>
+        </w:rPr>
+      </w:pPr>
+      <w:r>
+        <w:rPr>
+          <w:rFonts w:ascii="Arial" w:hAnsi="Arial" w:cs="Arial"/>
+          <w:bCs/>
+          <w:color w:val="000000" w:themeColor="text1"/>
+          <w:lang w:val="es-GT"/>
+        </w:rPr>
+        <w:t>El funcionamiento general se puede representar de la siguiente manera:</w:t>
+      </w:r>
+    </w:p>
+    <w:p>
+      <w:pPr>
+        <w:rPr>
+          <w:rFonts w:ascii="Arial" w:hAnsi="Arial" w:cs="Arial"/>
+          <w:bCs/>
+          <w:color w:val="000000" w:themeColor="text1"/>
+          <w:lang w:val="es-GT"/>
+        </w:rPr>
+      </w:pPr>
+      <w:r>
+        <w:rPr>
+          <w:rFonts w:ascii="Arial" w:hAnsi="Arial" w:cs="Arial"/>
+          <w:bCs/>
+          <w:color w:val="000000" w:themeColor="text1"/>
+          <w:lang w:val="es-GT"/>
+        </w:rPr>
+        <w:t>Usuario → Interfaz gráfica → Módulo seleccionado → Procesamiento → Resultado mostrado al usuario.</w:t>
+      </w:r>
+    </w:p>
+    <w:p>
+      <w:pPr>
+        <w:rPr>
+          <w:rFonts w:ascii="Arial" w:hAnsi="Arial" w:cs="Arial"/>
+          <w:bCs/>
+          <w:color w:val="000000" w:themeColor="text1"/>
+          <w:lang w:val="es-GT"/>
+        </w:rPr>
+      </w:pPr>
+      <w:r>
+        <w:rPr>
+          <w:rFonts w:ascii="Arial" w:hAnsi="Arial" w:cs="Arial"/>
+          <w:bCs/>
+          <w:color w:val="000000" w:themeColor="text1"/>
+          <w:lang w:val="es-GT"/>
+        </w:rPr>
+        <w:t xml:space="preserve">En las operaciones de </w:t>
+      </w:r>
+      <w:proofErr w:type="spellStart"/>
+      <w:r>
+        <w:rPr>
+          <w:rFonts w:ascii="Arial" w:hAnsi="Arial" w:cs="Arial"/>
+          <w:bCs/>
+          <w:color w:val="000000" w:themeColor="text1"/>
+          <w:lang w:val="es-GT"/>
+        </w:rPr>
+        <w:t>Regex</w:t>
+      </w:r>
+      <w:proofErr w:type="spellEnd"/>
+      <w:r>
+        <w:rPr>
+          <w:rFonts w:ascii="Arial" w:hAnsi="Arial" w:cs="Arial"/>
+          <w:bCs/>
+          <w:color w:val="000000" w:themeColor="text1"/>
+          <w:lang w:val="es-GT"/>
+        </w:rPr>
+        <w:t xml:space="preserve"> </w:t>
+      </w:r>
+      <w:proofErr w:type="spellStart"/>
+      <w:r>
+        <w:rPr>
+          <w:rFonts w:ascii="Arial" w:hAnsi="Arial" w:cs="Arial"/>
+          <w:bCs/>
+          <w:color w:val="000000" w:themeColor="text1"/>
+          <w:lang w:val="es-GT"/>
+        </w:rPr>
+        <w:t>Lab</w:t>
+      </w:r>
+      <w:proofErr w:type="spellEnd"/>
+      <w:r>
+        <w:rPr>
+          <w:rFonts w:ascii="Arial" w:hAnsi="Arial" w:cs="Arial"/>
+          <w:bCs/>
+          <w:color w:val="000000" w:themeColor="text1"/>
+          <w:lang w:val="es-GT"/>
+        </w:rPr>
+        <w:t xml:space="preserve"> que generan registros, el procesamiento también comunica los eventos al módulo de registros, que los almacena en la base de datos.</w:t>
+      </w:r>
+    </w:p>
+    <w:p>
+      <w:pPr>
+        <w:rPr>
+          <w:rFonts w:ascii="Arial" w:hAnsi="Arial" w:cs="Arial"/>
+          <w:bCs/>
+          <w:color w:val="000000" w:themeColor="text1"/>
+        </w:rPr>
+      </w:pPr>
+      <w:r>
+        <w:rPr>
+          <w:rFonts w:ascii="Arial" w:hAnsi="Arial" w:cs="Arial"/>
+          <w:bCs/>
+          <w:color w:val="000000" w:themeColor="text1"/>
+        </w:rPr>
+        <w:t xml:space="preserve">3.3. </w:t>
+      </w:r>
+      <w:proofErr w:type="spellStart"/>
+      <w:r>
+        <w:rPr>
+          <w:rFonts w:ascii="Arial" w:hAnsi="Arial" w:cs="Arial"/>
+          <w:bCs/>
+          <w:color w:val="000000" w:themeColor="text1"/>
+        </w:rPr>
+        <w:t>Archivos</w:t>
+      </w:r>
+      <w:proofErr w:type="spellEnd"/>
+      <w:r>
+        <w:rPr>
+          <w:rFonts w:ascii="Arial" w:hAnsi="Arial" w:cs="Arial"/>
+          <w:bCs/>
+          <w:color w:val="000000" w:themeColor="text1"/>
+        </w:rPr>
+        <w:t xml:space="preserve"> y </w:t>
+      </w:r>
+      <w:proofErr w:type="spellStart"/>
+      <w:r>
+        <w:rPr>
+          <w:rFonts w:ascii="Arial" w:hAnsi="Arial" w:cs="Arial"/>
+          <w:bCs/>
+          <w:color w:val="000000" w:themeColor="text1"/>
+        </w:rPr>
+        <w:t>módulos</w:t>
+      </w:r>
+      <w:proofErr w:type="spellEnd"/>
+      <w:r>
+        <w:rPr>
+          <w:rFonts w:ascii="Arial" w:hAnsi="Arial" w:cs="Arial"/>
+          <w:bCs/>
+          <w:color w:val="000000" w:themeColor="text1"/>
+        </w:rPr>
+        <w:t xml:space="preserve"> </w:t>
+      </w:r>
+      <w:proofErr w:type="spellStart"/>
+      <w:r>
+        <w:rPr>
+          <w:rFonts w:ascii="Arial" w:hAnsi="Arial" w:cs="Arial"/>
+          <w:bCs/>
+          <w:color w:val="000000" w:themeColor="text1"/>
+        </w:rPr>
+        <w:t>principales</w:t>
+      </w:r>
+      <w:proofErr w:type="spellEnd"/>
+    </w:p>
+    <w:tbl>
+      <w:tblPr>
+        <w:tblW w:w="0" w:type="auto"/>
+        <w:tblCellSpacing w:w="15" w:type="dxa"/>
+        <w:tblCellMar>
+          <w:top w:w="15" w:type="dxa"/>
+          <w:left w:w="15" w:type="dxa"/>
+          <w:bottom w:w="15" w:type="dxa"/>
+          <w:right w:w="15" w:type="dxa"/>
+        </w:tblCellMar>
+        <w:tblLook w:val="04A0" w:firstRow="1" w:lastRow="0" w:firstColumn="1" w:lastColumn="0" w:noHBand="0" w:noVBand="1"/>
+      </w:tblPr>
+      <w:tblGrid>
+        <w:gridCol w:w="3004"/>
+        <w:gridCol w:w="6356"/>
+      </w:tblGrid>
+      <w:tr>
+        <w:trPr>
+          <w:tblCellSpacing w:w="15" w:type="dxa"/>
+        </w:trPr>
+        <w:tc>
+          <w:tcPr>
+            <w:tcW w:w="0" w:type="auto"/>
+            <w:vAlign w:val="center"/>
+            <w:hideMark/>
+          </w:tcPr>
+          <w:p>
+            <w:pPr>
+              <w:rPr>
+                <w:rFonts w:ascii="Arial" w:hAnsi="Arial" w:cs="Arial"/>
+                <w:bCs/>
+                <w:color w:val="000000" w:themeColor="text1"/>
+              </w:rPr>
+            </w:pPr>
+            <w:proofErr w:type="spellStart"/>
+            <w:r>
+              <w:rPr>
+                <w:rFonts w:ascii="Arial" w:hAnsi="Arial" w:cs="Arial"/>
+                <w:bCs/>
+                <w:color w:val="000000" w:themeColor="text1"/>
+              </w:rPr>
+              <w:t>Archivo</w:t>
+            </w:r>
+            <w:proofErr w:type="spellEnd"/>
+            <w:r>
+              <w:rPr>
+                <w:rFonts w:ascii="Arial" w:hAnsi="Arial" w:cs="Arial"/>
+                <w:bCs/>
+                <w:color w:val="000000" w:themeColor="text1"/>
+              </w:rPr>
+              <w:t xml:space="preserve"> o </w:t>
+            </w:r>
+            <w:proofErr w:type="spellStart"/>
+            <w:r>
+              <w:rPr>
+                <w:rFonts w:ascii="Arial" w:hAnsi="Arial" w:cs="Arial"/>
+                <w:bCs/>
+                <w:color w:val="000000" w:themeColor="text1"/>
+              </w:rPr>
+              <w:t>módulo</w:t>
+            </w:r>
+            <w:proofErr w:type="spellEnd"/>
+          </w:p>
+        </w:tc>
+        <w:tc>
+          <w:tcPr>
+            <w:tcW w:w="0" w:type="auto"/>
+            <w:vAlign w:val="center"/>
+            <w:hideMark/>
+          </w:tcPr>
+          <w:p>
+            <w:pPr>
+              <w:rPr>
+                <w:rFonts w:ascii="Arial" w:hAnsi="Arial" w:cs="Arial"/>
+                <w:bCs/>
+                <w:color w:val="000000" w:themeColor="text1"/>
+              </w:rPr>
+            </w:pPr>
+            <w:proofErr w:type="spellStart"/>
+            <w:r>
+              <w:rPr>
+                <w:rFonts w:ascii="Arial" w:hAnsi="Arial" w:cs="Arial"/>
+                <w:bCs/>
+                <w:color w:val="000000" w:themeColor="text1"/>
+              </w:rPr>
+              <w:t>Función</w:t>
+            </w:r>
+            <w:proofErr w:type="spellEnd"/>
+          </w:p>
+        </w:tc>
+      </w:tr>
+      <w:tr>
+        <w:trPr>
+          <w:tblCellSpacing w:w="15" w:type="dxa"/>
+        </w:trPr>
+        <w:tc>
+          <w:tcPr>
+            <w:tcW w:w="0" w:type="auto"/>
+            <w:vAlign w:val="center"/>
+            <w:hideMark/>
+          </w:tcPr>
+          <w:p>
+            <w:pPr>
+              <w:rPr>
+                <w:rFonts w:ascii="Arial" w:hAnsi="Arial" w:cs="Arial"/>
+                <w:bCs/>
+                <w:color w:val="000000" w:themeColor="text1"/>
+              </w:rPr>
+            </w:pPr>
+            <w:r>
+              <w:rPr>
+                <w:rFonts w:ascii="Arial" w:hAnsi="Arial" w:cs="Arial"/>
+                <w:bCs/>
+                <w:color w:val="000000" w:themeColor="text1"/>
+              </w:rPr>
+              <w:t>main.py</w:t>
+            </w:r>
+          </w:p>
+        </w:tc>
+        <w:tc>
+          <w:tcPr>
+            <w:tcW w:w="0" w:type="auto"/>
+            <w:vAlign w:val="center"/>
+            <w:hideMark/>
+          </w:tcPr>
+          <w:p>
+            <w:pPr>
+              <w:rPr>
+                <w:rFonts w:ascii="Arial" w:hAnsi="Arial" w:cs="Arial"/>
+                <w:bCs/>
+                <w:color w:val="000000" w:themeColor="text1"/>
+                <w:lang w:val="es-GT"/>
+              </w:rPr>
+            </w:pPr>
+            <w:r>
+              <w:rPr>
+                <w:rFonts w:ascii="Arial" w:hAnsi="Arial" w:cs="Arial"/>
+                <w:bCs/>
+                <w:color w:val="000000" w:themeColor="text1"/>
+                <w:lang w:val="es-GT"/>
+              </w:rPr>
+              <w:t>Punto de entrada de la aplicación.</w:t>
+            </w:r>
+          </w:p>
+        </w:tc>
+      </w:tr>
+      <w:tr>
+        <w:trPr>
+          <w:tblCellSpacing w:w="15" w:type="dxa"/>
+        </w:trPr>
+        <w:tc>
+          <w:tcPr>
+            <w:tcW w:w="0" w:type="auto"/>
+            <w:vAlign w:val="center"/>
+            <w:hideMark/>
+          </w:tcPr>
+          <w:p>
+            <w:pPr>
+              <w:rPr>
+                <w:rFonts w:ascii="Arial" w:hAnsi="Arial" w:cs="Arial"/>
+                <w:bCs/>
+                <w:color w:val="000000" w:themeColor="text1"/>
+              </w:rPr>
+            </w:pPr>
+            <w:r>
+              <w:rPr>
+                <w:rFonts w:ascii="Arial" w:hAnsi="Arial" w:cs="Arial"/>
+                <w:bCs/>
+                <w:color w:val="000000" w:themeColor="text1"/>
+              </w:rPr>
+              <w:t>automatas_finitos.py</w:t>
+            </w:r>
+          </w:p>
+        </w:tc>
+        <w:tc>
+          <w:tcPr>
+            <w:tcW w:w="0" w:type="auto"/>
+            <w:vAlign w:val="center"/>
+            <w:hideMark/>
+          </w:tcPr>
+          <w:p>
+            <w:pPr>
+              <w:rPr>
+                <w:rFonts w:ascii="Arial" w:hAnsi="Arial" w:cs="Arial"/>
+                <w:bCs/>
+                <w:color w:val="000000" w:themeColor="text1"/>
+                <w:lang w:val="es-GT"/>
+              </w:rPr>
+            </w:pPr>
+            <w:r>
+              <w:rPr>
+                <w:rFonts w:ascii="Arial" w:hAnsi="Arial" w:cs="Arial"/>
+                <w:bCs/>
+                <w:color w:val="000000" w:themeColor="text1"/>
+                <w:lang w:val="es-GT"/>
+              </w:rPr>
+              <w:t>Interfaz del sistema de autómatas finitos.</w:t>
+            </w:r>
+          </w:p>
+        </w:tc>
+      </w:tr>
+      <w:tr>
+        <w:trPr>
+          <w:tblCellSpacing w:w="15" w:type="dxa"/>
+        </w:trPr>
+        <w:tc>
+          <w:tcPr>
+            <w:tcW w:w="0" w:type="auto"/>
+            <w:vAlign w:val="center"/>
+            <w:hideMark/>
+          </w:tcPr>
+          <w:p>
+            <w:pPr>
+              <w:rPr>
+                <w:rFonts w:ascii="Arial" w:hAnsi="Arial" w:cs="Arial"/>
+                <w:bCs/>
+                <w:color w:val="000000" w:themeColor="text1"/>
+              </w:rPr>
+            </w:pPr>
+            <w:r>
+              <w:rPr>
+                <w:rFonts w:ascii="Arial" w:hAnsi="Arial" w:cs="Arial"/>
+                <w:bCs/>
+                <w:color w:val="000000" w:themeColor="text1"/>
+              </w:rPr>
+              <w:t>interfaz.py</w:t>
+            </w:r>
+          </w:p>
+        </w:tc>
+        <w:tc>
+          <w:tcPr>
+            <w:tcW w:w="0" w:type="auto"/>
+            <w:vAlign w:val="center"/>
+            <w:hideMark/>
+          </w:tcPr>
+          <w:p>
+            <w:pPr>
+              <w:rPr>
+                <w:rFonts w:ascii="Arial" w:hAnsi="Arial" w:cs="Arial"/>
+                <w:bCs/>
+                <w:color w:val="000000" w:themeColor="text1"/>
+                <w:lang w:val="es-GT"/>
+              </w:rPr>
+            </w:pPr>
+            <w:r>
+              <w:rPr>
+                <w:rFonts w:ascii="Arial" w:hAnsi="Arial" w:cs="Arial"/>
+                <w:bCs/>
+                <w:color w:val="000000" w:themeColor="text1"/>
+                <w:lang w:val="es-GT"/>
+              </w:rPr>
+              <w:t xml:space="preserve">Interfaz gráfica de </w:t>
+            </w:r>
+            <w:proofErr w:type="spellStart"/>
+            <w:r>
+              <w:rPr>
+                <w:rFonts w:ascii="Arial" w:hAnsi="Arial" w:cs="Arial"/>
+                <w:bCs/>
+                <w:color w:val="000000" w:themeColor="text1"/>
+                <w:lang w:val="es-GT"/>
+              </w:rPr>
+              <w:t>Regex</w:t>
+            </w:r>
+            <w:proofErr w:type="spellEnd"/>
+            <w:r>
+              <w:rPr>
+                <w:rFonts w:ascii="Arial" w:hAnsi="Arial" w:cs="Arial"/>
+                <w:bCs/>
+                <w:color w:val="000000" w:themeColor="text1"/>
+                <w:lang w:val="es-GT"/>
+              </w:rPr>
+              <w:t xml:space="preserve"> </w:t>
+            </w:r>
+            <w:proofErr w:type="spellStart"/>
+            <w:r>
+              <w:rPr>
+                <w:rFonts w:ascii="Arial" w:hAnsi="Arial" w:cs="Arial"/>
+                <w:bCs/>
+                <w:color w:val="000000" w:themeColor="text1"/>
+                <w:lang w:val="es-GT"/>
+              </w:rPr>
+              <w:t>Lab</w:t>
+            </w:r>
+            <w:proofErr w:type="spellEnd"/>
+            <w:r>
+              <w:rPr>
+                <w:rFonts w:ascii="Arial" w:hAnsi="Arial" w:cs="Arial"/>
+                <w:bCs/>
+                <w:color w:val="000000" w:themeColor="text1"/>
+                <w:lang w:val="es-GT"/>
+              </w:rPr>
+              <w:t>.</w:t>
+            </w:r>
+          </w:p>
+        </w:tc>
+      </w:tr>
+      <w:tr>
+        <w:trPr>
+          <w:tblCellSpacing w:w="15" w:type="dxa"/>
+        </w:trPr>
+        <w:tc>
+          <w:tcPr>
+            <w:tcW w:w="0" w:type="auto"/>
+            <w:vAlign w:val="center"/>
+            <w:hideMark/>
+          </w:tcPr>
+          <w:p>
+            <w:pPr>
+              <w:rPr>
+                <w:rFonts w:ascii="Arial" w:hAnsi="Arial" w:cs="Arial"/>
+                <w:bCs/>
+                <w:color w:val="000000" w:themeColor="text1"/>
+              </w:rPr>
+            </w:pPr>
+            <w:r>
+              <w:rPr>
+                <w:rFonts w:ascii="Arial" w:hAnsi="Arial" w:cs="Arial"/>
+                <w:bCs/>
+                <w:color w:val="000000" w:themeColor="text1"/>
+              </w:rPr>
+              <w:t>automatas.py</w:t>
+            </w:r>
+          </w:p>
+        </w:tc>
+        <w:tc>
+          <w:tcPr>
+            <w:tcW w:w="0" w:type="auto"/>
+            <w:vAlign w:val="center"/>
+            <w:hideMark/>
+          </w:tcPr>
+          <w:p>
+            <w:pPr>
+              <w:rPr>
+                <w:rFonts w:ascii="Arial" w:hAnsi="Arial" w:cs="Arial"/>
+                <w:bCs/>
+                <w:color w:val="000000" w:themeColor="text1"/>
+                <w:lang w:val="es-GT"/>
+              </w:rPr>
+            </w:pPr>
+            <w:r>
+              <w:rPr>
+                <w:rFonts w:ascii="Arial" w:hAnsi="Arial" w:cs="Arial"/>
+                <w:bCs/>
+                <w:color w:val="000000" w:themeColor="text1"/>
+                <w:lang w:val="es-GT"/>
+              </w:rPr>
+              <w:t>Estructuras y operaciones básicas de los autómatas, según la organización del proyecto.</w:t>
+            </w:r>
+          </w:p>
+        </w:tc>
+      </w:tr>
+      <w:tr>
+        <w:trPr>
+          <w:tblCellSpacing w:w="15" w:type="dxa"/>
+        </w:trPr>
+        <w:tc>
+          <w:tcPr>
+            <w:tcW w:w="0" w:type="auto"/>
+            <w:vAlign w:val="center"/>
+            <w:hideMark/>
+          </w:tcPr>
+          <w:p>
+            <w:pPr>
+              <w:rPr>
+                <w:rFonts w:ascii="Arial" w:hAnsi="Arial" w:cs="Arial"/>
+                <w:bCs/>
+                <w:color w:val="000000" w:themeColor="text1"/>
+              </w:rPr>
+            </w:pPr>
+            <w:r>
+              <w:rPr>
+                <w:rFonts w:ascii="Arial" w:hAnsi="Arial" w:cs="Arial"/>
+                <w:bCs/>
+                <w:color w:val="000000" w:themeColor="text1"/>
+              </w:rPr>
+              <w:lastRenderedPageBreak/>
+              <w:t>conversion.py</w:t>
+            </w:r>
+          </w:p>
+        </w:tc>
+        <w:tc>
+          <w:tcPr>
+            <w:tcW w:w="0" w:type="auto"/>
+            <w:vAlign w:val="center"/>
+            <w:hideMark/>
+          </w:tcPr>
+          <w:p>
+            <w:pPr>
+              <w:rPr>
+                <w:rFonts w:ascii="Arial" w:hAnsi="Arial" w:cs="Arial"/>
+                <w:bCs/>
+                <w:color w:val="000000" w:themeColor="text1"/>
+                <w:lang w:val="es-GT"/>
+              </w:rPr>
+            </w:pPr>
+            <w:r>
+              <w:rPr>
+                <w:rFonts w:ascii="Arial" w:hAnsi="Arial" w:cs="Arial"/>
+                <w:bCs/>
+                <w:color w:val="000000" w:themeColor="text1"/>
+                <w:lang w:val="es-GT"/>
+              </w:rPr>
+              <w:t>Operaciones de conversión de AFN a AFD.</w:t>
+            </w:r>
+          </w:p>
+        </w:tc>
+      </w:tr>
+      <w:tr>
+        <w:trPr>
+          <w:tblCellSpacing w:w="15" w:type="dxa"/>
+        </w:trPr>
+        <w:tc>
+          <w:tcPr>
+            <w:tcW w:w="0" w:type="auto"/>
+            <w:vAlign w:val="center"/>
+            <w:hideMark/>
+          </w:tcPr>
+          <w:p>
+            <w:pPr>
+              <w:rPr>
+                <w:rFonts w:ascii="Arial" w:hAnsi="Arial" w:cs="Arial"/>
+                <w:bCs/>
+                <w:color w:val="000000" w:themeColor="text1"/>
+              </w:rPr>
+            </w:pPr>
+            <w:r>
+              <w:rPr>
+                <w:rFonts w:ascii="Arial" w:hAnsi="Arial" w:cs="Arial"/>
+                <w:bCs/>
+                <w:color w:val="000000" w:themeColor="text1"/>
+              </w:rPr>
+              <w:t>minimizacion.py</w:t>
+            </w:r>
+          </w:p>
+        </w:tc>
+        <w:tc>
+          <w:tcPr>
+            <w:tcW w:w="0" w:type="auto"/>
+            <w:vAlign w:val="center"/>
+            <w:hideMark/>
+          </w:tcPr>
+          <w:p>
+            <w:pPr>
+              <w:rPr>
+                <w:rFonts w:ascii="Arial" w:hAnsi="Arial" w:cs="Arial"/>
+                <w:bCs/>
+                <w:color w:val="000000" w:themeColor="text1"/>
+                <w:lang w:val="es-GT"/>
+              </w:rPr>
+            </w:pPr>
+            <w:r>
+              <w:rPr>
+                <w:rFonts w:ascii="Arial" w:hAnsi="Arial" w:cs="Arial"/>
+                <w:bCs/>
+                <w:color w:val="000000" w:themeColor="text1"/>
+                <w:lang w:val="es-GT"/>
+              </w:rPr>
+              <w:t>Procedimientos de minimización de autómatas.</w:t>
+            </w:r>
+          </w:p>
+        </w:tc>
+      </w:tr>
+      <w:tr>
+        <w:trPr>
+          <w:tblCellSpacing w:w="15" w:type="dxa"/>
+        </w:trPr>
+        <w:tc>
+          <w:tcPr>
+            <w:tcW w:w="0" w:type="auto"/>
+            <w:vAlign w:val="center"/>
+            <w:hideMark/>
+          </w:tcPr>
+          <w:p>
+            <w:pPr>
+              <w:rPr>
+                <w:rFonts w:ascii="Arial" w:hAnsi="Arial" w:cs="Arial"/>
+                <w:bCs/>
+                <w:color w:val="000000" w:themeColor="text1"/>
+                <w:lang w:val="es-GT"/>
+              </w:rPr>
+            </w:pPr>
+            <w:r>
+              <w:rPr>
+                <w:rFonts w:ascii="Arial" w:hAnsi="Arial" w:cs="Arial"/>
+                <w:bCs/>
+                <w:color w:val="000000" w:themeColor="text1"/>
+                <w:lang w:val="es-GT"/>
+              </w:rPr>
+              <w:t>simulador.py y simulador_afd.py</w:t>
+            </w:r>
+          </w:p>
+        </w:tc>
+        <w:tc>
+          <w:tcPr>
+            <w:tcW w:w="0" w:type="auto"/>
+            <w:vAlign w:val="center"/>
+            <w:hideMark/>
+          </w:tcPr>
+          <w:p>
+            <w:pPr>
+              <w:rPr>
+                <w:rFonts w:ascii="Arial" w:hAnsi="Arial" w:cs="Arial"/>
+                <w:bCs/>
+                <w:color w:val="000000" w:themeColor="text1"/>
+                <w:lang w:val="es-GT"/>
+              </w:rPr>
+            </w:pPr>
+            <w:r>
+              <w:rPr>
+                <w:rFonts w:ascii="Arial" w:hAnsi="Arial" w:cs="Arial"/>
+                <w:bCs/>
+                <w:color w:val="000000" w:themeColor="text1"/>
+                <w:lang w:val="es-GT"/>
+              </w:rPr>
+              <w:t>Simulación de autómatas, según el tipo implementado.</w:t>
+            </w:r>
+          </w:p>
+        </w:tc>
+      </w:tr>
+      <w:tr>
+        <w:trPr>
+          <w:tblCellSpacing w:w="15" w:type="dxa"/>
+        </w:trPr>
+        <w:tc>
+          <w:tcPr>
+            <w:tcW w:w="0" w:type="auto"/>
+            <w:vAlign w:val="center"/>
+            <w:hideMark/>
+          </w:tcPr>
+          <w:p>
+            <w:pPr>
+              <w:rPr>
+                <w:rFonts w:ascii="Arial" w:hAnsi="Arial" w:cs="Arial"/>
+                <w:bCs/>
+                <w:color w:val="000000" w:themeColor="text1"/>
+              </w:rPr>
+            </w:pPr>
+            <w:r>
+              <w:rPr>
+                <w:rFonts w:ascii="Arial" w:hAnsi="Arial" w:cs="Arial"/>
+                <w:bCs/>
+                <w:color w:val="000000" w:themeColor="text1"/>
+              </w:rPr>
+              <w:t>regex_engine.py</w:t>
+            </w:r>
+          </w:p>
+        </w:tc>
+        <w:tc>
+          <w:tcPr>
+            <w:tcW w:w="0" w:type="auto"/>
+            <w:vAlign w:val="center"/>
+            <w:hideMark/>
+          </w:tcPr>
+          <w:p>
+            <w:pPr>
+              <w:rPr>
+                <w:rFonts w:ascii="Arial" w:hAnsi="Arial" w:cs="Arial"/>
+                <w:bCs/>
+                <w:color w:val="000000" w:themeColor="text1"/>
+                <w:lang w:val="es-GT"/>
+              </w:rPr>
+            </w:pPr>
+            <w:r>
+              <w:rPr>
+                <w:rFonts w:ascii="Arial" w:hAnsi="Arial" w:cs="Arial"/>
+                <w:bCs/>
+                <w:color w:val="000000" w:themeColor="text1"/>
+                <w:lang w:val="es-GT"/>
+              </w:rPr>
+              <w:t>Validación y búsqueda de patrones mediante expresiones regulares.</w:t>
+            </w:r>
+          </w:p>
+        </w:tc>
+      </w:tr>
+      <w:tr>
+        <w:trPr>
+          <w:tblCellSpacing w:w="15" w:type="dxa"/>
+        </w:trPr>
+        <w:tc>
+          <w:tcPr>
+            <w:tcW w:w="0" w:type="auto"/>
+            <w:vAlign w:val="center"/>
+            <w:hideMark/>
+          </w:tcPr>
+          <w:p>
+            <w:pPr>
+              <w:rPr>
+                <w:rFonts w:ascii="Arial" w:hAnsi="Arial" w:cs="Arial"/>
+                <w:bCs/>
+                <w:color w:val="000000" w:themeColor="text1"/>
+              </w:rPr>
+            </w:pPr>
+            <w:r>
+              <w:rPr>
+                <w:rFonts w:ascii="Arial" w:hAnsi="Arial" w:cs="Arial"/>
+                <w:bCs/>
+                <w:color w:val="000000" w:themeColor="text1"/>
+              </w:rPr>
+              <w:t>database.py</w:t>
+            </w:r>
+          </w:p>
+        </w:tc>
+        <w:tc>
+          <w:tcPr>
+            <w:tcW w:w="0" w:type="auto"/>
+            <w:vAlign w:val="center"/>
+            <w:hideMark/>
+          </w:tcPr>
+          <w:p>
+            <w:pPr>
+              <w:rPr>
+                <w:rFonts w:ascii="Arial" w:hAnsi="Arial" w:cs="Arial"/>
+                <w:bCs/>
+                <w:color w:val="000000" w:themeColor="text1"/>
+                <w:lang w:val="es-GT"/>
+              </w:rPr>
+            </w:pPr>
+            <w:r>
+              <w:rPr>
+                <w:rFonts w:ascii="Arial" w:hAnsi="Arial" w:cs="Arial"/>
+                <w:bCs/>
+                <w:color w:val="000000" w:themeColor="text1"/>
+                <w:lang w:val="es-GT"/>
+              </w:rPr>
+              <w:t>Inicialización y consultas de la base de datos de registros.</w:t>
+            </w:r>
+          </w:p>
+        </w:tc>
+      </w:tr>
+      <w:tr>
+        <w:trPr>
+          <w:tblCellSpacing w:w="15" w:type="dxa"/>
+        </w:trPr>
+        <w:tc>
+          <w:tcPr>
+            <w:tcW w:w="0" w:type="auto"/>
+            <w:vAlign w:val="center"/>
+            <w:hideMark/>
+          </w:tcPr>
+          <w:p>
+            <w:pPr>
+              <w:rPr>
+                <w:rFonts w:ascii="Arial" w:hAnsi="Arial" w:cs="Arial"/>
+                <w:bCs/>
+                <w:color w:val="000000" w:themeColor="text1"/>
+              </w:rPr>
+            </w:pPr>
+            <w:r>
+              <w:rPr>
+                <w:rFonts w:ascii="Arial" w:hAnsi="Arial" w:cs="Arial"/>
+                <w:bCs/>
+                <w:color w:val="000000" w:themeColor="text1"/>
+              </w:rPr>
+              <w:t>log_manager.py</w:t>
+            </w:r>
+          </w:p>
+        </w:tc>
+        <w:tc>
+          <w:tcPr>
+            <w:tcW w:w="0" w:type="auto"/>
+            <w:vAlign w:val="center"/>
+            <w:hideMark/>
+          </w:tcPr>
+          <w:p>
+            <w:pPr>
+              <w:rPr>
+                <w:rFonts w:ascii="Arial" w:hAnsi="Arial" w:cs="Arial"/>
+                <w:bCs/>
+                <w:color w:val="000000" w:themeColor="text1"/>
+                <w:lang w:val="es-GT"/>
+              </w:rPr>
+            </w:pPr>
+            <w:r>
+              <w:rPr>
+                <w:rFonts w:ascii="Arial" w:hAnsi="Arial" w:cs="Arial"/>
+                <w:bCs/>
+                <w:color w:val="000000" w:themeColor="text1"/>
+                <w:lang w:val="es-GT"/>
+              </w:rPr>
+              <w:t>Administración y exportación de registros.</w:t>
+            </w:r>
+          </w:p>
+        </w:tc>
+      </w:tr>
+      <w:tr>
+        <w:trPr>
+          <w:tblCellSpacing w:w="15" w:type="dxa"/>
+        </w:trPr>
+        <w:tc>
+          <w:tcPr>
+            <w:tcW w:w="0" w:type="auto"/>
+            <w:vAlign w:val="center"/>
+            <w:hideMark/>
+          </w:tcPr>
+          <w:p>
+            <w:pPr>
+              <w:rPr>
+                <w:rFonts w:ascii="Arial" w:hAnsi="Arial" w:cs="Arial"/>
+                <w:bCs/>
+                <w:color w:val="000000" w:themeColor="text1"/>
+              </w:rPr>
+            </w:pPr>
+            <w:r>
+              <w:rPr>
+                <w:rFonts w:ascii="Arial" w:hAnsi="Arial" w:cs="Arial"/>
+                <w:bCs/>
+                <w:color w:val="000000" w:themeColor="text1"/>
+              </w:rPr>
+              <w:t>requirements.txt</w:t>
+            </w:r>
+          </w:p>
+        </w:tc>
+        <w:tc>
+          <w:tcPr>
+            <w:tcW w:w="0" w:type="auto"/>
+            <w:vAlign w:val="center"/>
+            <w:hideMark/>
+          </w:tcPr>
+          <w:p>
+            <w:pPr>
+              <w:rPr>
+                <w:rFonts w:ascii="Arial" w:hAnsi="Arial" w:cs="Arial"/>
+                <w:bCs/>
+                <w:color w:val="000000" w:themeColor="text1"/>
+                <w:lang w:val="es-GT"/>
+              </w:rPr>
+            </w:pPr>
+            <w:r>
+              <w:rPr>
+                <w:rFonts w:ascii="Arial" w:hAnsi="Arial" w:cs="Arial"/>
+                <w:bCs/>
+                <w:color w:val="000000" w:themeColor="text1"/>
+                <w:lang w:val="es-GT"/>
+              </w:rPr>
+              <w:t>Dependencias necesarias para ejecutar el proyecto.</w:t>
+            </w:r>
+          </w:p>
+        </w:tc>
+      </w:tr>
+    </w:tbl>
+    <w:p>
+      <w:pPr>
+        <w:rPr>
+          <w:rFonts w:ascii="Arial" w:hAnsi="Arial" w:cs="Arial"/>
+          <w:bCs/>
+          <w:i/>
+          <w:iCs/>
+          <w:color w:val="000000" w:themeColor="text1"/>
+          <w:lang w:val="es-GT"/>
+        </w:rPr>
+      </w:pPr>
+    </w:p>
+    <w:p>
+      <w:pPr>
+        <w:rPr>
+          <w:rFonts w:ascii="Arial" w:hAnsi="Arial" w:cs="Arial"/>
+          <w:bCs/>
+          <w:color w:val="000000" w:themeColor="text1"/>
+          <w:lang w:val="es-GT"/>
+        </w:rPr>
+      </w:pPr>
+      <w:r>
+        <w:rPr>
+          <w:rFonts w:ascii="Arial" w:hAnsi="Arial" w:cs="Arial"/>
+          <w:bCs/>
+          <w:color w:val="000000" w:themeColor="text1"/>
+          <w:lang w:val="es-GT"/>
+        </w:rPr>
+        <w:t>4. Algoritmos utilizados</w:t>
+      </w:r>
+    </w:p>
+    <w:p>
+      <w:pPr>
+        <w:rPr>
+          <w:rFonts w:ascii="Arial" w:hAnsi="Arial" w:cs="Arial"/>
+          <w:bCs/>
+          <w:color w:val="000000" w:themeColor="text1"/>
+          <w:lang w:val="es-GT"/>
+        </w:rPr>
+      </w:pPr>
+      <w:r>
+        <w:rPr>
+          <w:rFonts w:ascii="Arial" w:hAnsi="Arial" w:cs="Arial"/>
+          <w:bCs/>
+          <w:color w:val="000000" w:themeColor="text1"/>
+          <w:lang w:val="es-GT"/>
+        </w:rPr>
+        <w:t>4.1. Simulación de autómatas finitos</w:t>
+      </w:r>
+    </w:p>
+    <w:p>
+      <w:pPr>
+        <w:rPr>
+          <w:rFonts w:ascii="Arial" w:hAnsi="Arial" w:cs="Arial"/>
+          <w:bCs/>
+          <w:color w:val="000000" w:themeColor="text1"/>
+          <w:lang w:val="es-GT"/>
+        </w:rPr>
+      </w:pPr>
+      <w:r>
+        <w:rPr>
+          <w:rFonts w:ascii="Arial" w:hAnsi="Arial" w:cs="Arial"/>
+          <w:bCs/>
+          <w:color w:val="000000" w:themeColor="text1"/>
+          <w:lang w:val="es-GT"/>
+        </w:rPr>
+        <w:t>El simulador recibe una cadena y procesa sus símbolos de acuerdo con las transiciones definidas en el autómata.</w:t>
+      </w:r>
+    </w:p>
+    <w:p>
+      <w:pPr>
+        <w:rPr>
+          <w:rFonts w:ascii="Arial" w:hAnsi="Arial" w:cs="Arial"/>
+          <w:bCs/>
+          <w:color w:val="000000" w:themeColor="text1"/>
+        </w:rPr>
+      </w:pPr>
+      <w:proofErr w:type="spellStart"/>
+      <w:r>
+        <w:rPr>
+          <w:rFonts w:ascii="Arial" w:hAnsi="Arial" w:cs="Arial"/>
+          <w:bCs/>
+          <w:color w:val="000000" w:themeColor="text1"/>
+        </w:rPr>
+        <w:t>Procedimiento</w:t>
+      </w:r>
+      <w:proofErr w:type="spellEnd"/>
+      <w:r>
+        <w:rPr>
+          <w:rFonts w:ascii="Arial" w:hAnsi="Arial" w:cs="Arial"/>
+          <w:bCs/>
+          <w:color w:val="000000" w:themeColor="text1"/>
+        </w:rPr>
+        <w:t xml:space="preserve"> general:</w:t>
+      </w:r>
+    </w:p>
+    <w:p>
+      <w:pPr>
+        <w:numPr>
+          <w:ilvl w:val="0"/>
+          <w:numId w:val="5"/>
+        </w:numPr>
+        <w:rPr>
+          <w:rFonts w:ascii="Arial" w:hAnsi="Arial" w:cs="Arial"/>
+          <w:bCs/>
+          <w:color w:val="000000" w:themeColor="text1"/>
+        </w:rPr>
+      </w:pPr>
+      <w:proofErr w:type="spellStart"/>
+      <w:r>
+        <w:rPr>
+          <w:rFonts w:ascii="Arial" w:hAnsi="Arial" w:cs="Arial"/>
+          <w:bCs/>
+          <w:color w:val="000000" w:themeColor="text1"/>
+        </w:rPr>
+        <w:t>Identificar</w:t>
+      </w:r>
+      <w:proofErr w:type="spellEnd"/>
+      <w:r>
+        <w:rPr>
+          <w:rFonts w:ascii="Arial" w:hAnsi="Arial" w:cs="Arial"/>
+          <w:bCs/>
+          <w:color w:val="000000" w:themeColor="text1"/>
+        </w:rPr>
+        <w:t xml:space="preserve"> el </w:t>
+      </w:r>
+      <w:proofErr w:type="spellStart"/>
+      <w:r>
+        <w:rPr>
+          <w:rFonts w:ascii="Arial" w:hAnsi="Arial" w:cs="Arial"/>
+          <w:bCs/>
+          <w:color w:val="000000" w:themeColor="text1"/>
+        </w:rPr>
+        <w:t>estado</w:t>
+      </w:r>
+      <w:proofErr w:type="spellEnd"/>
+      <w:r>
+        <w:rPr>
+          <w:rFonts w:ascii="Arial" w:hAnsi="Arial" w:cs="Arial"/>
+          <w:bCs/>
+          <w:color w:val="000000" w:themeColor="text1"/>
+        </w:rPr>
+        <w:t xml:space="preserve"> </w:t>
+      </w:r>
+      <w:proofErr w:type="spellStart"/>
+      <w:r>
+        <w:rPr>
+          <w:rFonts w:ascii="Arial" w:hAnsi="Arial" w:cs="Arial"/>
+          <w:bCs/>
+          <w:color w:val="000000" w:themeColor="text1"/>
+        </w:rPr>
+        <w:t>inicial</w:t>
+      </w:r>
+      <w:proofErr w:type="spellEnd"/>
+      <w:r>
+        <w:rPr>
+          <w:rFonts w:ascii="Arial" w:hAnsi="Arial" w:cs="Arial"/>
+          <w:bCs/>
+          <w:color w:val="000000" w:themeColor="text1"/>
+        </w:rPr>
+        <w:t>.</w:t>
+      </w:r>
+    </w:p>
+    <w:p>
+      <w:pPr>
+        <w:numPr>
+          <w:ilvl w:val="0"/>
+          <w:numId w:val="5"/>
+        </w:numPr>
+        <w:rPr>
+          <w:rFonts w:ascii="Arial" w:hAnsi="Arial" w:cs="Arial"/>
+          <w:bCs/>
+          <w:color w:val="000000" w:themeColor="text1"/>
+          <w:lang w:val="es-GT"/>
+        </w:rPr>
+      </w:pPr>
+      <w:r>
+        <w:rPr>
+          <w:rFonts w:ascii="Arial" w:hAnsi="Arial" w:cs="Arial"/>
+          <w:bCs/>
+          <w:color w:val="000000" w:themeColor="text1"/>
+          <w:lang w:val="es-GT"/>
+        </w:rPr>
+        <w:t>Leer la cadena de entrada.</w:t>
+      </w:r>
+    </w:p>
+    <w:p>
+      <w:pPr>
+        <w:numPr>
+          <w:ilvl w:val="0"/>
+          <w:numId w:val="5"/>
+        </w:numPr>
+        <w:rPr>
+          <w:rFonts w:ascii="Arial" w:hAnsi="Arial" w:cs="Arial"/>
+          <w:bCs/>
+          <w:color w:val="000000" w:themeColor="text1"/>
+          <w:lang w:val="es-GT"/>
+        </w:rPr>
+      </w:pPr>
+      <w:r>
+        <w:rPr>
+          <w:rFonts w:ascii="Arial" w:hAnsi="Arial" w:cs="Arial"/>
+          <w:bCs/>
+          <w:color w:val="000000" w:themeColor="text1"/>
+          <w:lang w:val="es-GT"/>
+        </w:rPr>
+        <w:t>Procesar cada símbolo según las transiciones disponibles.</w:t>
+      </w:r>
+    </w:p>
+    <w:p>
+      <w:pPr>
+        <w:numPr>
+          <w:ilvl w:val="0"/>
+          <w:numId w:val="5"/>
+        </w:numPr>
+        <w:rPr>
+          <w:rFonts w:ascii="Arial" w:hAnsi="Arial" w:cs="Arial"/>
+          <w:bCs/>
+          <w:color w:val="000000" w:themeColor="text1"/>
+          <w:lang w:val="es-GT"/>
+        </w:rPr>
+      </w:pPr>
+      <w:r>
+        <w:rPr>
+          <w:rFonts w:ascii="Arial" w:hAnsi="Arial" w:cs="Arial"/>
+          <w:bCs/>
+          <w:color w:val="000000" w:themeColor="text1"/>
+          <w:lang w:val="es-GT"/>
+        </w:rPr>
+        <w:t>Determinar el estado o conjunto de estados alcanzables.</w:t>
+      </w:r>
+    </w:p>
+    <w:p>
+      <w:pPr>
+        <w:numPr>
+          <w:ilvl w:val="0"/>
+          <w:numId w:val="5"/>
+        </w:numPr>
+        <w:rPr>
+          <w:rFonts w:ascii="Arial" w:hAnsi="Arial" w:cs="Arial"/>
+          <w:bCs/>
+          <w:color w:val="000000" w:themeColor="text1"/>
+          <w:lang w:val="es-GT"/>
+        </w:rPr>
+      </w:pPr>
+      <w:r>
+        <w:rPr>
+          <w:rFonts w:ascii="Arial" w:hAnsi="Arial" w:cs="Arial"/>
+          <w:bCs/>
+          <w:color w:val="000000" w:themeColor="text1"/>
+          <w:lang w:val="es-GT"/>
+        </w:rPr>
+        <w:t>Comprobar si el resultado cumple las condiciones de aceptación.</w:t>
+      </w:r>
+    </w:p>
+    <w:p>
+      <w:pPr>
+        <w:numPr>
+          <w:ilvl w:val="0"/>
+          <w:numId w:val="5"/>
+        </w:numPr>
+        <w:rPr>
+          <w:rFonts w:ascii="Arial" w:hAnsi="Arial" w:cs="Arial"/>
+          <w:bCs/>
+          <w:color w:val="000000" w:themeColor="text1"/>
+          <w:lang w:val="es-GT"/>
+        </w:rPr>
+      </w:pPr>
+      <w:r>
+        <w:rPr>
+          <w:rFonts w:ascii="Arial" w:hAnsi="Arial" w:cs="Arial"/>
+          <w:bCs/>
+          <w:color w:val="000000" w:themeColor="text1"/>
+          <w:lang w:val="es-GT"/>
+        </w:rPr>
+        <w:t>Mostrar si la cadena es aceptada o rechazada.</w:t>
+      </w:r>
+    </w:p>
+    <w:p>
+      <w:pPr>
+        <w:rPr>
+          <w:rFonts w:ascii="Arial" w:hAnsi="Arial" w:cs="Arial"/>
+          <w:bCs/>
+          <w:color w:val="000000" w:themeColor="text1"/>
+          <w:lang w:val="es-GT"/>
+        </w:rPr>
+      </w:pPr>
+      <w:r>
+        <w:rPr>
+          <w:rFonts w:ascii="Arial" w:hAnsi="Arial" w:cs="Arial"/>
+          <w:bCs/>
+          <w:color w:val="000000" w:themeColor="text1"/>
+          <w:lang w:val="es-GT"/>
+        </w:rPr>
+        <w:t>En un AFD, cada estado tiene como máximo una transición definida para cada símbolo del alfabeto. En un AFN, un símbolo puede conducir a varios estados posibles.</w:t>
+      </w:r>
+    </w:p>
+    <w:p>
+      <w:pPr>
+        <w:rPr>
+          <w:rFonts w:ascii="Arial" w:hAnsi="Arial" w:cs="Arial"/>
+          <w:bCs/>
+          <w:color w:val="000000" w:themeColor="text1"/>
+          <w:lang w:val="es-GT"/>
+        </w:rPr>
+      </w:pPr>
+      <w:r>
+        <w:rPr>
+          <w:rFonts w:ascii="Arial" w:hAnsi="Arial" w:cs="Arial"/>
+          <w:bCs/>
+          <w:color w:val="000000" w:themeColor="text1"/>
+          <w:lang w:val="es-GT"/>
+        </w:rPr>
+        <w:t>4.2. Conversión de AFN a AFD</w:t>
+      </w:r>
+    </w:p>
+    <w:p>
+      <w:pPr>
+        <w:rPr>
+          <w:rFonts w:ascii="Arial" w:hAnsi="Arial" w:cs="Arial"/>
+          <w:bCs/>
+          <w:color w:val="000000" w:themeColor="text1"/>
+          <w:lang w:val="es-GT"/>
+        </w:rPr>
+      </w:pPr>
+      <w:r>
+        <w:rPr>
+          <w:rFonts w:ascii="Arial" w:hAnsi="Arial" w:cs="Arial"/>
+          <w:bCs/>
+          <w:color w:val="000000" w:themeColor="text1"/>
+          <w:lang w:val="es-GT"/>
+        </w:rPr>
+        <w:t>La conversión permite construir un autómata determinista equivalente a uno no determinista.</w:t>
+      </w:r>
+    </w:p>
+    <w:p>
+      <w:pPr>
+        <w:rPr>
+          <w:rFonts w:ascii="Arial" w:hAnsi="Arial" w:cs="Arial"/>
+          <w:bCs/>
+          <w:color w:val="000000" w:themeColor="text1"/>
+          <w:lang w:val="es-GT"/>
+        </w:rPr>
+      </w:pPr>
+      <w:r>
+        <w:rPr>
+          <w:rFonts w:ascii="Arial" w:hAnsi="Arial" w:cs="Arial"/>
+          <w:bCs/>
+          <w:color w:val="000000" w:themeColor="text1"/>
+          <w:lang w:val="es-GT"/>
+        </w:rPr>
+        <w:t>El procedimiento habitual, conocido como construcción por subconjuntos, consiste en:</w:t>
+      </w:r>
+    </w:p>
+    <w:p>
+      <w:pPr>
+        <w:numPr>
+          <w:ilvl w:val="0"/>
+          <w:numId w:val="6"/>
+        </w:numPr>
+        <w:rPr>
+          <w:rFonts w:ascii="Arial" w:hAnsi="Arial" w:cs="Arial"/>
+          <w:bCs/>
+          <w:color w:val="000000" w:themeColor="text1"/>
+          <w:lang w:val="es-GT"/>
+        </w:rPr>
+      </w:pPr>
+      <w:r>
+        <w:rPr>
+          <w:rFonts w:ascii="Arial" w:hAnsi="Arial" w:cs="Arial"/>
+          <w:bCs/>
+          <w:color w:val="000000" w:themeColor="text1"/>
+          <w:lang w:val="es-GT"/>
+        </w:rPr>
+        <w:t>Tomar el estado inicial del AFN, considerando los cierres-</w:t>
+      </w:r>
+      <w:r>
+        <w:rPr>
+          <w:rFonts w:ascii="Arial" w:hAnsi="Arial" w:cs="Arial"/>
+          <w:bCs/>
+          <w:color w:val="000000" w:themeColor="text1"/>
+        </w:rPr>
+        <w:t>ε</w:t>
+      </w:r>
+      <w:r>
+        <w:rPr>
+          <w:rFonts w:ascii="Arial" w:hAnsi="Arial" w:cs="Arial"/>
+          <w:bCs/>
+          <w:color w:val="000000" w:themeColor="text1"/>
+          <w:lang w:val="es-GT"/>
+        </w:rPr>
+        <w:t xml:space="preserve"> cuando existan.</w:t>
+      </w:r>
+    </w:p>
+    <w:p>
+      <w:pPr>
+        <w:numPr>
+          <w:ilvl w:val="0"/>
+          <w:numId w:val="6"/>
+        </w:numPr>
+        <w:rPr>
+          <w:rFonts w:ascii="Arial" w:hAnsi="Arial" w:cs="Arial"/>
+          <w:bCs/>
+          <w:color w:val="000000" w:themeColor="text1"/>
+          <w:lang w:val="es-GT"/>
+        </w:rPr>
+      </w:pPr>
+      <w:r>
+        <w:rPr>
+          <w:rFonts w:ascii="Arial" w:hAnsi="Arial" w:cs="Arial"/>
+          <w:bCs/>
+          <w:color w:val="000000" w:themeColor="text1"/>
+          <w:lang w:val="es-GT"/>
+        </w:rPr>
+        <w:lastRenderedPageBreak/>
+        <w:t>Representar cada conjunto de estados del AFN como un estado del AFD.</w:t>
+      </w:r>
+    </w:p>
+    <w:p>
+      <w:pPr>
+        <w:numPr>
+          <w:ilvl w:val="0"/>
+          <w:numId w:val="6"/>
+        </w:numPr>
+        <w:rPr>
+          <w:rFonts w:ascii="Arial" w:hAnsi="Arial" w:cs="Arial"/>
+          <w:bCs/>
+          <w:color w:val="000000" w:themeColor="text1"/>
+          <w:lang w:val="es-GT"/>
+        </w:rPr>
+      </w:pPr>
+      <w:r>
+        <w:rPr>
+          <w:rFonts w:ascii="Arial" w:hAnsi="Arial" w:cs="Arial"/>
+          <w:bCs/>
+          <w:color w:val="000000" w:themeColor="text1"/>
+          <w:lang w:val="es-GT"/>
+        </w:rPr>
+        <w:t>Calcular los estados alcanzables para cada símbolo del alfabeto.</w:t>
+      </w:r>
+    </w:p>
+    <w:p>
+      <w:pPr>
+        <w:numPr>
+          <w:ilvl w:val="0"/>
+          <w:numId w:val="6"/>
+        </w:numPr>
+        <w:rPr>
+          <w:rFonts w:ascii="Arial" w:hAnsi="Arial" w:cs="Arial"/>
+          <w:bCs/>
+          <w:color w:val="000000" w:themeColor="text1"/>
+          <w:lang w:val="es-GT"/>
+        </w:rPr>
+      </w:pPr>
+      <w:r>
+        <w:rPr>
+          <w:rFonts w:ascii="Arial" w:hAnsi="Arial" w:cs="Arial"/>
+          <w:bCs/>
+          <w:color w:val="000000" w:themeColor="text1"/>
+          <w:lang w:val="es-GT"/>
+        </w:rPr>
+        <w:t>Incorporar los nuevos conjuntos de estados encontrados.</w:t>
+      </w:r>
+    </w:p>
+    <w:p>
+      <w:pPr>
+        <w:numPr>
+          <w:ilvl w:val="0"/>
+          <w:numId w:val="6"/>
+        </w:numPr>
+        <w:rPr>
+          <w:rFonts w:ascii="Arial" w:hAnsi="Arial" w:cs="Arial"/>
+          <w:bCs/>
+          <w:color w:val="000000" w:themeColor="text1"/>
+          <w:lang w:val="es-GT"/>
+        </w:rPr>
+      </w:pPr>
+      <w:r>
+        <w:rPr>
+          <w:rFonts w:ascii="Arial" w:hAnsi="Arial" w:cs="Arial"/>
+          <w:bCs/>
+          <w:color w:val="000000" w:themeColor="text1"/>
+          <w:lang w:val="es-GT"/>
+        </w:rPr>
+        <w:t>Repetir el proceso hasta que no existan nuevos conjuntos por procesar.</w:t>
+      </w:r>
+    </w:p>
+    <w:p>
+      <w:pPr>
+        <w:numPr>
+          <w:ilvl w:val="0"/>
+          <w:numId w:val="6"/>
+        </w:numPr>
+        <w:rPr>
+          <w:rFonts w:ascii="Arial" w:hAnsi="Arial" w:cs="Arial"/>
+          <w:bCs/>
+          <w:color w:val="000000" w:themeColor="text1"/>
+          <w:lang w:val="es-GT"/>
+        </w:rPr>
+      </w:pPr>
+      <w:r>
+        <w:rPr>
+          <w:rFonts w:ascii="Arial" w:hAnsi="Arial" w:cs="Arial"/>
+          <w:bCs/>
+          <w:color w:val="000000" w:themeColor="text1"/>
+          <w:lang w:val="es-GT"/>
+        </w:rPr>
+        <w:t>Identificar los estados finales del AFD a partir de los conjuntos que contengan estados finales del AFN.</w:t>
+      </w:r>
+    </w:p>
+    <w:p>
+      <w:pPr>
+        <w:rPr>
+          <w:rFonts w:ascii="Arial" w:hAnsi="Arial" w:cs="Arial"/>
+          <w:bCs/>
+          <w:color w:val="000000" w:themeColor="text1"/>
+          <w:lang w:val="es-GT"/>
+        </w:rPr>
+      </w:pPr>
+      <w:r>
+        <w:rPr>
+          <w:rFonts w:ascii="Arial" w:hAnsi="Arial" w:cs="Arial"/>
+          <w:bCs/>
+          <w:color w:val="000000" w:themeColor="text1"/>
+          <w:lang w:val="es-GT"/>
+        </w:rPr>
+        <w:t>El resultado es un autómata determinista que reconoce el mismo lenguaje que el AFN original.</w:t>
+      </w:r>
+    </w:p>
+    <w:p>
+      <w:pPr>
+        <w:rPr>
+          <w:rFonts w:ascii="Arial" w:hAnsi="Arial" w:cs="Arial"/>
+          <w:bCs/>
+          <w:color w:val="000000" w:themeColor="text1"/>
+          <w:lang w:val="es-GT"/>
+        </w:rPr>
+      </w:pPr>
+      <w:r>
+        <w:rPr>
+          <w:rFonts w:ascii="Arial" w:hAnsi="Arial" w:cs="Arial"/>
+          <w:bCs/>
+          <w:color w:val="000000" w:themeColor="text1"/>
+          <w:lang w:val="es-GT"/>
+        </w:rPr>
+        <w:t>4.3. Minimización de autómatas</w:t>
+      </w:r>
+    </w:p>
+    <w:p>
+      <w:pPr>
+        <w:rPr>
+          <w:rFonts w:ascii="Arial" w:hAnsi="Arial" w:cs="Arial"/>
+          <w:bCs/>
+          <w:color w:val="000000" w:themeColor="text1"/>
+          <w:lang w:val="es-GT"/>
+        </w:rPr>
+      </w:pPr>
+      <w:r>
+        <w:rPr>
+          <w:rFonts w:ascii="Arial" w:hAnsi="Arial" w:cs="Arial"/>
+          <w:bCs/>
+          <w:color w:val="000000" w:themeColor="text1"/>
+          <w:lang w:val="es-GT"/>
+        </w:rPr>
+        <w:t>La minimización busca obtener un AFD equivalente con el menor número posible de estados, manteniendo el lenguaje reconocido.</w:t>
+      </w:r>
+    </w:p>
+    <w:p>
+      <w:pPr>
+        <w:rPr>
+          <w:rFonts w:ascii="Arial" w:hAnsi="Arial" w:cs="Arial"/>
+          <w:bCs/>
+          <w:color w:val="000000" w:themeColor="text1"/>
+        </w:rPr>
+      </w:pPr>
+      <w:r>
+        <w:rPr>
+          <w:rFonts w:ascii="Arial" w:hAnsi="Arial" w:cs="Arial"/>
+          <w:bCs/>
+          <w:color w:val="000000" w:themeColor="text1"/>
+        </w:rPr>
+        <w:t xml:space="preserve">El </w:t>
+      </w:r>
+      <w:proofErr w:type="spellStart"/>
+      <w:r>
+        <w:rPr>
+          <w:rFonts w:ascii="Arial" w:hAnsi="Arial" w:cs="Arial"/>
+          <w:bCs/>
+          <w:color w:val="000000" w:themeColor="text1"/>
+        </w:rPr>
+        <w:t>procedimiento</w:t>
+      </w:r>
+      <w:proofErr w:type="spellEnd"/>
+      <w:r>
+        <w:rPr>
+          <w:rFonts w:ascii="Arial" w:hAnsi="Arial" w:cs="Arial"/>
+          <w:bCs/>
+          <w:color w:val="000000" w:themeColor="text1"/>
+        </w:rPr>
+        <w:t xml:space="preserve"> general </w:t>
+      </w:r>
+      <w:proofErr w:type="spellStart"/>
+      <w:r>
+        <w:rPr>
+          <w:rFonts w:ascii="Arial" w:hAnsi="Arial" w:cs="Arial"/>
+          <w:bCs/>
+          <w:color w:val="000000" w:themeColor="text1"/>
+        </w:rPr>
+        <w:t>incluye</w:t>
+      </w:r>
+      <w:proofErr w:type="spellEnd"/>
+      <w:r>
+        <w:rPr>
+          <w:rFonts w:ascii="Arial" w:hAnsi="Arial" w:cs="Arial"/>
+          <w:bCs/>
+          <w:color w:val="000000" w:themeColor="text1"/>
+        </w:rPr>
+        <w:t>:</w:t>
+      </w:r>
+    </w:p>
+    <w:p>
+      <w:pPr>
+        <w:numPr>
+          <w:ilvl w:val="0"/>
+          <w:numId w:val="7"/>
+        </w:numPr>
+        <w:rPr>
+          <w:rFonts w:ascii="Arial" w:hAnsi="Arial" w:cs="Arial"/>
+          <w:bCs/>
+          <w:color w:val="000000" w:themeColor="text1"/>
+          <w:lang w:val="es-GT"/>
+        </w:rPr>
+      </w:pPr>
+      <w:r>
+        <w:rPr>
+          <w:rFonts w:ascii="Arial" w:hAnsi="Arial" w:cs="Arial"/>
+          <w:bCs/>
+          <w:color w:val="000000" w:themeColor="text1"/>
+          <w:lang w:val="es-GT"/>
+        </w:rPr>
+        <w:t>Identificar los estados alcanzables desde el estado inicial.</w:t>
+      </w:r>
+    </w:p>
+    <w:p>
+      <w:pPr>
+        <w:numPr>
+          <w:ilvl w:val="0"/>
+          <w:numId w:val="7"/>
+        </w:numPr>
+        <w:rPr>
+          <w:rFonts w:ascii="Arial" w:hAnsi="Arial" w:cs="Arial"/>
+          <w:bCs/>
+          <w:color w:val="000000" w:themeColor="text1"/>
+          <w:lang w:val="es-GT"/>
+        </w:rPr>
+      </w:pPr>
+      <w:r>
+        <w:rPr>
+          <w:rFonts w:ascii="Arial" w:hAnsi="Arial" w:cs="Arial"/>
+          <w:bCs/>
+          <w:color w:val="000000" w:themeColor="text1"/>
+          <w:lang w:val="es-GT"/>
+        </w:rPr>
+        <w:t>Separar inicialmente los estados finales de los no finales.</w:t>
+      </w:r>
+    </w:p>
+    <w:p>
+      <w:pPr>
+        <w:numPr>
+          <w:ilvl w:val="0"/>
+          <w:numId w:val="7"/>
+        </w:numPr>
+        <w:rPr>
+          <w:rFonts w:ascii="Arial" w:hAnsi="Arial" w:cs="Arial"/>
+          <w:bCs/>
+          <w:color w:val="000000" w:themeColor="text1"/>
+          <w:lang w:val="es-GT"/>
+        </w:rPr>
+      </w:pPr>
+      <w:r>
+        <w:rPr>
+          <w:rFonts w:ascii="Arial" w:hAnsi="Arial" w:cs="Arial"/>
+          <w:bCs/>
+          <w:color w:val="000000" w:themeColor="text1"/>
+          <w:lang w:val="es-GT"/>
+        </w:rPr>
+        <w:t>Analizar si los estados de cada grupo se comportan de manera equivalente ante los símbolos del alfabeto.</w:t>
+      </w:r>
+    </w:p>
+    <w:p>
+      <w:pPr>
+        <w:numPr>
+          <w:ilvl w:val="0"/>
+          <w:numId w:val="7"/>
+        </w:numPr>
+        <w:rPr>
+          <w:rFonts w:ascii="Arial" w:hAnsi="Arial" w:cs="Arial"/>
+          <w:bCs/>
+          <w:color w:val="000000" w:themeColor="text1"/>
+          <w:lang w:val="es-GT"/>
+        </w:rPr>
+      </w:pPr>
+      <w:r>
+        <w:rPr>
+          <w:rFonts w:ascii="Arial" w:hAnsi="Arial" w:cs="Arial"/>
+          <w:bCs/>
+          <w:color w:val="000000" w:themeColor="text1"/>
+          <w:lang w:val="es-GT"/>
+        </w:rPr>
+        <w:t>Dividir los grupos cuando se detecten diferencias.</w:t>
+      </w:r>
+    </w:p>
+    <w:p>
+      <w:pPr>
+        <w:numPr>
+          <w:ilvl w:val="0"/>
+          <w:numId w:val="7"/>
+        </w:numPr>
+        <w:rPr>
+          <w:rFonts w:ascii="Arial" w:hAnsi="Arial" w:cs="Arial"/>
+          <w:bCs/>
+          <w:color w:val="000000" w:themeColor="text1"/>
+          <w:lang w:val="es-GT"/>
+        </w:rPr>
+      </w:pPr>
+      <w:r>
+        <w:rPr>
+          <w:rFonts w:ascii="Arial" w:hAnsi="Arial" w:cs="Arial"/>
+          <w:bCs/>
+          <w:color w:val="000000" w:themeColor="text1"/>
+          <w:lang w:val="es-GT"/>
+        </w:rPr>
+        <w:t>Repetir el análisis hasta que los grupos ya no necesiten subdividirse.</w:t>
+      </w:r>
+    </w:p>
+    <w:p>
+      <w:pPr>
+        <w:numPr>
+          <w:ilvl w:val="0"/>
+          <w:numId w:val="7"/>
+        </w:numPr>
+        <w:rPr>
+          <w:rFonts w:ascii="Arial" w:hAnsi="Arial" w:cs="Arial"/>
+          <w:bCs/>
+          <w:color w:val="000000" w:themeColor="text1"/>
+        </w:rPr>
+      </w:pPr>
+      <w:proofErr w:type="spellStart"/>
+      <w:r>
+        <w:rPr>
+          <w:rFonts w:ascii="Arial" w:hAnsi="Arial" w:cs="Arial"/>
+          <w:bCs/>
+          <w:color w:val="000000" w:themeColor="text1"/>
+        </w:rPr>
+        <w:t>Construir</w:t>
+      </w:r>
+      <w:proofErr w:type="spellEnd"/>
+      <w:r>
+        <w:rPr>
+          <w:rFonts w:ascii="Arial" w:hAnsi="Arial" w:cs="Arial"/>
+          <w:bCs/>
+          <w:color w:val="000000" w:themeColor="text1"/>
+        </w:rPr>
+        <w:t xml:space="preserve"> el </w:t>
+      </w:r>
+      <w:proofErr w:type="spellStart"/>
+      <w:r>
+        <w:rPr>
+          <w:rFonts w:ascii="Arial" w:hAnsi="Arial" w:cs="Arial"/>
+          <w:bCs/>
+          <w:color w:val="000000" w:themeColor="text1"/>
+        </w:rPr>
+        <w:t>autómata</w:t>
+      </w:r>
+      <w:proofErr w:type="spellEnd"/>
+      <w:r>
+        <w:rPr>
+          <w:rFonts w:ascii="Arial" w:hAnsi="Arial" w:cs="Arial"/>
+          <w:bCs/>
+          <w:color w:val="000000" w:themeColor="text1"/>
+        </w:rPr>
+        <w:t xml:space="preserve"> </w:t>
+      </w:r>
+      <w:proofErr w:type="spellStart"/>
+      <w:r>
+        <w:rPr>
+          <w:rFonts w:ascii="Arial" w:hAnsi="Arial" w:cs="Arial"/>
+          <w:bCs/>
+          <w:color w:val="000000" w:themeColor="text1"/>
+        </w:rPr>
+        <w:t>reducido</w:t>
+      </w:r>
+      <w:proofErr w:type="spellEnd"/>
+      <w:r>
+        <w:rPr>
+          <w:rFonts w:ascii="Arial" w:hAnsi="Arial" w:cs="Arial"/>
+          <w:bCs/>
+          <w:color w:val="000000" w:themeColor="text1"/>
+        </w:rPr>
+        <w:t>.</w:t>
+      </w:r>
+    </w:p>
+    <w:p>
+      <w:pPr>
+        <w:rPr>
+          <w:rFonts w:ascii="Arial" w:hAnsi="Arial" w:cs="Arial"/>
+          <w:bCs/>
+          <w:color w:val="000000" w:themeColor="text1"/>
+          <w:lang w:val="es-GT"/>
+        </w:rPr>
+      </w:pPr>
+      <w:r>
+        <w:rPr>
+          <w:rFonts w:ascii="Arial" w:hAnsi="Arial" w:cs="Arial"/>
+          <w:bCs/>
+          <w:color w:val="000000" w:themeColor="text1"/>
+          <w:lang w:val="es-GT"/>
+        </w:rPr>
+        <w:t>La técnica concreta utilizada debe corresponder a la implementación del módulo de minimización del proyecto.</w:t>
+      </w:r>
+    </w:p>
+    <w:p>
+      <w:pPr>
+        <w:rPr>
+          <w:rFonts w:ascii="Arial" w:hAnsi="Arial" w:cs="Arial"/>
+          <w:bCs/>
+          <w:color w:val="000000" w:themeColor="text1"/>
+          <w:lang w:val="es-GT"/>
+        </w:rPr>
+      </w:pPr>
+      <w:r>
+        <w:rPr>
+          <w:rFonts w:ascii="Arial" w:hAnsi="Arial" w:cs="Arial"/>
+          <w:bCs/>
+          <w:color w:val="000000" w:themeColor="text1"/>
+          <w:lang w:val="es-GT"/>
+        </w:rPr>
+        <w:t>4.4. Validación de expresiones regulares</w:t>
+      </w:r>
+    </w:p>
+    <w:p>
+      <w:pPr>
+        <w:rPr>
+          <w:rFonts w:ascii="Arial" w:hAnsi="Arial" w:cs="Arial"/>
+          <w:bCs/>
+          <w:color w:val="000000" w:themeColor="text1"/>
+          <w:lang w:val="es-GT"/>
+        </w:rPr>
+      </w:pPr>
+      <w:proofErr w:type="spellStart"/>
+      <w:r>
+        <w:rPr>
+          <w:rFonts w:ascii="Arial" w:hAnsi="Arial" w:cs="Arial"/>
+          <w:bCs/>
+          <w:color w:val="000000" w:themeColor="text1"/>
+          <w:lang w:val="es-GT"/>
+        </w:rPr>
+        <w:t>Regex</w:t>
+      </w:r>
+      <w:proofErr w:type="spellEnd"/>
+      <w:r>
+        <w:rPr>
+          <w:rFonts w:ascii="Arial" w:hAnsi="Arial" w:cs="Arial"/>
+          <w:bCs/>
+          <w:color w:val="000000" w:themeColor="text1"/>
+          <w:lang w:val="es-GT"/>
+        </w:rPr>
+        <w:t xml:space="preserve"> </w:t>
+      </w:r>
+      <w:proofErr w:type="spellStart"/>
+      <w:r>
+        <w:rPr>
+          <w:rFonts w:ascii="Arial" w:hAnsi="Arial" w:cs="Arial"/>
+          <w:bCs/>
+          <w:color w:val="000000" w:themeColor="text1"/>
+          <w:lang w:val="es-GT"/>
+        </w:rPr>
+        <w:t>Lab</w:t>
+      </w:r>
+      <w:proofErr w:type="spellEnd"/>
+      <w:r>
+        <w:rPr>
+          <w:rFonts w:ascii="Arial" w:hAnsi="Arial" w:cs="Arial"/>
+          <w:bCs/>
+          <w:color w:val="000000" w:themeColor="text1"/>
+          <w:lang w:val="es-GT"/>
+        </w:rPr>
+        <w:t xml:space="preserve"> permite ingresar una expresión regular y una cadena para comprobar si esta cumple el patrón establecido.</w:t>
+      </w:r>
+    </w:p>
+    <w:p>
+      <w:pPr>
+        <w:rPr>
+          <w:rFonts w:ascii="Arial" w:hAnsi="Arial" w:cs="Arial"/>
+          <w:bCs/>
+          <w:color w:val="000000" w:themeColor="text1"/>
+        </w:rPr>
+      </w:pPr>
+      <w:r>
+        <w:rPr>
+          <w:rFonts w:ascii="Arial" w:hAnsi="Arial" w:cs="Arial"/>
+          <w:bCs/>
+          <w:color w:val="000000" w:themeColor="text1"/>
+        </w:rPr>
+        <w:t xml:space="preserve">El </w:t>
+      </w:r>
+      <w:proofErr w:type="spellStart"/>
+      <w:r>
+        <w:rPr>
+          <w:rFonts w:ascii="Arial" w:hAnsi="Arial" w:cs="Arial"/>
+          <w:bCs/>
+          <w:color w:val="000000" w:themeColor="text1"/>
+        </w:rPr>
+        <w:t>procedimiento</w:t>
+      </w:r>
+      <w:proofErr w:type="spellEnd"/>
+      <w:r>
+        <w:rPr>
+          <w:rFonts w:ascii="Arial" w:hAnsi="Arial" w:cs="Arial"/>
+          <w:bCs/>
+          <w:color w:val="000000" w:themeColor="text1"/>
+        </w:rPr>
+        <w:t xml:space="preserve"> </w:t>
+      </w:r>
+      <w:proofErr w:type="spellStart"/>
+      <w:r>
+        <w:rPr>
+          <w:rFonts w:ascii="Arial" w:hAnsi="Arial" w:cs="Arial"/>
+          <w:bCs/>
+          <w:color w:val="000000" w:themeColor="text1"/>
+        </w:rPr>
+        <w:t>consiste</w:t>
+      </w:r>
+      <w:proofErr w:type="spellEnd"/>
+      <w:r>
+        <w:rPr>
+          <w:rFonts w:ascii="Arial" w:hAnsi="Arial" w:cs="Arial"/>
+          <w:bCs/>
+          <w:color w:val="000000" w:themeColor="text1"/>
+        </w:rPr>
+        <w:t xml:space="preserve"> </w:t>
+      </w:r>
+      <w:proofErr w:type="spellStart"/>
+      <w:r>
+        <w:rPr>
+          <w:rFonts w:ascii="Arial" w:hAnsi="Arial" w:cs="Arial"/>
+          <w:bCs/>
+          <w:color w:val="000000" w:themeColor="text1"/>
+        </w:rPr>
+        <w:t>en</w:t>
+      </w:r>
+      <w:proofErr w:type="spellEnd"/>
+      <w:r>
+        <w:rPr>
+          <w:rFonts w:ascii="Arial" w:hAnsi="Arial" w:cs="Arial"/>
+          <w:bCs/>
+          <w:color w:val="000000" w:themeColor="text1"/>
+        </w:rPr>
+        <w:t>:</w:t>
+      </w:r>
+    </w:p>
+    <w:p>
+      <w:pPr>
+        <w:numPr>
+          <w:ilvl w:val="0"/>
+          <w:numId w:val="8"/>
+        </w:numPr>
+        <w:rPr>
+          <w:rFonts w:ascii="Arial" w:hAnsi="Arial" w:cs="Arial"/>
+          <w:bCs/>
+          <w:color w:val="000000" w:themeColor="text1"/>
+          <w:lang w:val="es-GT"/>
+        </w:rPr>
+      </w:pPr>
+      <w:r>
+        <w:rPr>
+          <w:rFonts w:ascii="Arial" w:hAnsi="Arial" w:cs="Arial"/>
+          <w:bCs/>
+          <w:color w:val="000000" w:themeColor="text1"/>
+          <w:lang w:val="es-GT"/>
+        </w:rPr>
+        <w:t>Leer la expresión regular ingresada.</w:t>
+      </w:r>
+    </w:p>
+    <w:p>
+      <w:pPr>
+        <w:numPr>
+          <w:ilvl w:val="0"/>
+          <w:numId w:val="8"/>
+        </w:numPr>
+        <w:rPr>
+          <w:rFonts w:ascii="Arial" w:hAnsi="Arial" w:cs="Arial"/>
+          <w:bCs/>
+          <w:color w:val="000000" w:themeColor="text1"/>
+          <w:lang w:val="es-GT"/>
+        </w:rPr>
+      </w:pPr>
+      <w:r>
+        <w:rPr>
+          <w:rFonts w:ascii="Arial" w:hAnsi="Arial" w:cs="Arial"/>
+          <w:bCs/>
+          <w:color w:val="000000" w:themeColor="text1"/>
+          <w:lang w:val="es-GT"/>
+        </w:rPr>
+        <w:t>Comprobar que la sintaxis sea válida.</w:t>
+      </w:r>
+    </w:p>
+    <w:p>
+      <w:pPr>
+        <w:numPr>
+          <w:ilvl w:val="0"/>
+          <w:numId w:val="8"/>
+        </w:numPr>
+        <w:rPr>
+          <w:rFonts w:ascii="Arial" w:hAnsi="Arial" w:cs="Arial"/>
+          <w:bCs/>
+          <w:color w:val="000000" w:themeColor="text1"/>
+          <w:lang w:val="es-GT"/>
+        </w:rPr>
+      </w:pPr>
+      <w:r>
+        <w:rPr>
+          <w:rFonts w:ascii="Arial" w:hAnsi="Arial" w:cs="Arial"/>
+          <w:bCs/>
+          <w:color w:val="000000" w:themeColor="text1"/>
+          <w:lang w:val="es-GT"/>
+        </w:rPr>
+        <w:t>Recibir la cadena que se desea evaluar.</w:t>
+      </w:r>
+    </w:p>
+    <w:p>
+      <w:pPr>
+        <w:numPr>
+          <w:ilvl w:val="0"/>
+          <w:numId w:val="8"/>
+        </w:numPr>
+        <w:rPr>
+          <w:rFonts w:ascii="Arial" w:hAnsi="Arial" w:cs="Arial"/>
+          <w:bCs/>
+          <w:color w:val="000000" w:themeColor="text1"/>
+          <w:lang w:val="es-GT"/>
+        </w:rPr>
+      </w:pPr>
+      <w:r>
+        <w:rPr>
+          <w:rFonts w:ascii="Arial" w:hAnsi="Arial" w:cs="Arial"/>
+          <w:bCs/>
+          <w:color w:val="000000" w:themeColor="text1"/>
+          <w:lang w:val="es-GT"/>
+        </w:rPr>
+        <w:t>Aplicar el patrón mediante las funciones de expresiones regulares de Python.</w:t>
+      </w:r>
+    </w:p>
+    <w:p>
+      <w:pPr>
+        <w:numPr>
+          <w:ilvl w:val="0"/>
+          <w:numId w:val="8"/>
+        </w:numPr>
+        <w:rPr>
+          <w:rFonts w:ascii="Arial" w:hAnsi="Arial" w:cs="Arial"/>
+          <w:bCs/>
+          <w:color w:val="000000" w:themeColor="text1"/>
+          <w:lang w:val="es-GT"/>
+        </w:rPr>
+      </w:pPr>
+      <w:r>
+        <w:rPr>
+          <w:rFonts w:ascii="Arial" w:hAnsi="Arial" w:cs="Arial"/>
+          <w:bCs/>
+          <w:color w:val="000000" w:themeColor="text1"/>
+          <w:lang w:val="es-GT"/>
+        </w:rPr>
+        <w:lastRenderedPageBreak/>
+        <w:t>Mostrar el resultado de aceptación o rechazo.</w:t>
+      </w:r>
+    </w:p>
+    <w:p>
+      <w:pPr>
+        <w:numPr>
+          <w:ilvl w:val="0"/>
+          <w:numId w:val="8"/>
+        </w:numPr>
+        <w:rPr>
+          <w:rFonts w:ascii="Arial" w:hAnsi="Arial" w:cs="Arial"/>
+          <w:bCs/>
+          <w:color w:val="000000" w:themeColor="text1"/>
+          <w:lang w:val="es-GT"/>
+        </w:rPr>
+      </w:pPr>
+      <w:r>
+        <w:rPr>
+          <w:rFonts w:ascii="Arial" w:hAnsi="Arial" w:cs="Arial"/>
+          <w:bCs/>
+          <w:color w:val="000000" w:themeColor="text1"/>
+          <w:lang w:val="es-GT"/>
+        </w:rPr>
+        <w:t>Registrar el evento correspondiente cuando la operación esté configurada para generar logs.</w:t>
+      </w:r>
+    </w:p>
+    <w:p>
+      <w:pPr>
+        <w:rPr>
+          <w:rFonts w:ascii="Arial" w:hAnsi="Arial" w:cs="Arial"/>
+          <w:bCs/>
+          <w:color w:val="000000" w:themeColor="text1"/>
+          <w:lang w:val="es-GT"/>
+        </w:rPr>
+      </w:pPr>
+      <w:r>
+        <w:rPr>
+          <w:rFonts w:ascii="Arial" w:hAnsi="Arial" w:cs="Arial"/>
+          <w:bCs/>
+          <w:color w:val="000000" w:themeColor="text1"/>
+          <w:lang w:val="es-GT"/>
+        </w:rPr>
+        <w:t>Para la validación completa se debe utilizar una operación que compruebe que toda la cadena coincide con el patrón, no únicamente una parte de ella.</w:t>
+      </w:r>
+    </w:p>
+    <w:p>
+      <w:pPr>
+        <w:rPr>
+          <w:rFonts w:ascii="Arial" w:hAnsi="Arial" w:cs="Arial"/>
+          <w:bCs/>
+          <w:color w:val="000000" w:themeColor="text1"/>
+          <w:lang w:val="es-GT"/>
+        </w:rPr>
+      </w:pPr>
+      <w:r>
+        <w:rPr>
+          <w:rFonts w:ascii="Arial" w:hAnsi="Arial" w:cs="Arial"/>
+          <w:bCs/>
+          <w:color w:val="000000" w:themeColor="text1"/>
+          <w:lang w:val="es-GT"/>
+        </w:rPr>
+        <w:t>4.5. Búsqueda de coincidencias</w:t>
+      </w:r>
+    </w:p>
+    <w:p>
+      <w:pPr>
+        <w:rPr>
+          <w:rFonts w:ascii="Arial" w:hAnsi="Arial" w:cs="Arial"/>
+          <w:bCs/>
+          <w:color w:val="000000" w:themeColor="text1"/>
+          <w:lang w:val="es-GT"/>
+        </w:rPr>
+      </w:pPr>
+      <w:r>
+        <w:rPr>
+          <w:rFonts w:ascii="Arial" w:hAnsi="Arial" w:cs="Arial"/>
+          <w:bCs/>
+          <w:color w:val="000000" w:themeColor="text1"/>
+          <w:lang w:val="es-GT"/>
+        </w:rPr>
+        <w:t>Esta función identifica las partes de un texto que cumplen con una expresión regular.</w:t>
+      </w:r>
+    </w:p>
+    <w:p>
+      <w:pPr>
+        <w:rPr>
+          <w:rFonts w:ascii="Arial" w:hAnsi="Arial" w:cs="Arial"/>
+          <w:bCs/>
+          <w:color w:val="000000" w:themeColor="text1"/>
+        </w:rPr>
+      </w:pPr>
+      <w:proofErr w:type="spellStart"/>
+      <w:r>
+        <w:rPr>
+          <w:rFonts w:ascii="Arial" w:hAnsi="Arial" w:cs="Arial"/>
+          <w:bCs/>
+          <w:color w:val="000000" w:themeColor="text1"/>
+        </w:rPr>
+        <w:t>Procedimiento</w:t>
+      </w:r>
+      <w:proofErr w:type="spellEnd"/>
+      <w:r>
+        <w:rPr>
+          <w:rFonts w:ascii="Arial" w:hAnsi="Arial" w:cs="Arial"/>
+          <w:bCs/>
+          <w:color w:val="000000" w:themeColor="text1"/>
+        </w:rPr>
+        <w:t>:</w:t>
+      </w:r>
+    </w:p>
+    <w:p>
+      <w:pPr>
+        <w:numPr>
+          <w:ilvl w:val="0"/>
+          <w:numId w:val="9"/>
+        </w:numPr>
+        <w:rPr>
+          <w:rFonts w:ascii="Arial" w:hAnsi="Arial" w:cs="Arial"/>
+          <w:bCs/>
+          <w:color w:val="000000" w:themeColor="text1"/>
+          <w:lang w:val="es-GT"/>
+        </w:rPr>
+      </w:pPr>
+      <w:r>
+        <w:rPr>
+          <w:rFonts w:ascii="Arial" w:hAnsi="Arial" w:cs="Arial"/>
+          <w:bCs/>
+          <w:color w:val="000000" w:themeColor="text1"/>
+          <w:lang w:val="es-GT"/>
+        </w:rPr>
+        <w:t>Recibir el patrón y el texto.</w:t>
+      </w:r>
+    </w:p>
+    <w:p>
+      <w:pPr>
+        <w:numPr>
+          <w:ilvl w:val="0"/>
+          <w:numId w:val="9"/>
+        </w:numPr>
+        <w:rPr>
+          <w:rFonts w:ascii="Arial" w:hAnsi="Arial" w:cs="Arial"/>
+          <w:bCs/>
+          <w:color w:val="000000" w:themeColor="text1"/>
+          <w:lang w:val="es-GT"/>
+        </w:rPr>
+      </w:pPr>
+      <w:r>
+        <w:rPr>
+          <w:rFonts w:ascii="Arial" w:hAnsi="Arial" w:cs="Arial"/>
+          <w:bCs/>
+          <w:color w:val="000000" w:themeColor="text1"/>
+          <w:lang w:val="es-GT"/>
+        </w:rPr>
+        <w:t>Verificar que el patrón sea válido.</w:t>
+      </w:r>
+    </w:p>
+    <w:p>
+      <w:pPr>
+        <w:numPr>
+          <w:ilvl w:val="0"/>
+          <w:numId w:val="9"/>
+        </w:numPr>
+        <w:rPr>
+          <w:rFonts w:ascii="Arial" w:hAnsi="Arial" w:cs="Arial"/>
+          <w:bCs/>
+          <w:color w:val="000000" w:themeColor="text1"/>
+          <w:lang w:val="es-GT"/>
+        </w:rPr>
+      </w:pPr>
+      <w:r>
+        <w:rPr>
+          <w:rFonts w:ascii="Arial" w:hAnsi="Arial" w:cs="Arial"/>
+          <w:bCs/>
+          <w:color w:val="000000" w:themeColor="text1"/>
+          <w:lang w:val="es-GT"/>
+        </w:rPr>
+        <w:t>Buscar las coincidencias en el contenido.</w:t>
+      </w:r>
+    </w:p>
+    <w:p>
+      <w:pPr>
+        <w:numPr>
+          <w:ilvl w:val="0"/>
+          <w:numId w:val="9"/>
+        </w:numPr>
+        <w:rPr>
+          <w:rFonts w:ascii="Arial" w:hAnsi="Arial" w:cs="Arial"/>
+          <w:bCs/>
+          <w:color w:val="000000" w:themeColor="text1"/>
+        </w:rPr>
+      </w:pPr>
+      <w:proofErr w:type="spellStart"/>
+      <w:r>
+        <w:rPr>
+          <w:rFonts w:ascii="Arial" w:hAnsi="Arial" w:cs="Arial"/>
+          <w:bCs/>
+          <w:color w:val="000000" w:themeColor="text1"/>
+        </w:rPr>
+        <w:t>Recuperar</w:t>
+      </w:r>
+      <w:proofErr w:type="spellEnd"/>
+      <w:r>
+        <w:rPr>
+          <w:rFonts w:ascii="Arial" w:hAnsi="Arial" w:cs="Arial"/>
+          <w:bCs/>
+          <w:color w:val="000000" w:themeColor="text1"/>
+        </w:rPr>
+        <w:t xml:space="preserve"> </w:t>
+      </w:r>
+      <w:proofErr w:type="spellStart"/>
+      <w:r>
+        <w:rPr>
+          <w:rFonts w:ascii="Arial" w:hAnsi="Arial" w:cs="Arial"/>
+          <w:bCs/>
+          <w:color w:val="000000" w:themeColor="text1"/>
+        </w:rPr>
+        <w:t>los</w:t>
+      </w:r>
+      <w:proofErr w:type="spellEnd"/>
+      <w:r>
+        <w:rPr>
+          <w:rFonts w:ascii="Arial" w:hAnsi="Arial" w:cs="Arial"/>
+          <w:bCs/>
+          <w:color w:val="000000" w:themeColor="text1"/>
+        </w:rPr>
+        <w:t xml:space="preserve"> </w:t>
+      </w:r>
+      <w:proofErr w:type="spellStart"/>
+      <w:r>
+        <w:rPr>
+          <w:rFonts w:ascii="Arial" w:hAnsi="Arial" w:cs="Arial"/>
+          <w:bCs/>
+          <w:color w:val="000000" w:themeColor="text1"/>
+        </w:rPr>
+        <w:t>fragmentos</w:t>
+      </w:r>
+      <w:proofErr w:type="spellEnd"/>
+      <w:r>
+        <w:rPr>
+          <w:rFonts w:ascii="Arial" w:hAnsi="Arial" w:cs="Arial"/>
+          <w:bCs/>
+          <w:color w:val="000000" w:themeColor="text1"/>
+        </w:rPr>
+        <w:t xml:space="preserve"> </w:t>
+      </w:r>
+      <w:proofErr w:type="spellStart"/>
+      <w:r>
+        <w:rPr>
+          <w:rFonts w:ascii="Arial" w:hAnsi="Arial" w:cs="Arial"/>
+          <w:bCs/>
+          <w:color w:val="000000" w:themeColor="text1"/>
+        </w:rPr>
+        <w:t>encontrados</w:t>
+      </w:r>
+      <w:proofErr w:type="spellEnd"/>
+      <w:r>
+        <w:rPr>
+          <w:rFonts w:ascii="Arial" w:hAnsi="Arial" w:cs="Arial"/>
+          <w:bCs/>
+          <w:color w:val="000000" w:themeColor="text1"/>
+        </w:rPr>
+        <w:t>.</w:t>
+      </w:r>
+    </w:p>
+    <w:p>
+      <w:pPr>
+        <w:numPr>
+          <w:ilvl w:val="0"/>
+          <w:numId w:val="9"/>
+        </w:numPr>
+        <w:rPr>
+          <w:rFonts w:ascii="Arial" w:hAnsi="Arial" w:cs="Arial"/>
+          <w:bCs/>
+          <w:color w:val="000000" w:themeColor="text1"/>
+          <w:lang w:val="es-GT"/>
+        </w:rPr>
+      </w:pPr>
+      <w:r>
+        <w:rPr>
+          <w:rFonts w:ascii="Arial" w:hAnsi="Arial" w:cs="Arial"/>
+          <w:bCs/>
+          <w:color w:val="000000" w:themeColor="text1"/>
+          <w:lang w:val="es-GT"/>
+        </w:rPr>
+        <w:t>Mostrar los resultados al usuario.</w:t>
+      </w:r>
+    </w:p>
+    <w:p>
+      <w:pPr>
+        <w:rPr>
+          <w:rFonts w:ascii="Arial" w:hAnsi="Arial" w:cs="Arial"/>
+          <w:bCs/>
+          <w:color w:val="000000" w:themeColor="text1"/>
+          <w:lang w:val="es-GT"/>
+        </w:rPr>
+      </w:pPr>
+      <w:r>
+        <w:rPr>
+          <w:rFonts w:ascii="Arial" w:hAnsi="Arial" w:cs="Arial"/>
+          <w:bCs/>
+          <w:color w:val="000000" w:themeColor="text1"/>
+          <w:lang w:val="es-GT"/>
+        </w:rPr>
+        <w:t xml:space="preserve">La búsqueda de coincidencias es diferente de la validación completa: una cadena puede contener un fragmento </w:t>
+      </w:r>
+      <w:proofErr w:type="gramStart"/>
+      <w:r>
+        <w:rPr>
+          <w:rFonts w:ascii="Arial" w:hAnsi="Arial" w:cs="Arial"/>
+          <w:bCs/>
+          <w:color w:val="000000" w:themeColor="text1"/>
+          <w:lang w:val="es-GT"/>
+        </w:rPr>
+        <w:t>válido</w:t>
+      </w:r>
+      <w:proofErr w:type="gramEnd"/>
+      <w:r>
+        <w:rPr>
+          <w:rFonts w:ascii="Arial" w:hAnsi="Arial" w:cs="Arial"/>
+          <w:bCs/>
+          <w:color w:val="000000" w:themeColor="text1"/>
+          <w:lang w:val="es-GT"/>
+        </w:rPr>
+        <w:t xml:space="preserve"> aunque el texto entero no cumpla el patrón.</w:t>
+      </w:r>
+    </w:p>
+    <w:p>
+      <w:pPr>
+        <w:rPr>
+          <w:rFonts w:ascii="Arial" w:hAnsi="Arial" w:cs="Arial"/>
+          <w:bCs/>
+          <w:color w:val="000000" w:themeColor="text1"/>
+          <w:lang w:val="es-GT"/>
+        </w:rPr>
+      </w:pPr>
+      <w:r>
+        <w:rPr>
+          <w:rFonts w:ascii="Arial" w:hAnsi="Arial" w:cs="Arial"/>
+          <w:bCs/>
+          <w:color w:val="000000" w:themeColor="text1"/>
+          <w:lang w:val="es-GT"/>
+        </w:rPr>
+        <w:t>4.6. Generación de autómatas desde expresiones regulares</w:t>
+      </w:r>
+    </w:p>
+    <w:p>
+      <w:pPr>
+        <w:rPr>
+          <w:rFonts w:ascii="Arial" w:hAnsi="Arial" w:cs="Arial"/>
+          <w:bCs/>
+          <w:color w:val="000000" w:themeColor="text1"/>
+          <w:lang w:val="es-GT"/>
+        </w:rPr>
+      </w:pPr>
+      <w:r>
+        <w:rPr>
+          <w:rFonts w:ascii="Arial" w:hAnsi="Arial" w:cs="Arial"/>
+          <w:bCs/>
+          <w:color w:val="000000" w:themeColor="text1"/>
+          <w:lang w:val="es-GT"/>
+        </w:rPr>
+        <w:t>El módulo generador permite trabajar con la transformación de una expresión regular en una representación de autómata.</w:t>
+      </w:r>
+    </w:p>
+    <w:p>
+      <w:pPr>
+        <w:rPr>
+          <w:rFonts w:ascii="Arial" w:hAnsi="Arial" w:cs="Arial"/>
+          <w:bCs/>
+          <w:color w:val="000000" w:themeColor="text1"/>
+          <w:lang w:val="es-GT"/>
+        </w:rPr>
+      </w:pPr>
+      <w:r>
+        <w:rPr>
+          <w:rFonts w:ascii="Arial" w:hAnsi="Arial" w:cs="Arial"/>
+          <w:bCs/>
+          <w:color w:val="000000" w:themeColor="text1"/>
+          <w:lang w:val="es-GT"/>
+        </w:rPr>
+        <w:t>Una estrategia habitual es utilizar la construcción de Thompson para obtener un AFN a partir de una expresión regular. Posteriormente, el AFN puede convertirse en AFD y minimizarse mediante los módulos correspondientes.</w:t>
+      </w:r>
+    </w:p>
+    <w:p>
+      <w:pPr>
+        <w:rPr>
+          <w:rFonts w:ascii="Arial" w:hAnsi="Arial" w:cs="Arial"/>
+          <w:bCs/>
+          <w:color w:val="000000" w:themeColor="text1"/>
+          <w:lang w:val="es-GT"/>
+        </w:rPr>
+      </w:pPr>
+      <w:r>
+        <w:rPr>
+          <w:rFonts w:ascii="Arial" w:hAnsi="Arial" w:cs="Arial"/>
+          <w:bCs/>
+          <w:color w:val="000000" w:themeColor="text1"/>
+          <w:lang w:val="es-GT"/>
+        </w:rPr>
+        <w:t>Importante: esta sección debe describir los pasos que realmente ejecuta el generador del proyecto. Si alguna transformación todavía no está implementada o disponible desde la interfaz, debe indicarse como trabajo pendiente.</w:t>
+      </w:r>
+    </w:p>
+    <w:p>
+      <w:pPr>
+        <w:rPr>
+          <w:rFonts w:ascii="Arial" w:hAnsi="Arial" w:cs="Arial"/>
+          <w:bCs/>
+          <w:color w:val="000000" w:themeColor="text1"/>
+          <w:lang w:val="es-GT"/>
+        </w:rPr>
+      </w:pPr>
+      <w:r>
+        <w:rPr>
+          <w:rFonts w:ascii="Arial" w:hAnsi="Arial" w:cs="Arial"/>
+          <w:bCs/>
+          <w:color w:val="000000" w:themeColor="text1"/>
+          <w:lang w:val="es-GT"/>
+        </w:rPr>
+        <w:t>4.7. Registro de eventos</w:t>
+      </w:r>
+    </w:p>
+    <w:p>
+      <w:pPr>
+        <w:rPr>
+          <w:rFonts w:ascii="Arial" w:hAnsi="Arial" w:cs="Arial"/>
+          <w:bCs/>
+          <w:color w:val="000000" w:themeColor="text1"/>
+          <w:lang w:val="es-GT"/>
+        </w:rPr>
+      </w:pPr>
+      <w:r>
+        <w:rPr>
+          <w:rFonts w:ascii="Arial" w:hAnsi="Arial" w:cs="Arial"/>
+          <w:bCs/>
+          <w:color w:val="000000" w:themeColor="text1"/>
+          <w:lang w:val="es-GT"/>
+        </w:rPr>
+        <w:t>El sistema de registros permite conservar información relevante sobre las operaciones realizadas.</w:t>
+      </w:r>
+    </w:p>
+    <w:p>
+      <w:pPr>
+        <w:rPr>
+          <w:rFonts w:ascii="Arial" w:hAnsi="Arial" w:cs="Arial"/>
+          <w:bCs/>
+          <w:color w:val="000000" w:themeColor="text1"/>
+        </w:rPr>
+      </w:pPr>
+      <w:r>
+        <w:rPr>
+          <w:rFonts w:ascii="Arial" w:hAnsi="Arial" w:cs="Arial"/>
+          <w:bCs/>
+          <w:color w:val="000000" w:themeColor="text1"/>
+        </w:rPr>
+        <w:t xml:space="preserve">Los </w:t>
+      </w:r>
+      <w:proofErr w:type="spellStart"/>
+      <w:r>
+        <w:rPr>
+          <w:rFonts w:ascii="Arial" w:hAnsi="Arial" w:cs="Arial"/>
+          <w:bCs/>
+          <w:color w:val="000000" w:themeColor="text1"/>
+        </w:rPr>
+        <w:t>eventos</w:t>
+      </w:r>
+      <w:proofErr w:type="spellEnd"/>
+      <w:r>
+        <w:rPr>
+          <w:rFonts w:ascii="Arial" w:hAnsi="Arial" w:cs="Arial"/>
+          <w:bCs/>
+          <w:color w:val="000000" w:themeColor="text1"/>
+        </w:rPr>
+        <w:t xml:space="preserve"> </w:t>
+      </w:r>
+      <w:proofErr w:type="spellStart"/>
+      <w:r>
+        <w:rPr>
+          <w:rFonts w:ascii="Arial" w:hAnsi="Arial" w:cs="Arial"/>
+          <w:bCs/>
+          <w:color w:val="000000" w:themeColor="text1"/>
+        </w:rPr>
+        <w:t>pueden</w:t>
+      </w:r>
+      <w:proofErr w:type="spellEnd"/>
+      <w:r>
+        <w:rPr>
+          <w:rFonts w:ascii="Arial" w:hAnsi="Arial" w:cs="Arial"/>
+          <w:bCs/>
+          <w:color w:val="000000" w:themeColor="text1"/>
+        </w:rPr>
+        <w:t xml:space="preserve"> </w:t>
+      </w:r>
+      <w:proofErr w:type="spellStart"/>
+      <w:r>
+        <w:rPr>
+          <w:rFonts w:ascii="Arial" w:hAnsi="Arial" w:cs="Arial"/>
+          <w:bCs/>
+          <w:color w:val="000000" w:themeColor="text1"/>
+        </w:rPr>
+        <w:t>incluir</w:t>
+      </w:r>
+      <w:proofErr w:type="spellEnd"/>
+      <w:r>
+        <w:rPr>
+          <w:rFonts w:ascii="Arial" w:hAnsi="Arial" w:cs="Arial"/>
+          <w:bCs/>
+          <w:color w:val="000000" w:themeColor="text1"/>
+        </w:rPr>
+        <w:t>:</w:t>
+      </w:r>
+    </w:p>
+    <w:p>
+      <w:pPr>
+        <w:numPr>
+          <w:ilvl w:val="0"/>
+          <w:numId w:val="10"/>
+        </w:numPr>
+        <w:rPr>
+          <w:rFonts w:ascii="Arial" w:hAnsi="Arial" w:cs="Arial"/>
+          <w:bCs/>
+          <w:color w:val="000000" w:themeColor="text1"/>
+        </w:rPr>
+      </w:pPr>
+      <w:proofErr w:type="spellStart"/>
+      <w:r>
+        <w:rPr>
+          <w:rFonts w:ascii="Arial" w:hAnsi="Arial" w:cs="Arial"/>
+          <w:bCs/>
+          <w:color w:val="000000" w:themeColor="text1"/>
+        </w:rPr>
+        <w:t>Validaciones</w:t>
+      </w:r>
+      <w:proofErr w:type="spellEnd"/>
+      <w:r>
+        <w:rPr>
+          <w:rFonts w:ascii="Arial" w:hAnsi="Arial" w:cs="Arial"/>
+          <w:bCs/>
+          <w:color w:val="000000" w:themeColor="text1"/>
+        </w:rPr>
+        <w:t xml:space="preserve"> de </w:t>
+      </w:r>
+      <w:proofErr w:type="spellStart"/>
+      <w:r>
+        <w:rPr>
+          <w:rFonts w:ascii="Arial" w:hAnsi="Arial" w:cs="Arial"/>
+          <w:bCs/>
+          <w:color w:val="000000" w:themeColor="text1"/>
+        </w:rPr>
+        <w:t>cadenas</w:t>
+      </w:r>
+      <w:proofErr w:type="spellEnd"/>
+      <w:r>
+        <w:rPr>
+          <w:rFonts w:ascii="Arial" w:hAnsi="Arial" w:cs="Arial"/>
+          <w:bCs/>
+          <w:color w:val="000000" w:themeColor="text1"/>
+        </w:rPr>
+        <w:t>.</w:t>
+      </w:r>
+    </w:p>
+    <w:p>
+      <w:pPr>
+        <w:numPr>
+          <w:ilvl w:val="0"/>
+          <w:numId w:val="10"/>
+        </w:numPr>
+        <w:rPr>
+          <w:rFonts w:ascii="Arial" w:hAnsi="Arial" w:cs="Arial"/>
+          <w:bCs/>
+          <w:color w:val="000000" w:themeColor="text1"/>
+        </w:rPr>
+      </w:pPr>
+      <w:proofErr w:type="spellStart"/>
+      <w:r>
+        <w:rPr>
+          <w:rFonts w:ascii="Arial" w:hAnsi="Arial" w:cs="Arial"/>
+          <w:bCs/>
+          <w:color w:val="000000" w:themeColor="text1"/>
+        </w:rPr>
+        <w:t>Búsquedas</w:t>
+      </w:r>
+      <w:proofErr w:type="spellEnd"/>
+      <w:r>
+        <w:rPr>
+          <w:rFonts w:ascii="Arial" w:hAnsi="Arial" w:cs="Arial"/>
+          <w:bCs/>
+          <w:color w:val="000000" w:themeColor="text1"/>
+        </w:rPr>
+        <w:t xml:space="preserve"> de </w:t>
+      </w:r>
+      <w:proofErr w:type="spellStart"/>
+      <w:r>
+        <w:rPr>
+          <w:rFonts w:ascii="Arial" w:hAnsi="Arial" w:cs="Arial"/>
+          <w:bCs/>
+          <w:color w:val="000000" w:themeColor="text1"/>
+        </w:rPr>
+        <w:t>coincidencias</w:t>
+      </w:r>
+      <w:proofErr w:type="spellEnd"/>
+      <w:r>
+        <w:rPr>
+          <w:rFonts w:ascii="Arial" w:hAnsi="Arial" w:cs="Arial"/>
+          <w:bCs/>
+          <w:color w:val="000000" w:themeColor="text1"/>
+        </w:rPr>
+        <w:t>.</w:t>
+      </w:r>
+    </w:p>
+    <w:p>
+      <w:pPr>
+        <w:numPr>
+          <w:ilvl w:val="0"/>
+          <w:numId w:val="10"/>
+        </w:numPr>
+        <w:rPr>
+          <w:rFonts w:ascii="Arial" w:hAnsi="Arial" w:cs="Arial"/>
+          <w:bCs/>
+          <w:color w:val="000000" w:themeColor="text1"/>
+          <w:lang w:val="es-GT"/>
+        </w:rPr>
+      </w:pPr>
+      <w:r>
+        <w:rPr>
+          <w:rFonts w:ascii="Arial" w:hAnsi="Arial" w:cs="Arial"/>
+          <w:bCs/>
+          <w:color w:val="000000" w:themeColor="text1"/>
+          <w:lang w:val="es-GT"/>
+        </w:rPr>
+        <w:lastRenderedPageBreak/>
+        <w:t>Generación o transformación de autómatas.</w:t>
+      </w:r>
+    </w:p>
+    <w:p>
+      <w:pPr>
+        <w:numPr>
+          <w:ilvl w:val="0"/>
+          <w:numId w:val="10"/>
+        </w:numPr>
+        <w:rPr>
+          <w:rFonts w:ascii="Arial" w:hAnsi="Arial" w:cs="Arial"/>
+          <w:bCs/>
+          <w:color w:val="000000" w:themeColor="text1"/>
+        </w:rPr>
+      </w:pPr>
+      <w:proofErr w:type="spellStart"/>
+      <w:r>
+        <w:rPr>
+          <w:rFonts w:ascii="Arial" w:hAnsi="Arial" w:cs="Arial"/>
+          <w:bCs/>
+          <w:color w:val="000000" w:themeColor="text1"/>
+        </w:rPr>
+        <w:t>Advertencias</w:t>
+      </w:r>
+      <w:proofErr w:type="spellEnd"/>
+      <w:r>
+        <w:rPr>
+          <w:rFonts w:ascii="Arial" w:hAnsi="Arial" w:cs="Arial"/>
+          <w:bCs/>
+          <w:color w:val="000000" w:themeColor="text1"/>
+        </w:rPr>
+        <w:t>.</w:t>
+      </w:r>
+    </w:p>
+    <w:p>
+      <w:pPr>
+        <w:numPr>
+          <w:ilvl w:val="0"/>
+          <w:numId w:val="10"/>
+        </w:numPr>
+        <w:rPr>
+          <w:rFonts w:ascii="Arial" w:hAnsi="Arial" w:cs="Arial"/>
+          <w:bCs/>
+          <w:color w:val="000000" w:themeColor="text1"/>
+        </w:rPr>
+      </w:pPr>
+      <w:proofErr w:type="spellStart"/>
+      <w:r>
+        <w:rPr>
+          <w:rFonts w:ascii="Arial" w:hAnsi="Arial" w:cs="Arial"/>
+          <w:bCs/>
+          <w:color w:val="000000" w:themeColor="text1"/>
+        </w:rPr>
+        <w:t>Errores</w:t>
+      </w:r>
+      <w:proofErr w:type="spellEnd"/>
+      <w:r>
+        <w:rPr>
+          <w:rFonts w:ascii="Arial" w:hAnsi="Arial" w:cs="Arial"/>
+          <w:bCs/>
+          <w:color w:val="000000" w:themeColor="text1"/>
+        </w:rPr>
+        <w:t xml:space="preserve"> de </w:t>
+      </w:r>
+      <w:proofErr w:type="spellStart"/>
+      <w:r>
+        <w:rPr>
+          <w:rFonts w:ascii="Arial" w:hAnsi="Arial" w:cs="Arial"/>
+          <w:bCs/>
+          <w:color w:val="000000" w:themeColor="text1"/>
+        </w:rPr>
+        <w:t>procesamiento</w:t>
+      </w:r>
+      <w:proofErr w:type="spellEnd"/>
+      <w:r>
+        <w:rPr>
+          <w:rFonts w:ascii="Arial" w:hAnsi="Arial" w:cs="Arial"/>
+          <w:bCs/>
+          <w:color w:val="000000" w:themeColor="text1"/>
+        </w:rPr>
+        <w:t>.</w:t>
+      </w:r>
+    </w:p>
+    <w:p>
+      <w:pPr>
+        <w:numPr>
+          <w:ilvl w:val="0"/>
+          <w:numId w:val="10"/>
+        </w:numPr>
+        <w:rPr>
+          <w:rFonts w:ascii="Arial" w:hAnsi="Arial" w:cs="Arial"/>
+          <w:bCs/>
+          <w:color w:val="000000" w:themeColor="text1"/>
+          <w:lang w:val="es-GT"/>
+        </w:rPr>
+      </w:pPr>
+      <w:r>
+        <w:rPr>
+          <w:rFonts w:ascii="Arial" w:hAnsi="Arial" w:cs="Arial"/>
+          <w:bCs/>
+          <w:color w:val="000000" w:themeColor="text1"/>
+          <w:lang w:val="es-GT"/>
+        </w:rPr>
+        <w:t>Consultas y exportaciones de registros.</w:t>
+      </w:r>
+    </w:p>
+    <w:p>
+      <w:pPr>
+        <w:rPr>
+          <w:rFonts w:ascii="Arial" w:hAnsi="Arial" w:cs="Arial"/>
+          <w:bCs/>
+          <w:color w:val="000000" w:themeColor="text1"/>
+          <w:lang w:val="es-GT"/>
+        </w:rPr>
+      </w:pPr>
+      <w:r>
+        <w:rPr>
+          <w:rFonts w:ascii="Arial" w:hAnsi="Arial" w:cs="Arial"/>
+          <w:bCs/>
+          <w:color w:val="000000" w:themeColor="text1"/>
+          <w:lang w:val="es-GT"/>
+        </w:rPr>
+        <w:t>La información que se almacena depende de los eventos configurados en el código. La consulta de registros facilita revisar las actividades realizadas y detectar posibles problemas.</w:t>
+      </w:r>
     </w:p>
     <w:sectPr>
       <w:headerReference w:type="default" r:id="rId9"/>
@@ -691,6 +4321,345 @@
 <file path=word/numbering.xml><?xml version="1.0" encoding="utf-8"?>
 <w:numbering xmlns:wpc="http://schemas.microsoft.com/office/word/2010/wordprocessingCanvas" xmlns:cx="http://schemas.microsoft.com/office/drawing/2014/chartex" xmlns:cx1="http://schemas.microsoft.com/office/drawing/2015/9/8/chartex" xmlns:cx2="http://schemas.microsoft.com/office/drawing/2015/10/21/chartex" xmlns:cx3="http://schemas.microsoft.com/office/drawing/2016/5/9/chartex" xmlns:cx4="http://schemas.microsoft.com/office/drawing/2016/5/10/chartex" xmlns:cx5="http://schemas.microsoft.com/office/drawing/2016/5/11/chartex" xmlns:cx6="http://schemas.microsoft.com/office/drawing/2016/5/12/chartex" xmlns:cx7="http://schemas.microsoft.com/office/drawing/2016/5/13/chartex" xmlns:cx8="http://schemas.microsoft.com/office/drawing/2016/5/14/chartex" xmlns:mc="http://schemas.openxmlformats.org/markup-compatibility/2006" xmlns:aink="http://schemas.microsoft.com/office/drawing/2016/ink" xmlns:am3d="http://schemas.microsoft.com/office/drawing/2017/model3d" xmlns:o="urn:schemas-microsoft-com:office:office" xmlns:oel="http://schemas.microsoft.com/office/2019/extlst" xmlns:r="http://schemas.openxmlformats.org/officeDocument/2006/relationships" xmlns:m="http://schemas.openxmlformats.org/officeDocument/2006/math" xmlns:v="urn:schemas-microsoft-com:vml" xmlns:wp14="http://schemas.microsoft.com/office/word/2010/wordprocessingDrawing" xmlns:wp="http://schemas.openxmlformats.org/drawingml/2006/wordprocessingDrawing" xmlns:w10="urn:schemas-microsoft-com:office:word" xmlns:w="http://schemas.openxmlformats.org/wordprocessingml/2006/main" xmlns:w14="http://schemas.microsoft.com/office/word/2010/wordml" xmlns:w15="http://schemas.microsoft.com/office/word/2012/wordml" xmlns:w16cex="http://schemas.microsoft.com/office/word/2018/wordml/cex" xmlns:w16cid="http://schemas.microsoft.com/office/word/2016/wordml/cid" xmlns:w16="http://schemas.microsoft.com/office/word/2018/wordml" xmlns:w16du="http://schemas.microsoft.com/office/word/2023/wordml/word16du" xmlns:w16sdtdh="http://schemas.microsoft.com/office/word/2020/wordml/sdtdatahash" xmlns:w16sdtfl="http://schemas.microsoft.com/office/word/2024/wordml/sdtformatlock" xmlns:w16se="http://schemas.microsoft.com/office/word/2015/wordml/symex" xmlns:wpg="http://schemas.microsoft.com/office/word/2010/wordprocessingGroup" xmlns:wpi="http://schemas.microsoft.com/office/word/2010/wordprocessingInk" xmlns:wne="http://schemas.microsoft.com/office/word/2006/wordml" xmlns:wps="http://schemas.microsoft.com/office/word/2010/wordprocessingShape" mc:Ignorable="w14 w15 w16se w16cid w16 w16cex w16sdtdh w16sdtfl w16du wp14">
   <w:abstractNum w:abstractNumId="0" w15:restartNumberingAfterBreak="0">
+    <w:nsid w:val="057921AF"/>
+    <w:multiLevelType w:val="multilevel"/>
+    <w:tmpl w:val="D0FAAFAA"/>
+    <w:lvl w:ilvl="0">
+      <w:start w:val="1"/>
+      <w:numFmt w:val="decimal"/>
+      <w:lvlText w:val="%1."/>
+      <w:lvlJc w:val="left"/>
+      <w:pPr>
+        <w:tabs>
+          <w:tab w:val="num" w:pos="720"/>
+        </w:tabs>
+        <w:ind w:left="720" w:hanging="360"/>
+      </w:pPr>
+    </w:lvl>
+    <w:lvl w:ilvl="1" w:tentative="1">
+      <w:start w:val="1"/>
+      <w:numFmt w:val="decimal"/>
+      <w:lvlText w:val="%2."/>
+      <w:lvlJc w:val="left"/>
+      <w:pPr>
+        <w:tabs>
+          <w:tab w:val="num" w:pos="1440"/>
+        </w:tabs>
+        <w:ind w:left="1440" w:hanging="360"/>
+      </w:pPr>
+    </w:lvl>
+    <w:lvl w:ilvl="2" w:tentative="1">
+      <w:start w:val="1"/>
+      <w:numFmt w:val="decimal"/>
+      <w:lvlText w:val="%3."/>
+      <w:lvlJc w:val="left"/>
+      <w:pPr>
+        <w:tabs>
+          <w:tab w:val="num" w:pos="2160"/>
+        </w:tabs>
+        <w:ind w:left="2160" w:hanging="360"/>
+      </w:pPr>
+    </w:lvl>
+    <w:lvl w:ilvl="3" w:tentative="1">
+      <w:start w:val="1"/>
+      <w:numFmt w:val="decimal"/>
+      <w:lvlText w:val="%4."/>
+      <w:lvlJc w:val="left"/>
+      <w:pPr>
+        <w:tabs>
+          <w:tab w:val="num" w:pos="2880"/>
+        </w:tabs>
+        <w:ind w:left="2880" w:hanging="360"/>
+      </w:pPr>
+    </w:lvl>
+    <w:lvl w:ilvl="4" w:tentative="1">
+      <w:start w:val="1"/>
+      <w:numFmt w:val="decimal"/>
+      <w:lvlText w:val="%5."/>
+      <w:lvlJc w:val="left"/>
+      <w:pPr>
+        <w:tabs>
+          <w:tab w:val="num" w:pos="3600"/>
+        </w:tabs>
+        <w:ind w:left="3600" w:hanging="360"/>
+      </w:pPr>
+    </w:lvl>
+    <w:lvl w:ilvl="5" w:tentative="1">
+      <w:start w:val="1"/>
+      <w:numFmt w:val="decimal"/>
+      <w:lvlText w:val="%6."/>
+      <w:lvlJc w:val="left"/>
+      <w:pPr>
+        <w:tabs>
+          <w:tab w:val="num" w:pos="4320"/>
+        </w:tabs>
+        <w:ind w:left="4320" w:hanging="360"/>
+      </w:pPr>
+    </w:lvl>
+    <w:lvl w:ilvl="6" w:tentative="1">
+      <w:start w:val="1"/>
+      <w:numFmt w:val="decimal"/>
+      <w:lvlText w:val="%7."/>
+      <w:lvlJc w:val="left"/>
+      <w:pPr>
+        <w:tabs>
+          <w:tab w:val="num" w:pos="5040"/>
+        </w:tabs>
+        <w:ind w:left="5040" w:hanging="360"/>
+      </w:pPr>
+    </w:lvl>
+    <w:lvl w:ilvl="7" w:tentative="1">
+      <w:start w:val="1"/>
+      <w:numFmt w:val="decimal"/>
+      <w:lvlText w:val="%8."/>
+      <w:lvlJc w:val="left"/>
+      <w:pPr>
+        <w:tabs>
+          <w:tab w:val="num" w:pos="5760"/>
+        </w:tabs>
+        <w:ind w:left="5760" w:hanging="360"/>
+      </w:pPr>
+    </w:lvl>
+    <w:lvl w:ilvl="8" w:tentative="1">
+      <w:start w:val="1"/>
+      <w:numFmt w:val="decimal"/>
+      <w:lvlText w:val="%9."/>
+      <w:lvlJc w:val="left"/>
+      <w:pPr>
+        <w:tabs>
+          <w:tab w:val="num" w:pos="6480"/>
+        </w:tabs>
+        <w:ind w:left="6480" w:hanging="360"/>
+      </w:pPr>
+    </w:lvl>
+  </w:abstractNum>
+  <w:abstractNum w:abstractNumId="1" w15:restartNumberingAfterBreak="0">
+    <w:nsid w:val="088B5F53"/>
+    <w:multiLevelType w:val="multilevel"/>
+    <w:tmpl w:val="9CA29418"/>
+    <w:lvl w:ilvl="0">
+      <w:start w:val="1"/>
+      <w:numFmt w:val="decimal"/>
+      <w:lvlText w:val="%1."/>
+      <w:lvlJc w:val="left"/>
+      <w:pPr>
+        <w:tabs>
+          <w:tab w:val="num" w:pos="720"/>
+        </w:tabs>
+        <w:ind w:left="720" w:hanging="360"/>
+      </w:pPr>
+    </w:lvl>
+    <w:lvl w:ilvl="1" w:tentative="1">
+      <w:start w:val="1"/>
+      <w:numFmt w:val="decimal"/>
+      <w:lvlText w:val="%2."/>
+      <w:lvlJc w:val="left"/>
+      <w:pPr>
+        <w:tabs>
+          <w:tab w:val="num" w:pos="1440"/>
+        </w:tabs>
+        <w:ind w:left="1440" w:hanging="360"/>
+      </w:pPr>
+    </w:lvl>
+    <w:lvl w:ilvl="2" w:tentative="1">
+      <w:start w:val="1"/>
+      <w:numFmt w:val="decimal"/>
+      <w:lvlText w:val="%3."/>
+      <w:lvlJc w:val="left"/>
+      <w:pPr>
+        <w:tabs>
+          <w:tab w:val="num" w:pos="2160"/>
+        </w:tabs>
+        <w:ind w:left="2160" w:hanging="360"/>
+      </w:pPr>
+    </w:lvl>
+    <w:lvl w:ilvl="3" w:tentative="1">
+      <w:start w:val="1"/>
+      <w:numFmt w:val="decimal"/>
+      <w:lvlText w:val="%4."/>
+      <w:lvlJc w:val="left"/>
+      <w:pPr>
+        <w:tabs>
+          <w:tab w:val="num" w:pos="2880"/>
+        </w:tabs>
+        <w:ind w:left="2880" w:hanging="360"/>
+      </w:pPr>
+    </w:lvl>
+    <w:lvl w:ilvl="4" w:tentative="1">
+      <w:start w:val="1"/>
+      <w:numFmt w:val="decimal"/>
+      <w:lvlText w:val="%5."/>
+      <w:lvlJc w:val="left"/>
+      <w:pPr>
+        <w:tabs>
+          <w:tab w:val="num" w:pos="3600"/>
+        </w:tabs>
+        <w:ind w:left="3600" w:hanging="360"/>
+      </w:pPr>
+    </w:lvl>
+    <w:lvl w:ilvl="5" w:tentative="1">
+      <w:start w:val="1"/>
+      <w:numFmt w:val="decimal"/>
+      <w:lvlText w:val="%6."/>
+      <w:lvlJc w:val="left"/>
+      <w:pPr>
+        <w:tabs>
+          <w:tab w:val="num" w:pos="4320"/>
+        </w:tabs>
+        <w:ind w:left="4320" w:hanging="360"/>
+      </w:pPr>
+    </w:lvl>
+    <w:lvl w:ilvl="6" w:tentative="1">
+      <w:start w:val="1"/>
+      <w:numFmt w:val="decimal"/>
+      <w:lvlText w:val="%7."/>
+      <w:lvlJc w:val="left"/>
+      <w:pPr>
+        <w:tabs>
+          <w:tab w:val="num" w:pos="5040"/>
+        </w:tabs>
+        <w:ind w:left="5040" w:hanging="360"/>
+      </w:pPr>
+    </w:lvl>
+    <w:lvl w:ilvl="7" w:tentative="1">
+      <w:start w:val="1"/>
+      <w:numFmt w:val="decimal"/>
+      <w:lvlText w:val="%8."/>
+      <w:lvlJc w:val="left"/>
+      <w:pPr>
+        <w:tabs>
+          <w:tab w:val="num" w:pos="5760"/>
+        </w:tabs>
+        <w:ind w:left="5760" w:hanging="360"/>
+      </w:pPr>
+    </w:lvl>
+    <w:lvl w:ilvl="8" w:tentative="1">
+      <w:start w:val="1"/>
+      <w:numFmt w:val="decimal"/>
+      <w:lvlText w:val="%9."/>
+      <w:lvlJc w:val="left"/>
+      <w:pPr>
+        <w:tabs>
+          <w:tab w:val="num" w:pos="6480"/>
+        </w:tabs>
+        <w:ind w:left="6480" w:hanging="360"/>
+      </w:pPr>
+    </w:lvl>
+  </w:abstractNum>
+  <w:abstractNum w:abstractNumId="2" w15:restartNumberingAfterBreak="0">
+    <w:nsid w:val="0FBB3E4A"/>
+    <w:multiLevelType w:val="multilevel"/>
+    <w:tmpl w:val="9ACCF330"/>
+    <w:lvl w:ilvl="0">
+      <w:start w:val="1"/>
+      <w:numFmt w:val="decimal"/>
+      <w:lvlText w:val="%1."/>
+      <w:lvlJc w:val="left"/>
+      <w:pPr>
+        <w:tabs>
+          <w:tab w:val="num" w:pos="720"/>
+        </w:tabs>
+        <w:ind w:left="720" w:hanging="360"/>
+      </w:pPr>
+    </w:lvl>
+    <w:lvl w:ilvl="1" w:tentative="1">
+      <w:start w:val="1"/>
+      <w:numFmt w:val="decimal"/>
+      <w:lvlText w:val="%2."/>
+      <w:lvlJc w:val="left"/>
+      <w:pPr>
+        <w:tabs>
+          <w:tab w:val="num" w:pos="1440"/>
+        </w:tabs>
+        <w:ind w:left="1440" w:hanging="360"/>
+      </w:pPr>
+    </w:lvl>
+    <w:lvl w:ilvl="2" w:tentative="1">
+      <w:start w:val="1"/>
+      <w:numFmt w:val="decimal"/>
+      <w:lvlText w:val="%3."/>
+      <w:lvlJc w:val="left"/>
+      <w:pPr>
+        <w:tabs>
+          <w:tab w:val="num" w:pos="2160"/>
+        </w:tabs>
+        <w:ind w:left="2160" w:hanging="360"/>
+      </w:pPr>
+    </w:lvl>
+    <w:lvl w:ilvl="3" w:tentative="1">
+      <w:start w:val="1"/>
+      <w:numFmt w:val="decimal"/>
+      <w:lvlText w:val="%4."/>
+      <w:lvlJc w:val="left"/>
+      <w:pPr>
+        <w:tabs>
+          <w:tab w:val="num" w:pos="2880"/>
+        </w:tabs>
+        <w:ind w:left="2880" w:hanging="360"/>
+      </w:pPr>
+    </w:lvl>
+    <w:lvl w:ilvl="4" w:tentative="1">
+      <w:start w:val="1"/>
+      <w:numFmt w:val="decimal"/>
+      <w:lvlText w:val="%5."/>
+      <w:lvlJc w:val="left"/>
+      <w:pPr>
+        <w:tabs>
+          <w:tab w:val="num" w:pos="3600"/>
+        </w:tabs>
+        <w:ind w:left="3600" w:hanging="360"/>
+      </w:pPr>
+    </w:lvl>
+    <w:lvl w:ilvl="5" w:tentative="1">
+      <w:start w:val="1"/>
+      <w:numFmt w:val="decimal"/>
+      <w:lvlText w:val="%6."/>
+      <w:lvlJc w:val="left"/>
+      <w:pPr>
+        <w:tabs>
+          <w:tab w:val="num" w:pos="4320"/>
+        </w:tabs>
+        <w:ind w:left="4320" w:hanging="360"/>
+      </w:pPr>
+    </w:lvl>
+    <w:lvl w:ilvl="6" w:tentative="1">
+      <w:start w:val="1"/>
+      <w:numFmt w:val="decimal"/>
+      <w:lvlText w:val="%7."/>
+      <w:lvlJc w:val="left"/>
+      <w:pPr>
+        <w:tabs>
+          <w:tab w:val="num" w:pos="5040"/>
+        </w:tabs>
+        <w:ind w:left="5040" w:hanging="360"/>
+      </w:pPr>
+    </w:lvl>
+    <w:lvl w:ilvl="7" w:tentative="1">
+      <w:start w:val="1"/>
+      <w:numFmt w:val="decimal"/>
+      <w:lvlText w:val="%8."/>
+      <w:lvlJc w:val="left"/>
+      <w:pPr>
+        <w:tabs>
+          <w:tab w:val="num" w:pos="5760"/>
+        </w:tabs>
+        <w:ind w:left="5760" w:hanging="360"/>
+      </w:pPr>
+    </w:lvl>
+    <w:lvl w:ilvl="8" w:tentative="1">
+      <w:start w:val="1"/>
+      <w:numFmt w:val="decimal"/>
+      <w:lvlText w:val="%9."/>
+      <w:lvlJc w:val="left"/>
+      <w:pPr>
+        <w:tabs>
+          <w:tab w:val="num" w:pos="6480"/>
+        </w:tabs>
+        <w:ind w:left="6480" w:hanging="360"/>
+      </w:pPr>
+    </w:lvl>
+  </w:abstractNum>
+  <w:abstractNum w:abstractNumId="3" w15:restartNumberingAfterBreak="0">
     <w:nsid w:val="1456690A"/>
     <w:multiLevelType w:val="multilevel"/>
     <w:tmpl w:val="C24C7A18"/>
@@ -839,7 +4808,156 @@
       </w:rPr>
     </w:lvl>
   </w:abstractNum>
-  <w:abstractNum w:abstractNumId="1" w15:restartNumberingAfterBreak="0">
+  <w:abstractNum w:abstractNumId="4" w15:restartNumberingAfterBreak="0">
+    <w:nsid w:val="21D651EB"/>
+    <w:multiLevelType w:val="multilevel"/>
+    <w:tmpl w:val="DE12FBB4"/>
+    <w:lvl w:ilvl="0">
+      <w:start w:val="1"/>
+      <w:numFmt w:val="bullet"/>
+      <w:lvlText w:val=""/>
+      <w:lvlJc w:val="left"/>
+      <w:pPr>
+        <w:tabs>
+          <w:tab w:val="num" w:pos="720"/>
+        </w:tabs>
+        <w:ind w:left="720" w:hanging="360"/>
+      </w:pPr>
+      <w:rPr>
+        <w:rFonts w:ascii="Symbol" w:hAnsi="Symbol" w:hint="default"/>
+        <w:sz w:val="20"/>
+      </w:rPr>
+    </w:lvl>
+    <w:lvl w:ilvl="1" w:tentative="1">
+      <w:start w:val="1"/>
+      <w:numFmt w:val="bullet"/>
+      <w:lvlText w:val="o"/>
+      <w:lvlJc w:val="left"/>
+      <w:pPr>
+        <w:tabs>
+          <w:tab w:val="num" w:pos="1440"/>
+        </w:tabs>
+        <w:ind w:left="1440" w:hanging="360"/>
+      </w:pPr>
+      <w:rPr>
+        <w:rFonts w:ascii="Courier New" w:hAnsi="Courier New" w:hint="default"/>
+        <w:sz w:val="20"/>
+      </w:rPr>
+    </w:lvl>
+    <w:lvl w:ilvl="2" w:tentative="1">
+      <w:start w:val="1"/>
+      <w:numFmt w:val="bullet"/>
+      <w:lvlText w:val=""/>
+      <w:lvlJc w:val="left"/>
+      <w:pPr>
+        <w:tabs>
+          <w:tab w:val="num" w:pos="2160"/>
+        </w:tabs>
+        <w:ind w:left="2160" w:hanging="360"/>
+      </w:pPr>
+      <w:rPr>
+        <w:rFonts w:ascii="Wingdings" w:hAnsi="Wingdings" w:hint="default"/>
+        <w:sz w:val="20"/>
+      </w:rPr>
+    </w:lvl>
+    <w:lvl w:ilvl="3" w:tentative="1">
+      <w:start w:val="1"/>
+      <w:numFmt w:val="bullet"/>
+      <w:lvlText w:val=""/>
+      <w:lvlJc w:val="left"/>
+      <w:pPr>
+        <w:tabs>
+          <w:tab w:val="num" w:pos="2880"/>
+        </w:tabs>
+        <w:ind w:left="2880" w:hanging="360"/>
+      </w:pPr>
+      <w:rPr>
+        <w:rFonts w:ascii="Wingdings" w:hAnsi="Wingdings" w:hint="default"/>
+        <w:sz w:val="20"/>
+      </w:rPr>
+    </w:lvl>
+    <w:lvl w:ilvl="4" w:tentative="1">
+      <w:start w:val="1"/>
+      <w:numFmt w:val="bullet"/>
+      <w:lvlText w:val=""/>
+      <w:lvlJc w:val="left"/>
+      <w:pPr>
+        <w:tabs>
+          <w:tab w:val="num" w:pos="3600"/>
+        </w:tabs>
+        <w:ind w:left="3600" w:hanging="360"/>
+      </w:pPr>
+      <w:rPr>
+        <w:rFonts w:ascii="Wingdings" w:hAnsi="Wingdings" w:hint="default"/>
+        <w:sz w:val="20"/>
+      </w:rPr>
+    </w:lvl>
+    <w:lvl w:ilvl="5" w:tentative="1">
+      <w:start w:val="1"/>
+      <w:numFmt w:val="bullet"/>
+      <w:lvlText w:val=""/>
+      <w:lvlJc w:val="left"/>
+      <w:pPr>
+        <w:tabs>
+          <w:tab w:val="num" w:pos="4320"/>
+        </w:tabs>
+        <w:ind w:left="4320" w:hanging="360"/>
+      </w:pPr>
+      <w:rPr>
+        <w:rFonts w:ascii="Wingdings" w:hAnsi="Wingdings" w:hint="default"/>
+        <w:sz w:val="20"/>
+      </w:rPr>
+    </w:lvl>
+    <w:lvl w:ilvl="6" w:tentative="1">
+      <w:start w:val="1"/>
+      <w:numFmt w:val="bullet"/>
+      <w:lvlText w:val=""/>
+      <w:lvlJc w:val="left"/>
+      <w:pPr>
+        <w:tabs>
+          <w:tab w:val="num" w:pos="5040"/>
+        </w:tabs>
+        <w:ind w:left="5040" w:hanging="360"/>
+      </w:pPr>
+      <w:rPr>
+        <w:rFonts w:ascii="Wingdings" w:hAnsi="Wingdings" w:hint="default"/>
+        <w:sz w:val="20"/>
+      </w:rPr>
+    </w:lvl>
+    <w:lvl w:ilvl="7" w:tentative="1">
+      <w:start w:val="1"/>
+      <w:numFmt w:val="bullet"/>
+      <w:lvlText w:val=""/>
+      <w:lvlJc w:val="left"/>
+      <w:pPr>
+        <w:tabs>
+          <w:tab w:val="num" w:pos="5760"/>
+        </w:tabs>
+        <w:ind w:left="5760" w:hanging="360"/>
+      </w:pPr>
+      <w:rPr>
+        <w:rFonts w:ascii="Wingdings" w:hAnsi="Wingdings" w:hint="default"/>
+        <w:sz w:val="20"/>
+      </w:rPr>
+    </w:lvl>
+    <w:lvl w:ilvl="8" w:tentative="1">
+      <w:start w:val="1"/>
+      <w:numFmt w:val="bullet"/>
+      <w:lvlText w:val=""/>
+      <w:lvlJc w:val="left"/>
+      <w:pPr>
+        <w:tabs>
+          <w:tab w:val="num" w:pos="6480"/>
+        </w:tabs>
+        <w:ind w:left="6480" w:hanging="360"/>
+      </w:pPr>
+      <w:rPr>
+        <w:rFonts w:ascii="Wingdings" w:hAnsi="Wingdings" w:hint="default"/>
+        <w:sz w:val="20"/>
+      </w:rPr>
+    </w:lvl>
+  </w:abstractNum>
+  <w:abstractNum w:abstractNumId="5" w15:restartNumberingAfterBreak="0">
     <w:nsid w:val="2BA75494"/>
     <w:multiLevelType w:val="hybridMultilevel"/>
     <w:tmpl w:val="F57642F0"/>
@@ -925,7 +5043,233 @@
       </w:pPr>
     </w:lvl>
   </w:abstractNum>
-  <w:abstractNum w:abstractNumId="2" w15:restartNumberingAfterBreak="0">
+  <w:abstractNum w:abstractNumId="6" w15:restartNumberingAfterBreak="0">
+    <w:nsid w:val="2CB30963"/>
+    <w:multiLevelType w:val="multilevel"/>
+    <w:tmpl w:val="AC06E0D6"/>
+    <w:lvl w:ilvl="0">
+      <w:start w:val="1"/>
+      <w:numFmt w:val="decimal"/>
+      <w:lvlText w:val="%1."/>
+      <w:lvlJc w:val="left"/>
+      <w:pPr>
+        <w:tabs>
+          <w:tab w:val="num" w:pos="720"/>
+        </w:tabs>
+        <w:ind w:left="720" w:hanging="360"/>
+      </w:pPr>
+    </w:lvl>
+    <w:lvl w:ilvl="1" w:tentative="1">
+      <w:start w:val="1"/>
+      <w:numFmt w:val="decimal"/>
+      <w:lvlText w:val="%2."/>
+      <w:lvlJc w:val="left"/>
+      <w:pPr>
+        <w:tabs>
+          <w:tab w:val="num" w:pos="1440"/>
+        </w:tabs>
+        <w:ind w:left="1440" w:hanging="360"/>
+      </w:pPr>
+    </w:lvl>
+    <w:lvl w:ilvl="2" w:tentative="1">
+      <w:start w:val="1"/>
+      <w:numFmt w:val="decimal"/>
+      <w:lvlText w:val="%3."/>
+      <w:lvlJc w:val="left"/>
+      <w:pPr>
+        <w:tabs>
+          <w:tab w:val="num" w:pos="2160"/>
+        </w:tabs>
+        <w:ind w:left="2160" w:hanging="360"/>
+      </w:pPr>
+    </w:lvl>
+    <w:lvl w:ilvl="3" w:tentative="1">
+      <w:start w:val="1"/>
+      <w:numFmt w:val="decimal"/>
+      <w:lvlText w:val="%4."/>
+      <w:lvlJc w:val="left"/>
+      <w:pPr>
+        <w:tabs>
+          <w:tab w:val="num" w:pos="2880"/>
+        </w:tabs>
+        <w:ind w:left="2880" w:hanging="360"/>
+      </w:pPr>
+    </w:lvl>
+    <w:lvl w:ilvl="4" w:tentative="1">
+      <w:start w:val="1"/>
+      <w:numFmt w:val="decimal"/>
+      <w:lvlText w:val="%5."/>
+      <w:lvlJc w:val="left"/>
+      <w:pPr>
+        <w:tabs>
+          <w:tab w:val="num" w:pos="3600"/>
+        </w:tabs>
+        <w:ind w:left="3600" w:hanging="360"/>
+      </w:pPr>
+    </w:lvl>
+    <w:lvl w:ilvl="5" w:tentative="1">
+      <w:start w:val="1"/>
+      <w:numFmt w:val="decimal"/>
+      <w:lvlText w:val="%6."/>
+      <w:lvlJc w:val="left"/>
+      <w:pPr>
+        <w:tabs>
+          <w:tab w:val="num" w:pos="4320"/>
+        </w:tabs>
+        <w:ind w:left="4320" w:hanging="360"/>
+      </w:pPr>
+    </w:lvl>
+    <w:lvl w:ilvl="6" w:tentative="1">
+      <w:start w:val="1"/>
+      <w:numFmt w:val="decimal"/>
+      <w:lvlText w:val="%7."/>
+      <w:lvlJc w:val="left"/>
+      <w:pPr>
+        <w:tabs>
+          <w:tab w:val="num" w:pos="5040"/>
+        </w:tabs>
+        <w:ind w:left="5040" w:hanging="360"/>
+      </w:pPr>
+    </w:lvl>
+    <w:lvl w:ilvl="7" w:tentative="1">
+      <w:start w:val="1"/>
+      <w:numFmt w:val="decimal"/>
+      <w:lvlText w:val="%8."/>
+      <w:lvlJc w:val="left"/>
+      <w:pPr>
+        <w:tabs>
+          <w:tab w:val="num" w:pos="5760"/>
+        </w:tabs>
+        <w:ind w:left="5760" w:hanging="360"/>
+      </w:pPr>
+    </w:lvl>
+    <w:lvl w:ilvl="8" w:tentative="1">
+      <w:start w:val="1"/>
+      <w:numFmt w:val="decimal"/>
+      <w:lvlText w:val="%9."/>
+      <w:lvlJc w:val="left"/>
+      <w:pPr>
+        <w:tabs>
+          <w:tab w:val="num" w:pos="6480"/>
+        </w:tabs>
+        <w:ind w:left="6480" w:hanging="360"/>
+      </w:pPr>
+    </w:lvl>
+  </w:abstractNum>
+  <w:abstractNum w:abstractNumId="7" w15:restartNumberingAfterBreak="0">
+    <w:nsid w:val="379D35D3"/>
+    <w:multiLevelType w:val="multilevel"/>
+    <w:tmpl w:val="2D22CE42"/>
+    <w:lvl w:ilvl="0">
+      <w:start w:val="1"/>
+      <w:numFmt w:val="decimal"/>
+      <w:lvlText w:val="%1."/>
+      <w:lvlJc w:val="left"/>
+      <w:pPr>
+        <w:tabs>
+          <w:tab w:val="num" w:pos="720"/>
+        </w:tabs>
+        <w:ind w:left="720" w:hanging="360"/>
+      </w:pPr>
+    </w:lvl>
+    <w:lvl w:ilvl="1" w:tentative="1">
+      <w:start w:val="1"/>
+      <w:numFmt w:val="decimal"/>
+      <w:lvlText w:val="%2."/>
+      <w:lvlJc w:val="left"/>
+      <w:pPr>
+        <w:tabs>
+          <w:tab w:val="num" w:pos="1440"/>
+        </w:tabs>
+        <w:ind w:left="1440" w:hanging="360"/>
+      </w:pPr>
+    </w:lvl>
+    <w:lvl w:ilvl="2" w:tentative="1">
+      <w:start w:val="1"/>
+      <w:numFmt w:val="decimal"/>
+      <w:lvlText w:val="%3."/>
+      <w:lvlJc w:val="left"/>
+      <w:pPr>
+        <w:tabs>
+          <w:tab w:val="num" w:pos="2160"/>
+        </w:tabs>
+        <w:ind w:left="2160" w:hanging="360"/>
+      </w:pPr>
+    </w:lvl>
+    <w:lvl w:ilvl="3" w:tentative="1">
+      <w:start w:val="1"/>
+      <w:numFmt w:val="decimal"/>
+      <w:lvlText w:val="%4."/>
+      <w:lvlJc w:val="left"/>
+      <w:pPr>
+        <w:tabs>
+          <w:tab w:val="num" w:pos="2880"/>
+        </w:tabs>
+        <w:ind w:left="2880" w:hanging="360"/>
+      </w:pPr>
+    </w:lvl>
+    <w:lvl w:ilvl="4" w:tentative="1">
+      <w:start w:val="1"/>
+      <w:numFmt w:val="decimal"/>
+      <w:lvlText w:val="%5."/>
+      <w:lvlJc w:val="left"/>
+      <w:pPr>
+        <w:tabs>
+          <w:tab w:val="num" w:pos="3600"/>
+        </w:tabs>
+        <w:ind w:left="3600" w:hanging="360"/>
+      </w:pPr>
+    </w:lvl>
+    <w:lvl w:ilvl="5" w:tentative="1">
+      <w:start w:val="1"/>
+      <w:numFmt w:val="decimal"/>
+      <w:lvlText w:val="%6."/>
+      <w:lvlJc w:val="left"/>
+      <w:pPr>
+        <w:tabs>
+          <w:tab w:val="num" w:pos="4320"/>
+        </w:tabs>
+        <w:ind w:left="4320" w:hanging="360"/>
+      </w:pPr>
+    </w:lvl>
+    <w:lvl w:ilvl="6" w:tentative="1">
+      <w:start w:val="1"/>
+      <w:numFmt w:val="decimal"/>
+      <w:lvlText w:val="%7."/>
+      <w:lvlJc w:val="left"/>
+      <w:pPr>
+        <w:tabs>
+          <w:tab w:val="num" w:pos="5040"/>
+        </w:tabs>
+        <w:ind w:left="5040" w:hanging="360"/>
+      </w:pPr>
+    </w:lvl>
+    <w:lvl w:ilvl="7" w:tentative="1">
+      <w:start w:val="1"/>
+      <w:numFmt w:val="decimal"/>
+      <w:lvlText w:val="%8."/>
+      <w:lvlJc w:val="left"/>
+      <w:pPr>
+        <w:tabs>
+          <w:tab w:val="num" w:pos="5760"/>
+        </w:tabs>
+        <w:ind w:left="5760" w:hanging="360"/>
+      </w:pPr>
+    </w:lvl>
+    <w:lvl w:ilvl="8" w:tentative="1">
+      <w:start w:val="1"/>
+      <w:numFmt w:val="decimal"/>
+      <w:lvlText w:val="%9."/>
+      <w:lvlJc w:val="left"/>
+      <w:pPr>
+        <w:tabs>
+          <w:tab w:val="num" w:pos="6480"/>
+        </w:tabs>
+        <w:ind w:left="6480" w:hanging="360"/>
+      </w:pPr>
+    </w:lvl>
+  </w:abstractNum>
+  <w:abstractNum w:abstractNumId="8" w15:restartNumberingAfterBreak="0">
     <w:nsid w:val="3B6E23E2"/>
     <w:multiLevelType w:val="multilevel"/>
     <w:tmpl w:val="A2BEDA36"/>
@@ -1038,14 +5382,1488 @@
       </w:pPr>
     </w:lvl>
   </w:abstractNum>
+  <w:abstractNum w:abstractNumId="9" w15:restartNumberingAfterBreak="0">
+    <w:nsid w:val="3F0903F3"/>
+    <w:multiLevelType w:val="multilevel"/>
+    <w:tmpl w:val="5266A250"/>
+    <w:lvl w:ilvl="0">
+      <w:start w:val="1"/>
+      <w:numFmt w:val="decimal"/>
+      <w:lvlText w:val="%1."/>
+      <w:lvlJc w:val="left"/>
+      <w:pPr>
+        <w:tabs>
+          <w:tab w:val="num" w:pos="720"/>
+        </w:tabs>
+        <w:ind w:left="720" w:hanging="360"/>
+      </w:pPr>
+    </w:lvl>
+    <w:lvl w:ilvl="1" w:tentative="1">
+      <w:start w:val="1"/>
+      <w:numFmt w:val="decimal"/>
+      <w:lvlText w:val="%2."/>
+      <w:lvlJc w:val="left"/>
+      <w:pPr>
+        <w:tabs>
+          <w:tab w:val="num" w:pos="1440"/>
+        </w:tabs>
+        <w:ind w:left="1440" w:hanging="360"/>
+      </w:pPr>
+    </w:lvl>
+    <w:lvl w:ilvl="2" w:tentative="1">
+      <w:start w:val="1"/>
+      <w:numFmt w:val="decimal"/>
+      <w:lvlText w:val="%3."/>
+      <w:lvlJc w:val="left"/>
+      <w:pPr>
+        <w:tabs>
+          <w:tab w:val="num" w:pos="2160"/>
+        </w:tabs>
+        <w:ind w:left="2160" w:hanging="360"/>
+      </w:pPr>
+    </w:lvl>
+    <w:lvl w:ilvl="3" w:tentative="1">
+      <w:start w:val="1"/>
+      <w:numFmt w:val="decimal"/>
+      <w:lvlText w:val="%4."/>
+      <w:lvlJc w:val="left"/>
+      <w:pPr>
+        <w:tabs>
+          <w:tab w:val="num" w:pos="2880"/>
+        </w:tabs>
+        <w:ind w:left="2880" w:hanging="360"/>
+      </w:pPr>
+    </w:lvl>
+    <w:lvl w:ilvl="4" w:tentative="1">
+      <w:start w:val="1"/>
+      <w:numFmt w:val="decimal"/>
+      <w:lvlText w:val="%5."/>
+      <w:lvlJc w:val="left"/>
+      <w:pPr>
+        <w:tabs>
+          <w:tab w:val="num" w:pos="3600"/>
+        </w:tabs>
+        <w:ind w:left="3600" w:hanging="360"/>
+      </w:pPr>
+    </w:lvl>
+    <w:lvl w:ilvl="5" w:tentative="1">
+      <w:start w:val="1"/>
+      <w:numFmt w:val="decimal"/>
+      <w:lvlText w:val="%6."/>
+      <w:lvlJc w:val="left"/>
+      <w:pPr>
+        <w:tabs>
+          <w:tab w:val="num" w:pos="4320"/>
+        </w:tabs>
+        <w:ind w:left="4320" w:hanging="360"/>
+      </w:pPr>
+    </w:lvl>
+    <w:lvl w:ilvl="6" w:tentative="1">
+      <w:start w:val="1"/>
+      <w:numFmt w:val="decimal"/>
+      <w:lvlText w:val="%7."/>
+      <w:lvlJc w:val="left"/>
+      <w:pPr>
+        <w:tabs>
+          <w:tab w:val="num" w:pos="5040"/>
+        </w:tabs>
+        <w:ind w:left="5040" w:hanging="360"/>
+      </w:pPr>
+    </w:lvl>
+    <w:lvl w:ilvl="7" w:tentative="1">
+      <w:start w:val="1"/>
+      <w:numFmt w:val="decimal"/>
+      <w:lvlText w:val="%8."/>
+      <w:lvlJc w:val="left"/>
+      <w:pPr>
+        <w:tabs>
+          <w:tab w:val="num" w:pos="5760"/>
+        </w:tabs>
+        <w:ind w:left="5760" w:hanging="360"/>
+      </w:pPr>
+    </w:lvl>
+    <w:lvl w:ilvl="8" w:tentative="1">
+      <w:start w:val="1"/>
+      <w:numFmt w:val="decimal"/>
+      <w:lvlText w:val="%9."/>
+      <w:lvlJc w:val="left"/>
+      <w:pPr>
+        <w:tabs>
+          <w:tab w:val="num" w:pos="6480"/>
+        </w:tabs>
+        <w:ind w:left="6480" w:hanging="360"/>
+      </w:pPr>
+    </w:lvl>
+  </w:abstractNum>
+  <w:abstractNum w:abstractNumId="10" w15:restartNumberingAfterBreak="0">
+    <w:nsid w:val="43CD5384"/>
+    <w:multiLevelType w:val="multilevel"/>
+    <w:tmpl w:val="4FF4BD94"/>
+    <w:lvl w:ilvl="0">
+      <w:start w:val="1"/>
+      <w:numFmt w:val="decimal"/>
+      <w:lvlText w:val="%1."/>
+      <w:lvlJc w:val="left"/>
+      <w:pPr>
+        <w:tabs>
+          <w:tab w:val="num" w:pos="720"/>
+        </w:tabs>
+        <w:ind w:left="720" w:hanging="360"/>
+      </w:pPr>
+    </w:lvl>
+    <w:lvl w:ilvl="1" w:tentative="1">
+      <w:start w:val="1"/>
+      <w:numFmt w:val="decimal"/>
+      <w:lvlText w:val="%2."/>
+      <w:lvlJc w:val="left"/>
+      <w:pPr>
+        <w:tabs>
+          <w:tab w:val="num" w:pos="1440"/>
+        </w:tabs>
+        <w:ind w:left="1440" w:hanging="360"/>
+      </w:pPr>
+    </w:lvl>
+    <w:lvl w:ilvl="2" w:tentative="1">
+      <w:start w:val="1"/>
+      <w:numFmt w:val="decimal"/>
+      <w:lvlText w:val="%3."/>
+      <w:lvlJc w:val="left"/>
+      <w:pPr>
+        <w:tabs>
+          <w:tab w:val="num" w:pos="2160"/>
+        </w:tabs>
+        <w:ind w:left="2160" w:hanging="360"/>
+      </w:pPr>
+    </w:lvl>
+    <w:lvl w:ilvl="3" w:tentative="1">
+      <w:start w:val="1"/>
+      <w:numFmt w:val="decimal"/>
+      <w:lvlText w:val="%4."/>
+      <w:lvlJc w:val="left"/>
+      <w:pPr>
+        <w:tabs>
+          <w:tab w:val="num" w:pos="2880"/>
+        </w:tabs>
+        <w:ind w:left="2880" w:hanging="360"/>
+      </w:pPr>
+    </w:lvl>
+    <w:lvl w:ilvl="4" w:tentative="1">
+      <w:start w:val="1"/>
+      <w:numFmt w:val="decimal"/>
+      <w:lvlText w:val="%5."/>
+      <w:lvlJc w:val="left"/>
+      <w:pPr>
+        <w:tabs>
+          <w:tab w:val="num" w:pos="3600"/>
+        </w:tabs>
+        <w:ind w:left="3600" w:hanging="360"/>
+      </w:pPr>
+    </w:lvl>
+    <w:lvl w:ilvl="5" w:tentative="1">
+      <w:start w:val="1"/>
+      <w:numFmt w:val="decimal"/>
+      <w:lvlText w:val="%6."/>
+      <w:lvlJc w:val="left"/>
+      <w:pPr>
+        <w:tabs>
+          <w:tab w:val="num" w:pos="4320"/>
+        </w:tabs>
+        <w:ind w:left="4320" w:hanging="360"/>
+      </w:pPr>
+    </w:lvl>
+    <w:lvl w:ilvl="6" w:tentative="1">
+      <w:start w:val="1"/>
+      <w:numFmt w:val="decimal"/>
+      <w:lvlText w:val="%7."/>
+      <w:lvlJc w:val="left"/>
+      <w:pPr>
+        <w:tabs>
+          <w:tab w:val="num" w:pos="5040"/>
+        </w:tabs>
+        <w:ind w:left="5040" w:hanging="360"/>
+      </w:pPr>
+    </w:lvl>
+    <w:lvl w:ilvl="7" w:tentative="1">
+      <w:start w:val="1"/>
+      <w:numFmt w:val="decimal"/>
+      <w:lvlText w:val="%8."/>
+      <w:lvlJc w:val="left"/>
+      <w:pPr>
+        <w:tabs>
+          <w:tab w:val="num" w:pos="5760"/>
+        </w:tabs>
+        <w:ind w:left="5760" w:hanging="360"/>
+      </w:pPr>
+    </w:lvl>
+    <w:lvl w:ilvl="8" w:tentative="1">
+      <w:start w:val="1"/>
+      <w:numFmt w:val="decimal"/>
+      <w:lvlText w:val="%9."/>
+      <w:lvlJc w:val="left"/>
+      <w:pPr>
+        <w:tabs>
+          <w:tab w:val="num" w:pos="6480"/>
+        </w:tabs>
+        <w:ind w:left="6480" w:hanging="360"/>
+      </w:pPr>
+    </w:lvl>
+  </w:abstractNum>
+  <w:abstractNum w:abstractNumId="11" w15:restartNumberingAfterBreak="0">
+    <w:nsid w:val="46BA1148"/>
+    <w:multiLevelType w:val="multilevel"/>
+    <w:tmpl w:val="5B820C24"/>
+    <w:lvl w:ilvl="0">
+      <w:start w:val="1"/>
+      <w:numFmt w:val="decimal"/>
+      <w:lvlText w:val="%1."/>
+      <w:lvlJc w:val="left"/>
+      <w:pPr>
+        <w:tabs>
+          <w:tab w:val="num" w:pos="720"/>
+        </w:tabs>
+        <w:ind w:left="720" w:hanging="360"/>
+      </w:pPr>
+    </w:lvl>
+    <w:lvl w:ilvl="1" w:tentative="1">
+      <w:start w:val="1"/>
+      <w:numFmt w:val="decimal"/>
+      <w:lvlText w:val="%2."/>
+      <w:lvlJc w:val="left"/>
+      <w:pPr>
+        <w:tabs>
+          <w:tab w:val="num" w:pos="1440"/>
+        </w:tabs>
+        <w:ind w:left="1440" w:hanging="360"/>
+      </w:pPr>
+    </w:lvl>
+    <w:lvl w:ilvl="2" w:tentative="1">
+      <w:start w:val="1"/>
+      <w:numFmt w:val="decimal"/>
+      <w:lvlText w:val="%3."/>
+      <w:lvlJc w:val="left"/>
+      <w:pPr>
+        <w:tabs>
+          <w:tab w:val="num" w:pos="2160"/>
+        </w:tabs>
+        <w:ind w:left="2160" w:hanging="360"/>
+      </w:pPr>
+    </w:lvl>
+    <w:lvl w:ilvl="3" w:tentative="1">
+      <w:start w:val="1"/>
+      <w:numFmt w:val="decimal"/>
+      <w:lvlText w:val="%4."/>
+      <w:lvlJc w:val="left"/>
+      <w:pPr>
+        <w:tabs>
+          <w:tab w:val="num" w:pos="2880"/>
+        </w:tabs>
+        <w:ind w:left="2880" w:hanging="360"/>
+      </w:pPr>
+    </w:lvl>
+    <w:lvl w:ilvl="4" w:tentative="1">
+      <w:start w:val="1"/>
+      <w:numFmt w:val="decimal"/>
+      <w:lvlText w:val="%5."/>
+      <w:lvlJc w:val="left"/>
+      <w:pPr>
+        <w:tabs>
+          <w:tab w:val="num" w:pos="3600"/>
+        </w:tabs>
+        <w:ind w:left="3600" w:hanging="360"/>
+      </w:pPr>
+    </w:lvl>
+    <w:lvl w:ilvl="5" w:tentative="1">
+      <w:start w:val="1"/>
+      <w:numFmt w:val="decimal"/>
+      <w:lvlText w:val="%6."/>
+      <w:lvlJc w:val="left"/>
+      <w:pPr>
+        <w:tabs>
+          <w:tab w:val="num" w:pos="4320"/>
+        </w:tabs>
+        <w:ind w:left="4320" w:hanging="360"/>
+      </w:pPr>
+    </w:lvl>
+    <w:lvl w:ilvl="6" w:tentative="1">
+      <w:start w:val="1"/>
+      <w:numFmt w:val="decimal"/>
+      <w:lvlText w:val="%7."/>
+      <w:lvlJc w:val="left"/>
+      <w:pPr>
+        <w:tabs>
+          <w:tab w:val="num" w:pos="5040"/>
+        </w:tabs>
+        <w:ind w:left="5040" w:hanging="360"/>
+      </w:pPr>
+    </w:lvl>
+    <w:lvl w:ilvl="7" w:tentative="1">
+      <w:start w:val="1"/>
+      <w:numFmt w:val="decimal"/>
+      <w:lvlText w:val="%8."/>
+      <w:lvlJc w:val="left"/>
+      <w:pPr>
+        <w:tabs>
+          <w:tab w:val="num" w:pos="5760"/>
+        </w:tabs>
+        <w:ind w:left="5760" w:hanging="360"/>
+      </w:pPr>
+    </w:lvl>
+    <w:lvl w:ilvl="8" w:tentative="1">
+      <w:start w:val="1"/>
+      <w:numFmt w:val="decimal"/>
+      <w:lvlText w:val="%9."/>
+      <w:lvlJc w:val="left"/>
+      <w:pPr>
+        <w:tabs>
+          <w:tab w:val="num" w:pos="6480"/>
+        </w:tabs>
+        <w:ind w:left="6480" w:hanging="360"/>
+      </w:pPr>
+    </w:lvl>
+  </w:abstractNum>
+  <w:abstractNum w:abstractNumId="12" w15:restartNumberingAfterBreak="0">
+    <w:nsid w:val="47856F44"/>
+    <w:multiLevelType w:val="multilevel"/>
+    <w:tmpl w:val="8B0A67BE"/>
+    <w:lvl w:ilvl="0">
+      <w:start w:val="1"/>
+      <w:numFmt w:val="bullet"/>
+      <w:lvlText w:val=""/>
+      <w:lvlJc w:val="left"/>
+      <w:pPr>
+        <w:tabs>
+          <w:tab w:val="num" w:pos="720"/>
+        </w:tabs>
+        <w:ind w:left="720" w:hanging="360"/>
+      </w:pPr>
+      <w:rPr>
+        <w:rFonts w:ascii="Symbol" w:hAnsi="Symbol" w:hint="default"/>
+        <w:sz w:val="20"/>
+      </w:rPr>
+    </w:lvl>
+    <w:lvl w:ilvl="1" w:tentative="1">
+      <w:start w:val="1"/>
+      <w:numFmt w:val="bullet"/>
+      <w:lvlText w:val="o"/>
+      <w:lvlJc w:val="left"/>
+      <w:pPr>
+        <w:tabs>
+          <w:tab w:val="num" w:pos="1440"/>
+        </w:tabs>
+        <w:ind w:left="1440" w:hanging="360"/>
+      </w:pPr>
+      <w:rPr>
+        <w:rFonts w:ascii="Courier New" w:hAnsi="Courier New" w:hint="default"/>
+        <w:sz w:val="20"/>
+      </w:rPr>
+    </w:lvl>
+    <w:lvl w:ilvl="2" w:tentative="1">
+      <w:start w:val="1"/>
+      <w:numFmt w:val="bullet"/>
+      <w:lvlText w:val=""/>
+      <w:lvlJc w:val="left"/>
+      <w:pPr>
+        <w:tabs>
+          <w:tab w:val="num" w:pos="2160"/>
+        </w:tabs>
+        <w:ind w:left="2160" w:hanging="360"/>
+      </w:pPr>
+      <w:rPr>
+        <w:rFonts w:ascii="Wingdings" w:hAnsi="Wingdings" w:hint="default"/>
+        <w:sz w:val="20"/>
+      </w:rPr>
+    </w:lvl>
+    <w:lvl w:ilvl="3" w:tentative="1">
+      <w:start w:val="1"/>
+      <w:numFmt w:val="bullet"/>
+      <w:lvlText w:val=""/>
+      <w:lvlJc w:val="left"/>
+      <w:pPr>
+        <w:tabs>
+          <w:tab w:val="num" w:pos="2880"/>
+        </w:tabs>
+        <w:ind w:left="2880" w:hanging="360"/>
+      </w:pPr>
+      <w:rPr>
+        <w:rFonts w:ascii="Wingdings" w:hAnsi="Wingdings" w:hint="default"/>
+        <w:sz w:val="20"/>
+      </w:rPr>
+    </w:lvl>
+    <w:lvl w:ilvl="4" w:tentative="1">
+      <w:start w:val="1"/>
+      <w:numFmt w:val="bullet"/>
+      <w:lvlText w:val=""/>
+      <w:lvlJc w:val="left"/>
+      <w:pPr>
+        <w:tabs>
+          <w:tab w:val="num" w:pos="3600"/>
+        </w:tabs>
+        <w:ind w:left="3600" w:hanging="360"/>
+      </w:pPr>
+      <w:rPr>
+        <w:rFonts w:ascii="Wingdings" w:hAnsi="Wingdings" w:hint="default"/>
+        <w:sz w:val="20"/>
+      </w:rPr>
+    </w:lvl>
+    <w:lvl w:ilvl="5" w:tentative="1">
+      <w:start w:val="1"/>
+      <w:numFmt w:val="bullet"/>
+      <w:lvlText w:val=""/>
+      <w:lvlJc w:val="left"/>
+      <w:pPr>
+        <w:tabs>
+          <w:tab w:val="num" w:pos="4320"/>
+        </w:tabs>
+        <w:ind w:left="4320" w:hanging="360"/>
+      </w:pPr>
+      <w:rPr>
+        <w:rFonts w:ascii="Wingdings" w:hAnsi="Wingdings" w:hint="default"/>
+        <w:sz w:val="20"/>
+      </w:rPr>
+    </w:lvl>
+    <w:lvl w:ilvl="6" w:tentative="1">
+      <w:start w:val="1"/>
+      <w:numFmt w:val="bullet"/>
+      <w:lvlText w:val=""/>
+      <w:lvlJc w:val="left"/>
+      <w:pPr>
+        <w:tabs>
+          <w:tab w:val="num" w:pos="5040"/>
+        </w:tabs>
+        <w:ind w:left="5040" w:hanging="360"/>
+      </w:pPr>
+      <w:rPr>
+        <w:rFonts w:ascii="Wingdings" w:hAnsi="Wingdings" w:hint="default"/>
+        <w:sz w:val="20"/>
+      </w:rPr>
+    </w:lvl>
+    <w:lvl w:ilvl="7" w:tentative="1">
+      <w:start w:val="1"/>
+      <w:numFmt w:val="bullet"/>
+      <w:lvlText w:val=""/>
+      <w:lvlJc w:val="left"/>
+      <w:pPr>
+        <w:tabs>
+          <w:tab w:val="num" w:pos="5760"/>
+        </w:tabs>
+        <w:ind w:left="5760" w:hanging="360"/>
+      </w:pPr>
+      <w:rPr>
+        <w:rFonts w:ascii="Wingdings" w:hAnsi="Wingdings" w:hint="default"/>
+        <w:sz w:val="20"/>
+      </w:rPr>
+    </w:lvl>
+    <w:lvl w:ilvl="8" w:tentative="1">
+      <w:start w:val="1"/>
+      <w:numFmt w:val="bullet"/>
+      <w:lvlText w:val=""/>
+      <w:lvlJc w:val="left"/>
+      <w:pPr>
+        <w:tabs>
+          <w:tab w:val="num" w:pos="6480"/>
+        </w:tabs>
+        <w:ind w:left="6480" w:hanging="360"/>
+      </w:pPr>
+      <w:rPr>
+        <w:rFonts w:ascii="Wingdings" w:hAnsi="Wingdings" w:hint="default"/>
+        <w:sz w:val="20"/>
+      </w:rPr>
+    </w:lvl>
+  </w:abstractNum>
+  <w:abstractNum w:abstractNumId="13" w15:restartNumberingAfterBreak="0">
+    <w:nsid w:val="579668B9"/>
+    <w:multiLevelType w:val="multilevel"/>
+    <w:tmpl w:val="7C4CD1B2"/>
+    <w:lvl w:ilvl="0">
+      <w:start w:val="1"/>
+      <w:numFmt w:val="bullet"/>
+      <w:lvlText w:val=""/>
+      <w:lvlJc w:val="left"/>
+      <w:pPr>
+        <w:tabs>
+          <w:tab w:val="num" w:pos="720"/>
+        </w:tabs>
+        <w:ind w:left="720" w:hanging="360"/>
+      </w:pPr>
+      <w:rPr>
+        <w:rFonts w:ascii="Symbol" w:hAnsi="Symbol" w:hint="default"/>
+        <w:sz w:val="20"/>
+      </w:rPr>
+    </w:lvl>
+    <w:lvl w:ilvl="1" w:tentative="1">
+      <w:start w:val="1"/>
+      <w:numFmt w:val="bullet"/>
+      <w:lvlText w:val="o"/>
+      <w:lvlJc w:val="left"/>
+      <w:pPr>
+        <w:tabs>
+          <w:tab w:val="num" w:pos="1440"/>
+        </w:tabs>
+        <w:ind w:left="1440" w:hanging="360"/>
+      </w:pPr>
+      <w:rPr>
+        <w:rFonts w:ascii="Courier New" w:hAnsi="Courier New" w:hint="default"/>
+        <w:sz w:val="20"/>
+      </w:rPr>
+    </w:lvl>
+    <w:lvl w:ilvl="2" w:tentative="1">
+      <w:start w:val="1"/>
+      <w:numFmt w:val="bullet"/>
+      <w:lvlText w:val=""/>
+      <w:lvlJc w:val="left"/>
+      <w:pPr>
+        <w:tabs>
+          <w:tab w:val="num" w:pos="2160"/>
+        </w:tabs>
+        <w:ind w:left="2160" w:hanging="360"/>
+      </w:pPr>
+      <w:rPr>
+        <w:rFonts w:ascii="Wingdings" w:hAnsi="Wingdings" w:hint="default"/>
+        <w:sz w:val="20"/>
+      </w:rPr>
+    </w:lvl>
+    <w:lvl w:ilvl="3" w:tentative="1">
+      <w:start w:val="1"/>
+      <w:numFmt w:val="bullet"/>
+      <w:lvlText w:val=""/>
+      <w:lvlJc w:val="left"/>
+      <w:pPr>
+        <w:tabs>
+          <w:tab w:val="num" w:pos="2880"/>
+        </w:tabs>
+        <w:ind w:left="2880" w:hanging="360"/>
+      </w:pPr>
+      <w:rPr>
+        <w:rFonts w:ascii="Wingdings" w:hAnsi="Wingdings" w:hint="default"/>
+        <w:sz w:val="20"/>
+      </w:rPr>
+    </w:lvl>
+    <w:lvl w:ilvl="4" w:tentative="1">
+      <w:start w:val="1"/>
+      <w:numFmt w:val="bullet"/>
+      <w:lvlText w:val=""/>
+      <w:lvlJc w:val="left"/>
+      <w:pPr>
+        <w:tabs>
+          <w:tab w:val="num" w:pos="3600"/>
+        </w:tabs>
+        <w:ind w:left="3600" w:hanging="360"/>
+      </w:pPr>
+      <w:rPr>
+        <w:rFonts w:ascii="Wingdings" w:hAnsi="Wingdings" w:hint="default"/>
+        <w:sz w:val="20"/>
+      </w:rPr>
+    </w:lvl>
+    <w:lvl w:ilvl="5" w:tentative="1">
+      <w:start w:val="1"/>
+      <w:numFmt w:val="bullet"/>
+      <w:lvlText w:val=""/>
+      <w:lvlJc w:val="left"/>
+      <w:pPr>
+        <w:tabs>
+          <w:tab w:val="num" w:pos="4320"/>
+        </w:tabs>
+        <w:ind w:left="4320" w:hanging="360"/>
+      </w:pPr>
+      <w:rPr>
+        <w:rFonts w:ascii="Wingdings" w:hAnsi="Wingdings" w:hint="default"/>
+        <w:sz w:val="20"/>
+      </w:rPr>
+    </w:lvl>
+    <w:lvl w:ilvl="6" w:tentative="1">
+      <w:start w:val="1"/>
+      <w:numFmt w:val="bullet"/>
+      <w:lvlText w:val=""/>
+      <w:lvlJc w:val="left"/>
+      <w:pPr>
+        <w:tabs>
+          <w:tab w:val="num" w:pos="5040"/>
+        </w:tabs>
+        <w:ind w:left="5040" w:hanging="360"/>
+      </w:pPr>
+      <w:rPr>
+        <w:rFonts w:ascii="Wingdings" w:hAnsi="Wingdings" w:hint="default"/>
+        <w:sz w:val="20"/>
+      </w:rPr>
+    </w:lvl>
+    <w:lvl w:ilvl="7" w:tentative="1">
+      <w:start w:val="1"/>
+      <w:numFmt w:val="bullet"/>
+      <w:lvlText w:val=""/>
+      <w:lvlJc w:val="left"/>
+      <w:pPr>
+        <w:tabs>
+          <w:tab w:val="num" w:pos="5760"/>
+        </w:tabs>
+        <w:ind w:left="5760" w:hanging="360"/>
+      </w:pPr>
+      <w:rPr>
+        <w:rFonts w:ascii="Wingdings" w:hAnsi="Wingdings" w:hint="default"/>
+        <w:sz w:val="20"/>
+      </w:rPr>
+    </w:lvl>
+    <w:lvl w:ilvl="8" w:tentative="1">
+      <w:start w:val="1"/>
+      <w:numFmt w:val="bullet"/>
+      <w:lvlText w:val=""/>
+      <w:lvlJc w:val="left"/>
+      <w:pPr>
+        <w:tabs>
+          <w:tab w:val="num" w:pos="6480"/>
+        </w:tabs>
+        <w:ind w:left="6480" w:hanging="360"/>
+      </w:pPr>
+      <w:rPr>
+        <w:rFonts w:ascii="Wingdings" w:hAnsi="Wingdings" w:hint="default"/>
+        <w:sz w:val="20"/>
+      </w:rPr>
+    </w:lvl>
+  </w:abstractNum>
+  <w:abstractNum w:abstractNumId="14" w15:restartNumberingAfterBreak="0">
+    <w:nsid w:val="58C673B5"/>
+    <w:multiLevelType w:val="multilevel"/>
+    <w:tmpl w:val="55A4F9E6"/>
+    <w:lvl w:ilvl="0">
+      <w:start w:val="1"/>
+      <w:numFmt w:val="decimal"/>
+      <w:lvlText w:val="%1."/>
+      <w:lvlJc w:val="left"/>
+      <w:pPr>
+        <w:tabs>
+          <w:tab w:val="num" w:pos="720"/>
+        </w:tabs>
+        <w:ind w:left="720" w:hanging="360"/>
+      </w:pPr>
+    </w:lvl>
+    <w:lvl w:ilvl="1" w:tentative="1">
+      <w:start w:val="1"/>
+      <w:numFmt w:val="decimal"/>
+      <w:lvlText w:val="%2."/>
+      <w:lvlJc w:val="left"/>
+      <w:pPr>
+        <w:tabs>
+          <w:tab w:val="num" w:pos="1440"/>
+        </w:tabs>
+        <w:ind w:left="1440" w:hanging="360"/>
+      </w:pPr>
+    </w:lvl>
+    <w:lvl w:ilvl="2" w:tentative="1">
+      <w:start w:val="1"/>
+      <w:numFmt w:val="decimal"/>
+      <w:lvlText w:val="%3."/>
+      <w:lvlJc w:val="left"/>
+      <w:pPr>
+        <w:tabs>
+          <w:tab w:val="num" w:pos="2160"/>
+        </w:tabs>
+        <w:ind w:left="2160" w:hanging="360"/>
+      </w:pPr>
+    </w:lvl>
+    <w:lvl w:ilvl="3" w:tentative="1">
+      <w:start w:val="1"/>
+      <w:numFmt w:val="decimal"/>
+      <w:lvlText w:val="%4."/>
+      <w:lvlJc w:val="left"/>
+      <w:pPr>
+        <w:tabs>
+          <w:tab w:val="num" w:pos="2880"/>
+        </w:tabs>
+        <w:ind w:left="2880" w:hanging="360"/>
+      </w:pPr>
+    </w:lvl>
+    <w:lvl w:ilvl="4" w:tentative="1">
+      <w:start w:val="1"/>
+      <w:numFmt w:val="decimal"/>
+      <w:lvlText w:val="%5."/>
+      <w:lvlJc w:val="left"/>
+      <w:pPr>
+        <w:tabs>
+          <w:tab w:val="num" w:pos="3600"/>
+        </w:tabs>
+        <w:ind w:left="3600" w:hanging="360"/>
+      </w:pPr>
+    </w:lvl>
+    <w:lvl w:ilvl="5" w:tentative="1">
+      <w:start w:val="1"/>
+      <w:numFmt w:val="decimal"/>
+      <w:lvlText w:val="%6."/>
+      <w:lvlJc w:val="left"/>
+      <w:pPr>
+        <w:tabs>
+          <w:tab w:val="num" w:pos="4320"/>
+        </w:tabs>
+        <w:ind w:left="4320" w:hanging="360"/>
+      </w:pPr>
+    </w:lvl>
+    <w:lvl w:ilvl="6" w:tentative="1">
+      <w:start w:val="1"/>
+      <w:numFmt w:val="decimal"/>
+      <w:lvlText w:val="%7."/>
+      <w:lvlJc w:val="left"/>
+      <w:pPr>
+        <w:tabs>
+          <w:tab w:val="num" w:pos="5040"/>
+        </w:tabs>
+        <w:ind w:left="5040" w:hanging="360"/>
+      </w:pPr>
+    </w:lvl>
+    <w:lvl w:ilvl="7" w:tentative="1">
+      <w:start w:val="1"/>
+      <w:numFmt w:val="decimal"/>
+      <w:lvlText w:val="%8."/>
+      <w:lvlJc w:val="left"/>
+      <w:pPr>
+        <w:tabs>
+          <w:tab w:val="num" w:pos="5760"/>
+        </w:tabs>
+        <w:ind w:left="5760" w:hanging="360"/>
+      </w:pPr>
+    </w:lvl>
+    <w:lvl w:ilvl="8" w:tentative="1">
+      <w:start w:val="1"/>
+      <w:numFmt w:val="decimal"/>
+      <w:lvlText w:val="%9."/>
+      <w:lvlJc w:val="left"/>
+      <w:pPr>
+        <w:tabs>
+          <w:tab w:val="num" w:pos="6480"/>
+        </w:tabs>
+        <w:ind w:left="6480" w:hanging="360"/>
+      </w:pPr>
+    </w:lvl>
+  </w:abstractNum>
+  <w:abstractNum w:abstractNumId="15" w15:restartNumberingAfterBreak="0">
+    <w:nsid w:val="5D025FFD"/>
+    <w:multiLevelType w:val="multilevel"/>
+    <w:tmpl w:val="6FD47A4C"/>
+    <w:lvl w:ilvl="0">
+      <w:start w:val="1"/>
+      <w:numFmt w:val="bullet"/>
+      <w:lvlText w:val=""/>
+      <w:lvlJc w:val="left"/>
+      <w:pPr>
+        <w:tabs>
+          <w:tab w:val="num" w:pos="720"/>
+        </w:tabs>
+        <w:ind w:left="720" w:hanging="360"/>
+      </w:pPr>
+      <w:rPr>
+        <w:rFonts w:ascii="Symbol" w:hAnsi="Symbol" w:hint="default"/>
+        <w:sz w:val="20"/>
+      </w:rPr>
+    </w:lvl>
+    <w:lvl w:ilvl="1" w:tentative="1">
+      <w:start w:val="1"/>
+      <w:numFmt w:val="bullet"/>
+      <w:lvlText w:val="o"/>
+      <w:lvlJc w:val="left"/>
+      <w:pPr>
+        <w:tabs>
+          <w:tab w:val="num" w:pos="1440"/>
+        </w:tabs>
+        <w:ind w:left="1440" w:hanging="360"/>
+      </w:pPr>
+      <w:rPr>
+        <w:rFonts w:ascii="Courier New" w:hAnsi="Courier New" w:hint="default"/>
+        <w:sz w:val="20"/>
+      </w:rPr>
+    </w:lvl>
+    <w:lvl w:ilvl="2" w:tentative="1">
+      <w:start w:val="1"/>
+      <w:numFmt w:val="bullet"/>
+      <w:lvlText w:val=""/>
+      <w:lvlJc w:val="left"/>
+      <w:pPr>
+        <w:tabs>
+          <w:tab w:val="num" w:pos="2160"/>
+        </w:tabs>
+        <w:ind w:left="2160" w:hanging="360"/>
+      </w:pPr>
+      <w:rPr>
+        <w:rFonts w:ascii="Wingdings" w:hAnsi="Wingdings" w:hint="default"/>
+        <w:sz w:val="20"/>
+      </w:rPr>
+    </w:lvl>
+    <w:lvl w:ilvl="3" w:tentative="1">
+      <w:start w:val="1"/>
+      <w:numFmt w:val="bullet"/>
+      <w:lvlText w:val=""/>
+      <w:lvlJc w:val="left"/>
+      <w:pPr>
+        <w:tabs>
+          <w:tab w:val="num" w:pos="2880"/>
+        </w:tabs>
+        <w:ind w:left="2880" w:hanging="360"/>
+      </w:pPr>
+      <w:rPr>
+        <w:rFonts w:ascii="Wingdings" w:hAnsi="Wingdings" w:hint="default"/>
+        <w:sz w:val="20"/>
+      </w:rPr>
+    </w:lvl>
+    <w:lvl w:ilvl="4" w:tentative="1">
+      <w:start w:val="1"/>
+      <w:numFmt w:val="bullet"/>
+      <w:lvlText w:val=""/>
+      <w:lvlJc w:val="left"/>
+      <w:pPr>
+        <w:tabs>
+          <w:tab w:val="num" w:pos="3600"/>
+        </w:tabs>
+        <w:ind w:left="3600" w:hanging="360"/>
+      </w:pPr>
+      <w:rPr>
+        <w:rFonts w:ascii="Wingdings" w:hAnsi="Wingdings" w:hint="default"/>
+        <w:sz w:val="20"/>
+      </w:rPr>
+    </w:lvl>
+    <w:lvl w:ilvl="5" w:tentative="1">
+      <w:start w:val="1"/>
+      <w:numFmt w:val="bullet"/>
+      <w:lvlText w:val=""/>
+      <w:lvlJc w:val="left"/>
+      <w:pPr>
+        <w:tabs>
+          <w:tab w:val="num" w:pos="4320"/>
+        </w:tabs>
+        <w:ind w:left="4320" w:hanging="360"/>
+      </w:pPr>
+      <w:rPr>
+        <w:rFonts w:ascii="Wingdings" w:hAnsi="Wingdings" w:hint="default"/>
+        <w:sz w:val="20"/>
+      </w:rPr>
+    </w:lvl>
+    <w:lvl w:ilvl="6" w:tentative="1">
+      <w:start w:val="1"/>
+      <w:numFmt w:val="bullet"/>
+      <w:lvlText w:val=""/>
+      <w:lvlJc w:val="left"/>
+      <w:pPr>
+        <w:tabs>
+          <w:tab w:val="num" w:pos="5040"/>
+        </w:tabs>
+        <w:ind w:left="5040" w:hanging="360"/>
+      </w:pPr>
+      <w:rPr>
+        <w:rFonts w:ascii="Wingdings" w:hAnsi="Wingdings" w:hint="default"/>
+        <w:sz w:val="20"/>
+      </w:rPr>
+    </w:lvl>
+    <w:lvl w:ilvl="7" w:tentative="1">
+      <w:start w:val="1"/>
+      <w:numFmt w:val="bullet"/>
+      <w:lvlText w:val=""/>
+      <w:lvlJc w:val="left"/>
+      <w:pPr>
+        <w:tabs>
+          <w:tab w:val="num" w:pos="5760"/>
+        </w:tabs>
+        <w:ind w:left="5760" w:hanging="360"/>
+      </w:pPr>
+      <w:rPr>
+        <w:rFonts w:ascii="Wingdings" w:hAnsi="Wingdings" w:hint="default"/>
+        <w:sz w:val="20"/>
+      </w:rPr>
+    </w:lvl>
+    <w:lvl w:ilvl="8" w:tentative="1">
+      <w:start w:val="1"/>
+      <w:numFmt w:val="bullet"/>
+      <w:lvlText w:val=""/>
+      <w:lvlJc w:val="left"/>
+      <w:pPr>
+        <w:tabs>
+          <w:tab w:val="num" w:pos="6480"/>
+        </w:tabs>
+        <w:ind w:left="6480" w:hanging="360"/>
+      </w:pPr>
+      <w:rPr>
+        <w:rFonts w:ascii="Wingdings" w:hAnsi="Wingdings" w:hint="default"/>
+        <w:sz w:val="20"/>
+      </w:rPr>
+    </w:lvl>
+  </w:abstractNum>
+  <w:abstractNum w:abstractNumId="16" w15:restartNumberingAfterBreak="0">
+    <w:nsid w:val="6F2C3876"/>
+    <w:multiLevelType w:val="multilevel"/>
+    <w:tmpl w:val="A7481E86"/>
+    <w:lvl w:ilvl="0">
+      <w:start w:val="1"/>
+      <w:numFmt w:val="decimal"/>
+      <w:lvlText w:val="%1."/>
+      <w:lvlJc w:val="left"/>
+      <w:pPr>
+        <w:tabs>
+          <w:tab w:val="num" w:pos="720"/>
+        </w:tabs>
+        <w:ind w:left="720" w:hanging="360"/>
+      </w:pPr>
+    </w:lvl>
+    <w:lvl w:ilvl="1" w:tentative="1">
+      <w:start w:val="1"/>
+      <w:numFmt w:val="decimal"/>
+      <w:lvlText w:val="%2."/>
+      <w:lvlJc w:val="left"/>
+      <w:pPr>
+        <w:tabs>
+          <w:tab w:val="num" w:pos="1440"/>
+        </w:tabs>
+        <w:ind w:left="1440" w:hanging="360"/>
+      </w:pPr>
+    </w:lvl>
+    <w:lvl w:ilvl="2" w:tentative="1">
+      <w:start w:val="1"/>
+      <w:numFmt w:val="decimal"/>
+      <w:lvlText w:val="%3."/>
+      <w:lvlJc w:val="left"/>
+      <w:pPr>
+        <w:tabs>
+          <w:tab w:val="num" w:pos="2160"/>
+        </w:tabs>
+        <w:ind w:left="2160" w:hanging="360"/>
+      </w:pPr>
+    </w:lvl>
+    <w:lvl w:ilvl="3" w:tentative="1">
+      <w:start w:val="1"/>
+      <w:numFmt w:val="decimal"/>
+      <w:lvlText w:val="%4."/>
+      <w:lvlJc w:val="left"/>
+      <w:pPr>
+        <w:tabs>
+          <w:tab w:val="num" w:pos="2880"/>
+        </w:tabs>
+        <w:ind w:left="2880" w:hanging="360"/>
+      </w:pPr>
+    </w:lvl>
+    <w:lvl w:ilvl="4" w:tentative="1">
+      <w:start w:val="1"/>
+      <w:numFmt w:val="decimal"/>
+      <w:lvlText w:val="%5."/>
+      <w:lvlJc w:val="left"/>
+      <w:pPr>
+        <w:tabs>
+          <w:tab w:val="num" w:pos="3600"/>
+        </w:tabs>
+        <w:ind w:left="3600" w:hanging="360"/>
+      </w:pPr>
+    </w:lvl>
+    <w:lvl w:ilvl="5" w:tentative="1">
+      <w:start w:val="1"/>
+      <w:numFmt w:val="decimal"/>
+      <w:lvlText w:val="%6."/>
+      <w:lvlJc w:val="left"/>
+      <w:pPr>
+        <w:tabs>
+          <w:tab w:val="num" w:pos="4320"/>
+        </w:tabs>
+        <w:ind w:left="4320" w:hanging="360"/>
+      </w:pPr>
+    </w:lvl>
+    <w:lvl w:ilvl="6" w:tentative="1">
+      <w:start w:val="1"/>
+      <w:numFmt w:val="decimal"/>
+      <w:lvlText w:val="%7."/>
+      <w:lvlJc w:val="left"/>
+      <w:pPr>
+        <w:tabs>
+          <w:tab w:val="num" w:pos="5040"/>
+        </w:tabs>
+        <w:ind w:left="5040" w:hanging="360"/>
+      </w:pPr>
+    </w:lvl>
+    <w:lvl w:ilvl="7" w:tentative="1">
+      <w:start w:val="1"/>
+      <w:numFmt w:val="decimal"/>
+      <w:lvlText w:val="%8."/>
+      <w:lvlJc w:val="left"/>
+      <w:pPr>
+        <w:tabs>
+          <w:tab w:val="num" w:pos="5760"/>
+        </w:tabs>
+        <w:ind w:left="5760" w:hanging="360"/>
+      </w:pPr>
+    </w:lvl>
+    <w:lvl w:ilvl="8" w:tentative="1">
+      <w:start w:val="1"/>
+      <w:numFmt w:val="decimal"/>
+      <w:lvlText w:val="%9."/>
+      <w:lvlJc w:val="left"/>
+      <w:pPr>
+        <w:tabs>
+          <w:tab w:val="num" w:pos="6480"/>
+        </w:tabs>
+        <w:ind w:left="6480" w:hanging="360"/>
+      </w:pPr>
+    </w:lvl>
+  </w:abstractNum>
+  <w:abstractNum w:abstractNumId="17" w15:restartNumberingAfterBreak="0">
+    <w:nsid w:val="745B1F4A"/>
+    <w:multiLevelType w:val="multilevel"/>
+    <w:tmpl w:val="1CB4A2E6"/>
+    <w:lvl w:ilvl="0">
+      <w:start w:val="1"/>
+      <w:numFmt w:val="bullet"/>
+      <w:lvlText w:val=""/>
+      <w:lvlJc w:val="left"/>
+      <w:pPr>
+        <w:tabs>
+          <w:tab w:val="num" w:pos="720"/>
+        </w:tabs>
+        <w:ind w:left="720" w:hanging="360"/>
+      </w:pPr>
+      <w:rPr>
+        <w:rFonts w:ascii="Symbol" w:hAnsi="Symbol" w:hint="default"/>
+        <w:sz w:val="20"/>
+      </w:rPr>
+    </w:lvl>
+    <w:lvl w:ilvl="1" w:tentative="1">
+      <w:start w:val="1"/>
+      <w:numFmt w:val="bullet"/>
+      <w:lvlText w:val="o"/>
+      <w:lvlJc w:val="left"/>
+      <w:pPr>
+        <w:tabs>
+          <w:tab w:val="num" w:pos="1440"/>
+        </w:tabs>
+        <w:ind w:left="1440" w:hanging="360"/>
+      </w:pPr>
+      <w:rPr>
+        <w:rFonts w:ascii="Courier New" w:hAnsi="Courier New" w:hint="default"/>
+        <w:sz w:val="20"/>
+      </w:rPr>
+    </w:lvl>
+    <w:lvl w:ilvl="2" w:tentative="1">
+      <w:start w:val="1"/>
+      <w:numFmt w:val="bullet"/>
+      <w:lvlText w:val=""/>
+      <w:lvlJc w:val="left"/>
+      <w:pPr>
+        <w:tabs>
+          <w:tab w:val="num" w:pos="2160"/>
+        </w:tabs>
+        <w:ind w:left="2160" w:hanging="360"/>
+      </w:pPr>
+      <w:rPr>
+        <w:rFonts w:ascii="Wingdings" w:hAnsi="Wingdings" w:hint="default"/>
+        <w:sz w:val="20"/>
+      </w:rPr>
+    </w:lvl>
+    <w:lvl w:ilvl="3" w:tentative="1">
+      <w:start w:val="1"/>
+      <w:numFmt w:val="bullet"/>
+      <w:lvlText w:val=""/>
+      <w:lvlJc w:val="left"/>
+      <w:pPr>
+        <w:tabs>
+          <w:tab w:val="num" w:pos="2880"/>
+        </w:tabs>
+        <w:ind w:left="2880" w:hanging="360"/>
+      </w:pPr>
+      <w:rPr>
+        <w:rFonts w:ascii="Wingdings" w:hAnsi="Wingdings" w:hint="default"/>
+        <w:sz w:val="20"/>
+      </w:rPr>
+    </w:lvl>
+    <w:lvl w:ilvl="4" w:tentative="1">
+      <w:start w:val="1"/>
+      <w:numFmt w:val="bullet"/>
+      <w:lvlText w:val=""/>
+      <w:lvlJc w:val="left"/>
+      <w:pPr>
+        <w:tabs>
+          <w:tab w:val="num" w:pos="3600"/>
+        </w:tabs>
+        <w:ind w:left="3600" w:hanging="360"/>
+      </w:pPr>
+      <w:rPr>
+        <w:rFonts w:ascii="Wingdings" w:hAnsi="Wingdings" w:hint="default"/>
+        <w:sz w:val="20"/>
+      </w:rPr>
+    </w:lvl>
+    <w:lvl w:ilvl="5" w:tentative="1">
+      <w:start w:val="1"/>
+      <w:numFmt w:val="bullet"/>
+      <w:lvlText w:val=""/>
+      <w:lvlJc w:val="left"/>
+      <w:pPr>
+        <w:tabs>
+          <w:tab w:val="num" w:pos="4320"/>
+        </w:tabs>
+        <w:ind w:left="4320" w:hanging="360"/>
+      </w:pPr>
+      <w:rPr>
+        <w:rFonts w:ascii="Wingdings" w:hAnsi="Wingdings" w:hint="default"/>
+        <w:sz w:val="20"/>
+      </w:rPr>
+    </w:lvl>
+    <w:lvl w:ilvl="6" w:tentative="1">
+      <w:start w:val="1"/>
+      <w:numFmt w:val="bullet"/>
+      <w:lvlText w:val=""/>
+      <w:lvlJc w:val="left"/>
+      <w:pPr>
+        <w:tabs>
+          <w:tab w:val="num" w:pos="5040"/>
+        </w:tabs>
+        <w:ind w:left="5040" w:hanging="360"/>
+      </w:pPr>
+      <w:rPr>
+        <w:rFonts w:ascii="Wingdings" w:hAnsi="Wingdings" w:hint="default"/>
+        <w:sz w:val="20"/>
+      </w:rPr>
+    </w:lvl>
+    <w:lvl w:ilvl="7" w:tentative="1">
+      <w:start w:val="1"/>
+      <w:numFmt w:val="bullet"/>
+      <w:lvlText w:val=""/>
+      <w:lvlJc w:val="left"/>
+      <w:pPr>
+        <w:tabs>
+          <w:tab w:val="num" w:pos="5760"/>
+        </w:tabs>
+        <w:ind w:left="5760" w:hanging="360"/>
+      </w:pPr>
+      <w:rPr>
+        <w:rFonts w:ascii="Wingdings" w:hAnsi="Wingdings" w:hint="default"/>
+        <w:sz w:val="20"/>
+      </w:rPr>
+    </w:lvl>
+    <w:lvl w:ilvl="8" w:tentative="1">
+      <w:start w:val="1"/>
+      <w:numFmt w:val="bullet"/>
+      <w:lvlText w:val=""/>
+      <w:lvlJc w:val="left"/>
+      <w:pPr>
+        <w:tabs>
+          <w:tab w:val="num" w:pos="6480"/>
+        </w:tabs>
+        <w:ind w:left="6480" w:hanging="360"/>
+      </w:pPr>
+      <w:rPr>
+        <w:rFonts w:ascii="Wingdings" w:hAnsi="Wingdings" w:hint="default"/>
+        <w:sz w:val="20"/>
+      </w:rPr>
+    </w:lvl>
+  </w:abstractNum>
+  <w:abstractNum w:abstractNumId="18" w15:restartNumberingAfterBreak="0">
+    <w:nsid w:val="7DF0341B"/>
+    <w:multiLevelType w:val="multilevel"/>
+    <w:tmpl w:val="80329840"/>
+    <w:lvl w:ilvl="0">
+      <w:start w:val="1"/>
+      <w:numFmt w:val="decimal"/>
+      <w:lvlText w:val="%1."/>
+      <w:lvlJc w:val="left"/>
+      <w:pPr>
+        <w:tabs>
+          <w:tab w:val="num" w:pos="720"/>
+        </w:tabs>
+        <w:ind w:left="720" w:hanging="360"/>
+      </w:pPr>
+    </w:lvl>
+    <w:lvl w:ilvl="1" w:tentative="1">
+      <w:start w:val="1"/>
+      <w:numFmt w:val="decimal"/>
+      <w:lvlText w:val="%2."/>
+      <w:lvlJc w:val="left"/>
+      <w:pPr>
+        <w:tabs>
+          <w:tab w:val="num" w:pos="1440"/>
+        </w:tabs>
+        <w:ind w:left="1440" w:hanging="360"/>
+      </w:pPr>
+    </w:lvl>
+    <w:lvl w:ilvl="2" w:tentative="1">
+      <w:start w:val="1"/>
+      <w:numFmt w:val="decimal"/>
+      <w:lvlText w:val="%3."/>
+      <w:lvlJc w:val="left"/>
+      <w:pPr>
+        <w:tabs>
+          <w:tab w:val="num" w:pos="2160"/>
+        </w:tabs>
+        <w:ind w:left="2160" w:hanging="360"/>
+      </w:pPr>
+    </w:lvl>
+    <w:lvl w:ilvl="3" w:tentative="1">
+      <w:start w:val="1"/>
+      <w:numFmt w:val="decimal"/>
+      <w:lvlText w:val="%4."/>
+      <w:lvlJc w:val="left"/>
+      <w:pPr>
+        <w:tabs>
+          <w:tab w:val="num" w:pos="2880"/>
+        </w:tabs>
+        <w:ind w:left="2880" w:hanging="360"/>
+      </w:pPr>
+    </w:lvl>
+    <w:lvl w:ilvl="4" w:tentative="1">
+      <w:start w:val="1"/>
+      <w:numFmt w:val="decimal"/>
+      <w:lvlText w:val="%5."/>
+      <w:lvlJc w:val="left"/>
+      <w:pPr>
+        <w:tabs>
+          <w:tab w:val="num" w:pos="3600"/>
+        </w:tabs>
+        <w:ind w:left="3600" w:hanging="360"/>
+      </w:pPr>
+    </w:lvl>
+    <w:lvl w:ilvl="5" w:tentative="1">
+      <w:start w:val="1"/>
+      <w:numFmt w:val="decimal"/>
+      <w:lvlText w:val="%6."/>
+      <w:lvlJc w:val="left"/>
+      <w:pPr>
+        <w:tabs>
+          <w:tab w:val="num" w:pos="4320"/>
+        </w:tabs>
+        <w:ind w:left="4320" w:hanging="360"/>
+      </w:pPr>
+    </w:lvl>
+    <w:lvl w:ilvl="6" w:tentative="1">
+      <w:start w:val="1"/>
+      <w:numFmt w:val="decimal"/>
+      <w:lvlText w:val="%7."/>
+      <w:lvlJc w:val="left"/>
+      <w:pPr>
+        <w:tabs>
+          <w:tab w:val="num" w:pos="5040"/>
+        </w:tabs>
+        <w:ind w:left="5040" w:hanging="360"/>
+      </w:pPr>
+    </w:lvl>
+    <w:lvl w:ilvl="7" w:tentative="1">
+      <w:start w:val="1"/>
+      <w:numFmt w:val="decimal"/>
+      <w:lvlText w:val="%8."/>
+      <w:lvlJc w:val="left"/>
+      <w:pPr>
+        <w:tabs>
+          <w:tab w:val="num" w:pos="5760"/>
+        </w:tabs>
+        <w:ind w:left="5760" w:hanging="360"/>
+      </w:pPr>
+    </w:lvl>
+    <w:lvl w:ilvl="8" w:tentative="1">
+      <w:start w:val="1"/>
+      <w:numFmt w:val="decimal"/>
+      <w:lvlText w:val="%9."/>
+      <w:lvlJc w:val="left"/>
+      <w:pPr>
+        <w:tabs>
+          <w:tab w:val="num" w:pos="6480"/>
+        </w:tabs>
+        <w:ind w:left="6480" w:hanging="360"/>
+      </w:pPr>
+    </w:lvl>
+  </w:abstractNum>
+  <w:abstractNum w:abstractNumId="19" w15:restartNumberingAfterBreak="0">
+    <w:nsid w:val="7F2E6137"/>
+    <w:multiLevelType w:val="multilevel"/>
+    <w:tmpl w:val="6F12A678"/>
+    <w:lvl w:ilvl="0">
+      <w:start w:val="1"/>
+      <w:numFmt w:val="bullet"/>
+      <w:lvlText w:val=""/>
+      <w:lvlJc w:val="left"/>
+      <w:pPr>
+        <w:tabs>
+          <w:tab w:val="num" w:pos="720"/>
+        </w:tabs>
+        <w:ind w:left="720" w:hanging="360"/>
+      </w:pPr>
+      <w:rPr>
+        <w:rFonts w:ascii="Symbol" w:hAnsi="Symbol" w:hint="default"/>
+        <w:sz w:val="20"/>
+      </w:rPr>
+    </w:lvl>
+    <w:lvl w:ilvl="1" w:tentative="1">
+      <w:start w:val="1"/>
+      <w:numFmt w:val="bullet"/>
+      <w:lvlText w:val="o"/>
+      <w:lvlJc w:val="left"/>
+      <w:pPr>
+        <w:tabs>
+          <w:tab w:val="num" w:pos="1440"/>
+        </w:tabs>
+        <w:ind w:left="1440" w:hanging="360"/>
+      </w:pPr>
+      <w:rPr>
+        <w:rFonts w:ascii="Courier New" w:hAnsi="Courier New" w:hint="default"/>
+        <w:sz w:val="20"/>
+      </w:rPr>
+    </w:lvl>
+    <w:lvl w:ilvl="2" w:tentative="1">
+      <w:start w:val="1"/>
+      <w:numFmt w:val="bullet"/>
+      <w:lvlText w:val=""/>
+      <w:lvlJc w:val="left"/>
+      <w:pPr>
+        <w:tabs>
+          <w:tab w:val="num" w:pos="2160"/>
+        </w:tabs>
+        <w:ind w:left="2160" w:hanging="360"/>
+      </w:pPr>
+      <w:rPr>
+        <w:rFonts w:ascii="Wingdings" w:hAnsi="Wingdings" w:hint="default"/>
+        <w:sz w:val="20"/>
+      </w:rPr>
+    </w:lvl>
+    <w:lvl w:ilvl="3" w:tentative="1">
+      <w:start w:val="1"/>
+      <w:numFmt w:val="bullet"/>
+      <w:lvlText w:val=""/>
+      <w:lvlJc w:val="left"/>
+      <w:pPr>
+        <w:tabs>
+          <w:tab w:val="num" w:pos="2880"/>
+        </w:tabs>
+        <w:ind w:left="2880" w:hanging="360"/>
+      </w:pPr>
+      <w:rPr>
+        <w:rFonts w:ascii="Wingdings" w:hAnsi="Wingdings" w:hint="default"/>
+        <w:sz w:val="20"/>
+      </w:rPr>
+    </w:lvl>
+    <w:lvl w:ilvl="4" w:tentative="1">
+      <w:start w:val="1"/>
+      <w:numFmt w:val="bullet"/>
+      <w:lvlText w:val=""/>
+      <w:lvlJc w:val="left"/>
+      <w:pPr>
+        <w:tabs>
+          <w:tab w:val="num" w:pos="3600"/>
+        </w:tabs>
+        <w:ind w:left="3600" w:hanging="360"/>
+      </w:pPr>
+      <w:rPr>
+        <w:rFonts w:ascii="Wingdings" w:hAnsi="Wingdings" w:hint="default"/>
+        <w:sz w:val="20"/>
+      </w:rPr>
+    </w:lvl>
+    <w:lvl w:ilvl="5" w:tentative="1">
+      <w:start w:val="1"/>
+      <w:numFmt w:val="bullet"/>
+      <w:lvlText w:val=""/>
+      <w:lvlJc w:val="left"/>
+      <w:pPr>
+        <w:tabs>
+          <w:tab w:val="num" w:pos="4320"/>
+        </w:tabs>
+        <w:ind w:left="4320" w:hanging="360"/>
+      </w:pPr>
+      <w:rPr>
+        <w:rFonts w:ascii="Wingdings" w:hAnsi="Wingdings" w:hint="default"/>
+        <w:sz w:val="20"/>
+      </w:rPr>
+    </w:lvl>
+    <w:lvl w:ilvl="6" w:tentative="1">
+      <w:start w:val="1"/>
+      <w:numFmt w:val="bullet"/>
+      <w:lvlText w:val=""/>
+      <w:lvlJc w:val="left"/>
+      <w:pPr>
+        <w:tabs>
+          <w:tab w:val="num" w:pos="5040"/>
+        </w:tabs>
+        <w:ind w:left="5040" w:hanging="360"/>
+      </w:pPr>
+      <w:rPr>
+        <w:rFonts w:ascii="Wingdings" w:hAnsi="Wingdings" w:hint="default"/>
+        <w:sz w:val="20"/>
+      </w:rPr>
+    </w:lvl>
+    <w:lvl w:ilvl="7" w:tentative="1">
+      <w:start w:val="1"/>
+      <w:numFmt w:val="bullet"/>
+      <w:lvlText w:val=""/>
+      <w:lvlJc w:val="left"/>
+      <w:pPr>
+        <w:tabs>
+          <w:tab w:val="num" w:pos="5760"/>
+        </w:tabs>
+        <w:ind w:left="5760" w:hanging="360"/>
+      </w:pPr>
+      <w:rPr>
+        <w:rFonts w:ascii="Wingdings" w:hAnsi="Wingdings" w:hint="default"/>
+        <w:sz w:val="20"/>
+      </w:rPr>
+    </w:lvl>
+    <w:lvl w:ilvl="8" w:tentative="1">
+      <w:start w:val="1"/>
+      <w:numFmt w:val="bullet"/>
+      <w:lvlText w:val=""/>
+      <w:lvlJc w:val="left"/>
+      <w:pPr>
+        <w:tabs>
+          <w:tab w:val="num" w:pos="6480"/>
+        </w:tabs>
+        <w:ind w:left="6480" w:hanging="360"/>
+      </w:pPr>
+      <w:rPr>
+        <w:rFonts w:ascii="Wingdings" w:hAnsi="Wingdings" w:hint="default"/>
+        <w:sz w:val="20"/>
+      </w:rPr>
+    </w:lvl>
+  </w:abstractNum>
   <w:num w:numId="1" w16cid:durableId="1052509775">
+    <w:abstractNumId w:val="3"/>
+  </w:num>
+  <w:num w:numId="2" w16cid:durableId="1520507">
+    <w:abstractNumId w:val="8"/>
+  </w:num>
+  <w:num w:numId="3" w16cid:durableId="427584126">
+    <w:abstractNumId w:val="5"/>
+  </w:num>
+  <w:num w:numId="4" w16cid:durableId="747117300">
+    <w:abstractNumId w:val="15"/>
+  </w:num>
+  <w:num w:numId="5" w16cid:durableId="884368875">
+    <w:abstractNumId w:val="9"/>
+  </w:num>
+  <w:num w:numId="6" w16cid:durableId="648485568">
+    <w:abstractNumId w:val="7"/>
+  </w:num>
+  <w:num w:numId="7" w16cid:durableId="542638748">
+    <w:abstractNumId w:val="18"/>
+  </w:num>
+  <w:num w:numId="8" w16cid:durableId="1008681279">
+    <w:abstractNumId w:val="10"/>
+  </w:num>
+  <w:num w:numId="9" w16cid:durableId="127743791">
+    <w:abstractNumId w:val="11"/>
+  </w:num>
+  <w:num w:numId="10" w16cid:durableId="408190923">
+    <w:abstractNumId w:val="13"/>
+  </w:num>
+  <w:num w:numId="11" w16cid:durableId="2074234731">
+    <w:abstractNumId w:val="17"/>
+  </w:num>
+  <w:num w:numId="12" w16cid:durableId="434398883">
+    <w:abstractNumId w:val="2"/>
+  </w:num>
+  <w:num w:numId="13" w16cid:durableId="1098259170">
+    <w:abstractNumId w:val="14"/>
+  </w:num>
+  <w:num w:numId="14" w16cid:durableId="1304776771">
     <w:abstractNumId w:val="0"/>
   </w:num>
-  <w:num w:numId="2" w16cid:durableId="1520507">
-    <w:abstractNumId w:val="2"/>
+  <w:num w:numId="15" w16cid:durableId="618684593">
+    <w:abstractNumId w:val="16"/>
   </w:num>
-  <w:num w:numId="3" w16cid:durableId="427584126">
+  <w:num w:numId="16" w16cid:durableId="2117752283">
+    <w:abstractNumId w:val="6"/>
+  </w:num>
+  <w:num w:numId="17" w16cid:durableId="1676609800">
     <w:abstractNumId w:val="1"/>
+  </w:num>
+  <w:num w:numId="18" w16cid:durableId="1759519849">
+    <w:abstractNumId w:val="4"/>
+  </w:num>
+  <w:num w:numId="19" w16cid:durableId="1938519529">
+    <w:abstractNumId w:val="19"/>
+  </w:num>
+  <w:num w:numId="20" w16cid:durableId="1064373418">
+    <w:abstractNumId w:val="12"/>
   </w:num>
 </w:numbering>
 </file>
@@ -1651,7 +7469,6 @@
   <w:style w:type="character" w:default="1" w:styleId="Fuentedeprrafopredeter">
     <w:name w:val="Default Paragraph Font"/>
     <w:uiPriority w:val="1"/>
-    <w:semiHidden/>
     <w:unhideWhenUsed/>
   </w:style>
   <w:style w:type="table" w:default="1" w:styleId="Tablanormal">
@@ -2239,6 +8056,18 @@
     <w:uiPriority w:val="99"/>
     <w:rsid w:val="00F774A6"/>
   </w:style>
+  <w:style w:type="character" w:styleId="Mencinsinresolver">
+    <w:name w:val="Unresolved Mention"/>
+    <w:basedOn w:val="Fuentedeprrafopredeter"/>
+    <w:uiPriority w:val="99"/>
+    <w:semiHidden/>
+    <w:unhideWhenUsed/>
+    <w:rsid w:val="00584FC0"/>
+    <w:rPr>
+      <w:color w:val="605E5C"/>
+      <w:shd w:val="clear" w:color="auto" w:fill="E1DFDD"/>
+    </w:rPr>
+  </w:style>
 </w:styles>
 </file>
 

--- a/DOCUMENTACIÓN Y MANUALES/DOCUMENTACIÓN.docx
+++ b/DOCUMENTACIÓN Y MANUALES/DOCUMENTACIÓN.docx
@@ -574,20 +574,13 @@
     </w:p>
     <w:p>
       <w:pPr>
-        <w:rPr>
-          <w:rFonts w:ascii="Arial" w:hAnsi="Arial" w:cs="Arial"/>
-          <w:b/>
-          <w:bCs/>
-          <w:color w:val="000000" w:themeColor="text1"/>
-          <w:lang w:val="es-GT"/>
-        </w:rPr>
-      </w:pPr>
-      <w:r>
-        <w:rPr>
-          <w:rFonts w:ascii="Arial" w:hAnsi="Arial" w:cs="Arial"/>
-          <w:b/>
-          <w:bCs/>
-          <w:color w:val="000000" w:themeColor="text1"/>
+        <w:pStyle w:val="Ttulo1"/>
+        <w:rPr>
+          <w:lang w:val="es-GT"/>
+        </w:rPr>
+      </w:pPr>
+      <w:r>
+        <w:rPr>
           <w:lang w:val="es-GT"/>
         </w:rPr>
         <w:lastRenderedPageBreak/>
@@ -596,6 +589,8 @@
     </w:p>
     <w:p>
       <w:pPr>
+        <w:spacing w:line="480" w:lineRule="auto"/>
+        <w:ind w:firstLine="720"/>
         <w:rPr>
           <w:rFonts w:ascii="Arial" w:hAnsi="Arial" w:cs="Arial"/>
           <w:bCs/>
@@ -615,6 +610,8 @@
     </w:p>
     <w:p>
       <w:pPr>
+        <w:spacing w:line="480" w:lineRule="auto"/>
+        <w:ind w:firstLine="720"/>
         <w:rPr>
           <w:rFonts w:ascii="Arial" w:hAnsi="Arial" w:cs="Arial"/>
           <w:bCs/>
@@ -674,254 +671,141 @@
     </w:p>
     <w:p>
       <w:pPr>
-        <w:rPr>
-          <w:rFonts w:ascii="Arial" w:hAnsi="Arial" w:cs="Arial"/>
-          <w:bCs/>
-          <w:color w:val="000000" w:themeColor="text1"/>
-          <w:lang w:val="es-GT"/>
-        </w:rPr>
-      </w:pPr>
-    </w:p>
-    <w:p>
-      <w:pPr>
-        <w:rPr>
-          <w:rFonts w:ascii="Arial" w:hAnsi="Arial" w:cs="Arial"/>
-          <w:bCs/>
-          <w:color w:val="000000" w:themeColor="text1"/>
-          <w:lang w:val="es-GT"/>
-        </w:rPr>
-      </w:pPr>
-    </w:p>
-    <w:p>
-      <w:pPr>
-        <w:rPr>
-          <w:rFonts w:ascii="Arial" w:hAnsi="Arial" w:cs="Arial"/>
-          <w:bCs/>
-          <w:color w:val="000000" w:themeColor="text1"/>
-          <w:lang w:val="es-GT"/>
-        </w:rPr>
-      </w:pPr>
-    </w:p>
-    <w:p>
-      <w:pPr>
-        <w:rPr>
-          <w:rFonts w:ascii="Arial" w:hAnsi="Arial" w:cs="Arial"/>
-          <w:bCs/>
-          <w:color w:val="000000" w:themeColor="text1"/>
-          <w:lang w:val="es-GT"/>
-        </w:rPr>
-      </w:pPr>
-    </w:p>
-    <w:p>
-      <w:pPr>
-        <w:rPr>
-          <w:rFonts w:ascii="Arial" w:hAnsi="Arial" w:cs="Arial"/>
-          <w:bCs/>
-          <w:color w:val="000000" w:themeColor="text1"/>
-          <w:lang w:val="es-GT"/>
-        </w:rPr>
-      </w:pPr>
-    </w:p>
-    <w:p>
-      <w:pPr>
-        <w:rPr>
-          <w:rFonts w:ascii="Arial" w:hAnsi="Arial" w:cs="Arial"/>
-          <w:bCs/>
-          <w:color w:val="000000" w:themeColor="text1"/>
-          <w:lang w:val="es-GT"/>
-        </w:rPr>
-      </w:pPr>
-    </w:p>
-    <w:p>
-      <w:pPr>
-        <w:rPr>
-          <w:rFonts w:ascii="Arial" w:hAnsi="Arial" w:cs="Arial"/>
-          <w:bCs/>
-          <w:color w:val="000000" w:themeColor="text1"/>
-          <w:lang w:val="es-GT"/>
-        </w:rPr>
-      </w:pPr>
-    </w:p>
-    <w:p>
-      <w:pPr>
-        <w:rPr>
-          <w:rFonts w:ascii="Arial" w:hAnsi="Arial" w:cs="Arial"/>
-          <w:bCs/>
-          <w:color w:val="000000" w:themeColor="text1"/>
-          <w:lang w:val="es-GT"/>
-        </w:rPr>
-      </w:pPr>
-    </w:p>
-    <w:p>
-      <w:pPr>
-        <w:rPr>
-          <w:rFonts w:ascii="Arial" w:hAnsi="Arial" w:cs="Arial"/>
-          <w:bCs/>
-          <w:color w:val="000000" w:themeColor="text1"/>
-          <w:lang w:val="es-GT"/>
-        </w:rPr>
-      </w:pPr>
-    </w:p>
-    <w:p>
-      <w:pPr>
-        <w:rPr>
-          <w:rFonts w:ascii="Arial" w:hAnsi="Arial" w:cs="Arial"/>
-          <w:bCs/>
-          <w:color w:val="000000" w:themeColor="text1"/>
-          <w:lang w:val="es-GT"/>
-        </w:rPr>
-      </w:pPr>
-    </w:p>
-    <w:p>
-      <w:pPr>
-        <w:rPr>
-          <w:rFonts w:ascii="Arial" w:hAnsi="Arial" w:cs="Arial"/>
-          <w:bCs/>
-          <w:color w:val="000000" w:themeColor="text1"/>
-          <w:lang w:val="es-GT"/>
-        </w:rPr>
-      </w:pPr>
-    </w:p>
-    <w:p>
-      <w:pPr>
-        <w:rPr>
-          <w:rFonts w:ascii="Arial" w:hAnsi="Arial" w:cs="Arial"/>
-          <w:bCs/>
-          <w:color w:val="000000" w:themeColor="text1"/>
-          <w:lang w:val="es-GT"/>
-        </w:rPr>
-      </w:pPr>
-    </w:p>
-    <w:p>
-      <w:pPr>
-        <w:rPr>
-          <w:rFonts w:ascii="Arial" w:hAnsi="Arial" w:cs="Arial"/>
-          <w:bCs/>
-          <w:color w:val="000000" w:themeColor="text1"/>
-          <w:lang w:val="es-GT"/>
-        </w:rPr>
-      </w:pPr>
-    </w:p>
-    <w:p>
-      <w:pPr>
-        <w:rPr>
-          <w:rFonts w:ascii="Arial" w:hAnsi="Arial" w:cs="Arial"/>
-          <w:bCs/>
-          <w:color w:val="000000" w:themeColor="text1"/>
-          <w:lang w:val="es-GT"/>
-        </w:rPr>
-      </w:pPr>
-    </w:p>
-    <w:p>
-      <w:pPr>
-        <w:rPr>
-          <w:rFonts w:ascii="Arial" w:hAnsi="Arial" w:cs="Arial"/>
-          <w:bCs/>
-          <w:color w:val="000000" w:themeColor="text1"/>
-          <w:lang w:val="es-GT"/>
-        </w:rPr>
-      </w:pPr>
-    </w:p>
-    <w:p>
-      <w:pPr>
-        <w:rPr>
-          <w:rFonts w:ascii="Arial" w:hAnsi="Arial" w:cs="Arial"/>
-          <w:bCs/>
-          <w:color w:val="000000" w:themeColor="text1"/>
-          <w:lang w:val="es-GT"/>
-        </w:rPr>
-      </w:pPr>
-    </w:p>
-    <w:p>
-      <w:pPr>
-        <w:rPr>
-          <w:rFonts w:ascii="Arial" w:hAnsi="Arial" w:cs="Arial"/>
-          <w:bCs/>
-          <w:color w:val="000000" w:themeColor="text1"/>
-          <w:lang w:val="es-GT"/>
-        </w:rPr>
-      </w:pPr>
-    </w:p>
-    <w:p>
-      <w:pPr>
-        <w:rPr>
-          <w:rFonts w:ascii="Arial" w:hAnsi="Arial" w:cs="Arial"/>
-          <w:bCs/>
-          <w:color w:val="000000" w:themeColor="text1"/>
-          <w:lang w:val="es-GT"/>
-        </w:rPr>
-      </w:pPr>
-    </w:p>
-    <w:p>
-      <w:pPr>
-        <w:rPr>
-          <w:rFonts w:ascii="Arial" w:hAnsi="Arial" w:cs="Arial"/>
-          <w:bCs/>
-          <w:color w:val="000000" w:themeColor="text1"/>
-          <w:lang w:val="es-GT"/>
-        </w:rPr>
-      </w:pPr>
-    </w:p>
-    <w:p>
-      <w:pPr>
-        <w:rPr>
-          <w:rFonts w:ascii="Arial" w:hAnsi="Arial" w:cs="Arial"/>
-          <w:bCs/>
-          <w:color w:val="000000" w:themeColor="text1"/>
-          <w:lang w:val="es-GT"/>
-        </w:rPr>
-      </w:pPr>
-    </w:p>
-    <w:p>
-      <w:pPr>
-        <w:rPr>
-          <w:rFonts w:ascii="Arial" w:hAnsi="Arial" w:cs="Arial"/>
-          <w:bCs/>
-          <w:color w:val="000000" w:themeColor="text1"/>
-          <w:lang w:val="es-GT"/>
-        </w:rPr>
-      </w:pPr>
-    </w:p>
-    <w:p>
-      <w:pPr>
-        <w:rPr>
-          <w:rFonts w:ascii="Arial" w:hAnsi="Arial" w:cs="Arial"/>
-          <w:bCs/>
-          <w:color w:val="000000" w:themeColor="text1"/>
-          <w:lang w:val="es-GT"/>
-        </w:rPr>
-      </w:pPr>
-      <w:r>
-        <w:rPr>
-          <w:rFonts w:ascii="Arial" w:hAnsi="Arial" w:cs="Arial"/>
-          <w:bCs/>
-          <w:color w:val="000000" w:themeColor="text1"/>
-          <w:lang w:val="es-GT"/>
-        </w:rPr>
+        <w:spacing w:line="480" w:lineRule="auto"/>
+        <w:rPr>
+          <w:rFonts w:ascii="Arial" w:hAnsi="Arial" w:cs="Arial"/>
+          <w:bCs/>
+          <w:color w:val="000000" w:themeColor="text1"/>
+          <w:lang w:val="es-GT"/>
+        </w:rPr>
+      </w:pPr>
+    </w:p>
+    <w:p>
+      <w:pPr>
+        <w:spacing w:line="480" w:lineRule="auto"/>
+        <w:rPr>
+          <w:rFonts w:ascii="Arial" w:hAnsi="Arial" w:cs="Arial"/>
+          <w:bCs/>
+          <w:color w:val="000000" w:themeColor="text1"/>
+          <w:lang w:val="es-GT"/>
+        </w:rPr>
+      </w:pPr>
+    </w:p>
+    <w:p>
+      <w:pPr>
+        <w:spacing w:line="480" w:lineRule="auto"/>
+        <w:rPr>
+          <w:rFonts w:ascii="Arial" w:hAnsi="Arial" w:cs="Arial"/>
+          <w:bCs/>
+          <w:color w:val="000000" w:themeColor="text1"/>
+          <w:lang w:val="es-GT"/>
+        </w:rPr>
+      </w:pPr>
+    </w:p>
+    <w:p>
+      <w:pPr>
+        <w:spacing w:line="480" w:lineRule="auto"/>
+        <w:rPr>
+          <w:rFonts w:ascii="Arial" w:hAnsi="Arial" w:cs="Arial"/>
+          <w:bCs/>
+          <w:color w:val="000000" w:themeColor="text1"/>
+          <w:lang w:val="es-GT"/>
+        </w:rPr>
+      </w:pPr>
+    </w:p>
+    <w:p>
+      <w:pPr>
+        <w:spacing w:line="480" w:lineRule="auto"/>
+        <w:rPr>
+          <w:rFonts w:ascii="Arial" w:hAnsi="Arial" w:cs="Arial"/>
+          <w:bCs/>
+          <w:color w:val="000000" w:themeColor="text1"/>
+          <w:lang w:val="es-GT"/>
+        </w:rPr>
+      </w:pPr>
+    </w:p>
+    <w:p>
+      <w:pPr>
+        <w:spacing w:line="480" w:lineRule="auto"/>
+        <w:rPr>
+          <w:rFonts w:ascii="Arial" w:hAnsi="Arial" w:cs="Arial"/>
+          <w:bCs/>
+          <w:color w:val="000000" w:themeColor="text1"/>
+          <w:lang w:val="es-GT"/>
+        </w:rPr>
+      </w:pPr>
+    </w:p>
+    <w:p>
+      <w:pPr>
+        <w:spacing w:line="480" w:lineRule="auto"/>
+        <w:rPr>
+          <w:rFonts w:ascii="Arial" w:hAnsi="Arial" w:cs="Arial"/>
+          <w:bCs/>
+          <w:color w:val="000000" w:themeColor="text1"/>
+          <w:lang w:val="es-GT"/>
+        </w:rPr>
+      </w:pPr>
+    </w:p>
+    <w:p>
+      <w:pPr>
+        <w:spacing w:line="480" w:lineRule="auto"/>
+        <w:rPr>
+          <w:rFonts w:ascii="Arial" w:hAnsi="Arial" w:cs="Arial"/>
+          <w:bCs/>
+          <w:color w:val="000000" w:themeColor="text1"/>
+          <w:lang w:val="es-GT"/>
+        </w:rPr>
+      </w:pPr>
+    </w:p>
+    <w:p>
+      <w:pPr>
+        <w:spacing w:line="480" w:lineRule="auto"/>
+        <w:rPr>
+          <w:rFonts w:ascii="Arial" w:hAnsi="Arial" w:cs="Arial"/>
+          <w:bCs/>
+          <w:color w:val="000000" w:themeColor="text1"/>
+          <w:lang w:val="es-GT"/>
+        </w:rPr>
+      </w:pPr>
+    </w:p>
+    <w:p>
+      <w:pPr>
+        <w:spacing w:line="480" w:lineRule="auto"/>
+        <w:rPr>
+          <w:rFonts w:ascii="Arial" w:hAnsi="Arial" w:cs="Arial"/>
+          <w:bCs/>
+          <w:color w:val="000000" w:themeColor="text1"/>
+          <w:lang w:val="es-GT"/>
+        </w:rPr>
+      </w:pPr>
+    </w:p>
+    <w:p>
+      <w:pPr>
+        <w:pStyle w:val="Ttulo1"/>
+        <w:rPr>
+          <w:lang w:val="es-GT"/>
+        </w:rPr>
+      </w:pPr>
+      <w:r>
+        <w:rPr>
+          <w:lang w:val="es-GT"/>
+        </w:rPr>
+        <w:lastRenderedPageBreak/>
         <w:t>2. Objetivos</w:t>
       </w:r>
     </w:p>
     <w:p>
       <w:pPr>
-        <w:rPr>
-          <w:rFonts w:ascii="Arial" w:hAnsi="Arial" w:cs="Arial"/>
-          <w:bCs/>
-          <w:color w:val="000000" w:themeColor="text1"/>
-          <w:lang w:val="es-GT"/>
-        </w:rPr>
-      </w:pPr>
-      <w:r>
-        <w:rPr>
-          <w:rFonts w:ascii="Arial" w:hAnsi="Arial" w:cs="Arial"/>
-          <w:bCs/>
-          <w:color w:val="000000" w:themeColor="text1"/>
-          <w:lang w:val="es-GT"/>
-        </w:rPr>
+        <w:pStyle w:val="Ttulo2"/>
+      </w:pPr>
+      <w:r>
         <w:t>2.1. Objetivo general</w:t>
       </w:r>
     </w:p>
     <w:p>
       <w:pPr>
+        <w:spacing w:line="480" w:lineRule="auto"/>
+        <w:ind w:firstLine="720"/>
         <w:rPr>
           <w:rFonts w:ascii="Arial" w:hAnsi="Arial" w:cs="Arial"/>
           <w:bCs/>
@@ -941,45 +825,21 @@
     </w:p>
     <w:p>
       <w:pPr>
-        <w:rPr>
-          <w:rFonts w:ascii="Arial" w:hAnsi="Arial" w:cs="Arial"/>
-          <w:bCs/>
-          <w:color w:val="000000" w:themeColor="text1"/>
-        </w:rPr>
-      </w:pPr>
-      <w:r>
-        <w:rPr>
-          <w:rFonts w:ascii="Arial" w:hAnsi="Arial" w:cs="Arial"/>
-          <w:bCs/>
-          <w:color w:val="000000" w:themeColor="text1"/>
-        </w:rPr>
+        <w:pStyle w:val="Ttulo2"/>
+      </w:pPr>
+      <w:r>
         <w:t xml:space="preserve">2.2. </w:t>
       </w:r>
       <w:proofErr w:type="spellStart"/>
       <w:r>
-        <w:rPr>
-          <w:rFonts w:ascii="Arial" w:hAnsi="Arial" w:cs="Arial"/>
-          <w:bCs/>
-          <w:color w:val="000000" w:themeColor="text1"/>
-        </w:rPr>
         <w:t>Objetivos</w:t>
       </w:r>
       <w:proofErr w:type="spellEnd"/>
       <w:r>
-        <w:rPr>
-          <w:rFonts w:ascii="Arial" w:hAnsi="Arial" w:cs="Arial"/>
-          <w:bCs/>
-          <w:color w:val="000000" w:themeColor="text1"/>
-        </w:rPr>
         <w:t xml:space="preserve"> </w:t>
       </w:r>
       <w:proofErr w:type="spellStart"/>
       <w:r>
-        <w:rPr>
-          <w:rFonts w:ascii="Arial" w:hAnsi="Arial" w:cs="Arial"/>
-          <w:bCs/>
-          <w:color w:val="000000" w:themeColor="text1"/>
-        </w:rPr>
         <w:t>específicos</w:t>
       </w:r>
       <w:proofErr w:type="spellEnd"/>
@@ -990,6 +850,7 @@
           <w:ilvl w:val="0"/>
           <w:numId w:val="4"/>
         </w:numPr>
+        <w:spacing w:line="480" w:lineRule="auto"/>
         <w:rPr>
           <w:rFonts w:ascii="Arial" w:hAnsi="Arial" w:cs="Arial"/>
           <w:bCs/>
@@ -1013,6 +874,7 @@
           <w:ilvl w:val="0"/>
           <w:numId w:val="4"/>
         </w:numPr>
+        <w:spacing w:line="480" w:lineRule="auto"/>
         <w:rPr>
           <w:rFonts w:ascii="Arial" w:hAnsi="Arial" w:cs="Arial"/>
           <w:bCs/>
@@ -1036,6 +898,7 @@
           <w:ilvl w:val="0"/>
           <w:numId w:val="4"/>
         </w:numPr>
+        <w:spacing w:line="480" w:lineRule="auto"/>
         <w:rPr>
           <w:rFonts w:ascii="Arial" w:hAnsi="Arial" w:cs="Arial"/>
           <w:bCs/>
@@ -1059,6 +922,7 @@
           <w:ilvl w:val="0"/>
           <w:numId w:val="4"/>
         </w:numPr>
+        <w:spacing w:line="480" w:lineRule="auto"/>
         <w:rPr>
           <w:rFonts w:ascii="Arial" w:hAnsi="Arial" w:cs="Arial"/>
           <w:bCs/>
@@ -1082,6 +946,7 @@
           <w:ilvl w:val="0"/>
           <w:numId w:val="4"/>
         </w:numPr>
+        <w:spacing w:line="480" w:lineRule="auto"/>
         <w:rPr>
           <w:rFonts w:ascii="Arial" w:hAnsi="Arial" w:cs="Arial"/>
           <w:bCs/>
@@ -1105,6 +970,7 @@
           <w:ilvl w:val="0"/>
           <w:numId w:val="4"/>
         </w:numPr>
+        <w:spacing w:line="480" w:lineRule="auto"/>
         <w:rPr>
           <w:rFonts w:ascii="Arial" w:hAnsi="Arial" w:cs="Arial"/>
           <w:bCs/>
@@ -1124,148 +990,57 @@
     </w:p>
     <w:p>
       <w:pPr>
-        <w:rPr>
-          <w:rFonts w:ascii="Arial" w:hAnsi="Arial" w:cs="Arial"/>
-          <w:bCs/>
-          <w:color w:val="000000" w:themeColor="text1"/>
-          <w:lang w:val="es-GT"/>
-        </w:rPr>
-      </w:pPr>
-    </w:p>
-    <w:p>
-      <w:pPr>
-        <w:rPr>
-          <w:rFonts w:ascii="Arial" w:hAnsi="Arial" w:cs="Arial"/>
-          <w:bCs/>
-          <w:color w:val="000000" w:themeColor="text1"/>
-          <w:lang w:val="es-GT"/>
-        </w:rPr>
-      </w:pPr>
-    </w:p>
-    <w:p>
-      <w:pPr>
-        <w:rPr>
-          <w:rFonts w:ascii="Arial" w:hAnsi="Arial" w:cs="Arial"/>
-          <w:bCs/>
-          <w:color w:val="000000" w:themeColor="text1"/>
-          <w:lang w:val="es-GT"/>
-        </w:rPr>
-      </w:pPr>
-    </w:p>
-    <w:p>
-      <w:pPr>
-        <w:rPr>
-          <w:rFonts w:ascii="Arial" w:hAnsi="Arial" w:cs="Arial"/>
-          <w:bCs/>
-          <w:color w:val="000000" w:themeColor="text1"/>
-          <w:lang w:val="es-GT"/>
-        </w:rPr>
-      </w:pPr>
-    </w:p>
-    <w:p>
-      <w:pPr>
-        <w:rPr>
-          <w:rFonts w:ascii="Arial" w:hAnsi="Arial" w:cs="Arial"/>
-          <w:bCs/>
-          <w:color w:val="000000" w:themeColor="text1"/>
-          <w:lang w:val="es-GT"/>
-        </w:rPr>
-      </w:pPr>
-    </w:p>
-    <w:p>
-      <w:pPr>
-        <w:rPr>
-          <w:rFonts w:ascii="Arial" w:hAnsi="Arial" w:cs="Arial"/>
-          <w:bCs/>
-          <w:color w:val="000000" w:themeColor="text1"/>
-          <w:lang w:val="es-GT"/>
-        </w:rPr>
-      </w:pPr>
-    </w:p>
-    <w:p>
-      <w:pPr>
-        <w:rPr>
-          <w:rFonts w:ascii="Arial" w:hAnsi="Arial" w:cs="Arial"/>
-          <w:bCs/>
-          <w:color w:val="000000" w:themeColor="text1"/>
-          <w:lang w:val="es-GT"/>
-        </w:rPr>
-      </w:pPr>
-    </w:p>
-    <w:p>
-      <w:pPr>
-        <w:rPr>
-          <w:rFonts w:ascii="Arial" w:hAnsi="Arial" w:cs="Arial"/>
-          <w:bCs/>
-          <w:color w:val="000000" w:themeColor="text1"/>
-          <w:lang w:val="es-GT"/>
-        </w:rPr>
-      </w:pPr>
-    </w:p>
-    <w:p>
-      <w:pPr>
-        <w:rPr>
-          <w:rFonts w:ascii="Arial" w:hAnsi="Arial" w:cs="Arial"/>
-          <w:bCs/>
-          <w:color w:val="000000" w:themeColor="text1"/>
-          <w:lang w:val="es-GT"/>
-        </w:rPr>
-      </w:pPr>
-    </w:p>
-    <w:p>
-      <w:pPr>
-        <w:rPr>
-          <w:rFonts w:ascii="Arial" w:hAnsi="Arial" w:cs="Arial"/>
-          <w:bCs/>
-          <w:color w:val="000000" w:themeColor="text1"/>
-          <w:lang w:val="es-GT"/>
-        </w:rPr>
-      </w:pPr>
-    </w:p>
-    <w:p>
-      <w:pPr>
-        <w:rPr>
-          <w:rFonts w:ascii="Arial" w:hAnsi="Arial" w:cs="Arial"/>
-          <w:bCs/>
-          <w:color w:val="000000" w:themeColor="text1"/>
-          <w:lang w:val="es-GT"/>
-        </w:rPr>
-      </w:pPr>
-    </w:p>
-    <w:p>
-      <w:pPr>
-        <w:rPr>
-          <w:rFonts w:ascii="Arial" w:hAnsi="Arial" w:cs="Arial"/>
-          <w:bCs/>
-          <w:color w:val="000000" w:themeColor="text1"/>
-          <w:lang w:val="es-GT"/>
-        </w:rPr>
-      </w:pPr>
-    </w:p>
-    <w:p>
-      <w:pPr>
-        <w:rPr>
-          <w:rFonts w:ascii="Arial" w:hAnsi="Arial" w:cs="Arial"/>
-          <w:bCs/>
-          <w:color w:val="000000" w:themeColor="text1"/>
-          <w:lang w:val="es-GT"/>
-        </w:rPr>
-      </w:pPr>
-    </w:p>
-    <w:p>
-      <w:pPr>
-        <w:rPr>
-          <w:rFonts w:ascii="Arial" w:hAnsi="Arial" w:cs="Arial"/>
-          <w:bCs/>
-          <w:color w:val="000000" w:themeColor="text1"/>
-          <w:lang w:val="es-GT"/>
-        </w:rPr>
-      </w:pPr>
-      <w:r>
-        <w:rPr>
-          <w:rFonts w:ascii="Arial" w:hAnsi="Arial" w:cs="Arial"/>
-          <w:bCs/>
-          <w:color w:val="000000" w:themeColor="text1"/>
+        <w:spacing w:line="480" w:lineRule="auto"/>
+        <w:rPr>
+          <w:rFonts w:ascii="Arial" w:hAnsi="Arial" w:cs="Arial"/>
+          <w:bCs/>
+          <w:color w:val="000000" w:themeColor="text1"/>
+          <w:lang w:val="es-GT"/>
+        </w:rPr>
+      </w:pPr>
+    </w:p>
+    <w:p>
+      <w:pPr>
+        <w:spacing w:line="480" w:lineRule="auto"/>
+        <w:rPr>
+          <w:rFonts w:ascii="Arial" w:hAnsi="Arial" w:cs="Arial"/>
+          <w:bCs/>
+          <w:color w:val="000000" w:themeColor="text1"/>
+          <w:lang w:val="es-GT"/>
+        </w:rPr>
+      </w:pPr>
+    </w:p>
+    <w:p>
+      <w:pPr>
+        <w:spacing w:line="480" w:lineRule="auto"/>
+        <w:rPr>
+          <w:rFonts w:ascii="Arial" w:hAnsi="Arial" w:cs="Arial"/>
+          <w:bCs/>
+          <w:color w:val="000000" w:themeColor="text1"/>
+          <w:lang w:val="es-GT"/>
+        </w:rPr>
+      </w:pPr>
+    </w:p>
+    <w:p>
+      <w:pPr>
+        <w:spacing w:line="480" w:lineRule="auto"/>
+        <w:rPr>
+          <w:rFonts w:ascii="Arial" w:hAnsi="Arial" w:cs="Arial"/>
+          <w:bCs/>
+          <w:color w:val="000000" w:themeColor="text1"/>
+          <w:lang w:val="es-GT"/>
+        </w:rPr>
+      </w:pPr>
+    </w:p>
+    <w:p>
+      <w:pPr>
+        <w:pStyle w:val="Ttulo1"/>
+        <w:rPr>
+          <w:lang w:val="es-GT"/>
+        </w:rPr>
+      </w:pPr>
+      <w:r>
+        <w:rPr>
           <w:lang w:val="es-GT"/>
         </w:rPr>
         <w:lastRenderedPageBreak/>
@@ -1274,6 +1049,8 @@
     </w:p>
     <w:p>
       <w:pPr>
+        <w:spacing w:line="480" w:lineRule="auto"/>
+        <w:ind w:firstLine="720"/>
         <w:rPr>
           <w:rFonts w:ascii="Arial" w:hAnsi="Arial" w:cs="Arial"/>
           <w:bCs/>
@@ -1293,25 +1070,16 @@
     </w:p>
     <w:p>
       <w:pPr>
-        <w:rPr>
-          <w:rFonts w:ascii="Arial" w:hAnsi="Arial" w:cs="Arial"/>
-          <w:bCs/>
-          <w:color w:val="000000" w:themeColor="text1"/>
-          <w:lang w:val="es-GT"/>
-        </w:rPr>
-      </w:pPr>
-      <w:r>
-        <w:rPr>
-          <w:rFonts w:ascii="Arial" w:hAnsi="Arial" w:cs="Arial"/>
-          <w:bCs/>
-          <w:color w:val="000000" w:themeColor="text1"/>
-          <w:lang w:val="es-GT"/>
-        </w:rPr>
+        <w:pStyle w:val="Ttulo2"/>
+      </w:pPr>
+      <w:r>
         <w:t>3.1. Componentes principales</w:t>
       </w:r>
     </w:p>
     <w:p>
       <w:pPr>
+        <w:spacing w:line="480" w:lineRule="auto"/>
+        <w:ind w:firstLine="720"/>
         <w:rPr>
           <w:rFonts w:ascii="Arial" w:hAnsi="Arial" w:cs="Arial"/>
           <w:bCs/>
@@ -1331,6 +1099,8 @@
     </w:p>
     <w:p>
       <w:pPr>
+        <w:spacing w:line="480" w:lineRule="auto"/>
+        <w:ind w:firstLine="720"/>
         <w:rPr>
           <w:rFonts w:ascii="Arial" w:hAnsi="Arial" w:cs="Arial"/>
           <w:bCs/>
@@ -1350,6 +1120,8 @@
     </w:p>
     <w:p>
       <w:pPr>
+        <w:spacing w:line="480" w:lineRule="auto"/>
+        <w:ind w:firstLine="720"/>
         <w:rPr>
           <w:rFonts w:ascii="Arial" w:hAnsi="Arial" w:cs="Arial"/>
           <w:bCs/>
@@ -1369,6 +1141,8 @@
     </w:p>
     <w:p>
       <w:pPr>
+        <w:spacing w:line="480" w:lineRule="auto"/>
+        <w:ind w:firstLine="720"/>
         <w:rPr>
           <w:rFonts w:ascii="Arial" w:hAnsi="Arial" w:cs="Arial"/>
           <w:bCs/>
@@ -1388,6 +1162,8 @@
     </w:p>
     <w:p>
       <w:pPr>
+        <w:spacing w:line="480" w:lineRule="auto"/>
+        <w:ind w:firstLine="720"/>
         <w:rPr>
           <w:rFonts w:ascii="Arial" w:hAnsi="Arial" w:cs="Arial"/>
           <w:bCs/>
@@ -1447,6 +1223,8 @@
     </w:p>
     <w:p>
       <w:pPr>
+        <w:spacing w:line="480" w:lineRule="auto"/>
+        <w:ind w:firstLine="720"/>
         <w:rPr>
           <w:rFonts w:ascii="Arial" w:hAnsi="Arial" w:cs="Arial"/>
           <w:bCs/>
@@ -1466,25 +1244,15 @@
     </w:p>
     <w:p>
       <w:pPr>
-        <w:rPr>
-          <w:rFonts w:ascii="Arial" w:hAnsi="Arial" w:cs="Arial"/>
-          <w:bCs/>
-          <w:color w:val="000000" w:themeColor="text1"/>
-          <w:lang w:val="es-GT"/>
-        </w:rPr>
-      </w:pPr>
-      <w:r>
-        <w:rPr>
-          <w:rFonts w:ascii="Arial" w:hAnsi="Arial" w:cs="Arial"/>
-          <w:bCs/>
-          <w:color w:val="000000" w:themeColor="text1"/>
-          <w:lang w:val="es-GT"/>
-        </w:rPr>
+        <w:pStyle w:val="Ttulo2"/>
+      </w:pPr>
+      <w:r>
         <w:t>3.2. Organización lógica</w:t>
       </w:r>
     </w:p>
     <w:p>
       <w:pPr>
+        <w:spacing w:line="480" w:lineRule="auto"/>
         <w:rPr>
           <w:rFonts w:ascii="Arial" w:hAnsi="Arial" w:cs="Arial"/>
           <w:bCs/>
@@ -1504,25 +1272,29 @@
     </w:p>
     <w:p>
       <w:pPr>
-        <w:rPr>
-          <w:rFonts w:ascii="Arial" w:hAnsi="Arial" w:cs="Arial"/>
-          <w:bCs/>
-          <w:color w:val="000000" w:themeColor="text1"/>
-          <w:lang w:val="es-GT"/>
-        </w:rPr>
-      </w:pPr>
-      <w:r>
-        <w:rPr>
-          <w:rFonts w:ascii="Arial" w:hAnsi="Arial" w:cs="Arial"/>
-          <w:bCs/>
-          <w:color w:val="000000" w:themeColor="text1"/>
-          <w:lang w:val="es-GT"/>
-        </w:rPr>
+        <w:spacing w:line="480" w:lineRule="auto"/>
+        <w:rPr>
+          <w:rFonts w:ascii="Arial" w:hAnsi="Arial" w:cs="Arial"/>
+          <w:bCs/>
+          <w:color w:val="000000" w:themeColor="text1"/>
+          <w:lang w:val="es-GT"/>
+        </w:rPr>
+      </w:pPr>
+      <w:r>
+        <w:rPr>
+          <w:rFonts w:ascii="Arial" w:hAnsi="Arial" w:cs="Arial"/>
+          <w:bCs/>
+          <w:color w:val="000000" w:themeColor="text1"/>
+          <w:lang w:val="es-GT"/>
+        </w:rPr>
+        <w:lastRenderedPageBreak/>
         <w:t>Usuario → Interfaz gráfica → Módulo seleccionado → Procesamiento → Resultado mostrado al usuario.</w:t>
       </w:r>
     </w:p>
     <w:p>
       <w:pPr>
+        <w:spacing w:line="480" w:lineRule="auto"/>
+        <w:ind w:firstLine="720"/>
         <w:rPr>
           <w:rFonts w:ascii="Arial" w:hAnsi="Arial" w:cs="Arial"/>
           <w:bCs/>
@@ -1582,63 +1354,29 @@
     </w:p>
     <w:p>
       <w:pPr>
-        <w:rPr>
-          <w:rFonts w:ascii="Arial" w:hAnsi="Arial" w:cs="Arial"/>
-          <w:bCs/>
-          <w:color w:val="000000" w:themeColor="text1"/>
-        </w:rPr>
-      </w:pPr>
-      <w:r>
-        <w:rPr>
-          <w:rFonts w:ascii="Arial" w:hAnsi="Arial" w:cs="Arial"/>
-          <w:bCs/>
-          <w:color w:val="000000" w:themeColor="text1"/>
-        </w:rPr>
+        <w:pStyle w:val="Ttulo2"/>
+      </w:pPr>
+      <w:r>
         <w:t xml:space="preserve">3.3. </w:t>
       </w:r>
       <w:proofErr w:type="spellStart"/>
       <w:r>
-        <w:rPr>
-          <w:rFonts w:ascii="Arial" w:hAnsi="Arial" w:cs="Arial"/>
-          <w:bCs/>
-          <w:color w:val="000000" w:themeColor="text1"/>
-        </w:rPr>
         <w:t>Archivos</w:t>
       </w:r>
       <w:proofErr w:type="spellEnd"/>
       <w:r>
-        <w:rPr>
-          <w:rFonts w:ascii="Arial" w:hAnsi="Arial" w:cs="Arial"/>
-          <w:bCs/>
-          <w:color w:val="000000" w:themeColor="text1"/>
-        </w:rPr>
         <w:t xml:space="preserve"> y </w:t>
       </w:r>
       <w:proofErr w:type="spellStart"/>
       <w:r>
-        <w:rPr>
-          <w:rFonts w:ascii="Arial" w:hAnsi="Arial" w:cs="Arial"/>
-          <w:bCs/>
-          <w:color w:val="000000" w:themeColor="text1"/>
-        </w:rPr>
         <w:t>módulos</w:t>
       </w:r>
       <w:proofErr w:type="spellEnd"/>
       <w:r>
-        <w:rPr>
-          <w:rFonts w:ascii="Arial" w:hAnsi="Arial" w:cs="Arial"/>
-          <w:bCs/>
-          <w:color w:val="000000" w:themeColor="text1"/>
-        </w:rPr>
         <w:t xml:space="preserve"> </w:t>
       </w:r>
       <w:proofErr w:type="spellStart"/>
       <w:r>
-        <w:rPr>
-          <w:rFonts w:ascii="Arial" w:hAnsi="Arial" w:cs="Arial"/>
-          <w:bCs/>
-          <w:color w:val="000000" w:themeColor="text1"/>
-        </w:rPr>
         <w:t>principales</w:t>
       </w:r>
       <w:proofErr w:type="spellEnd"/>
@@ -1666,11 +1404,16 @@
         <w:tc>
           <w:tcPr>
             <w:tcW w:w="0" w:type="auto"/>
+            <w:tcBorders>
+              <w:top w:val="single" w:sz="4" w:space="0" w:color="auto"/>
+              <w:bottom w:val="single" w:sz="4" w:space="0" w:color="auto"/>
+            </w:tcBorders>
             <w:vAlign w:val="center"/>
             <w:hideMark/>
           </w:tcPr>
           <w:p>
             <w:pPr>
+              <w:spacing w:line="480" w:lineRule="auto"/>
               <w:rPr>
                 <w:rFonts w:ascii="Arial" w:hAnsi="Arial" w:cs="Arial"/>
                 <w:bCs/>
@@ -1710,11 +1453,16 @@
         <w:tc>
           <w:tcPr>
             <w:tcW w:w="0" w:type="auto"/>
+            <w:tcBorders>
+              <w:top w:val="single" w:sz="4" w:space="0" w:color="auto"/>
+              <w:bottom w:val="single" w:sz="4" w:space="0" w:color="auto"/>
+            </w:tcBorders>
             <w:vAlign w:val="center"/>
             <w:hideMark/>
           </w:tcPr>
           <w:p>
             <w:pPr>
+              <w:spacing w:line="480" w:lineRule="auto"/>
               <w:rPr>
                 <w:rFonts w:ascii="Arial" w:hAnsi="Arial" w:cs="Arial"/>
                 <w:bCs/>
@@ -1746,6 +1494,7 @@
           </w:tcPr>
           <w:p>
             <w:pPr>
+              <w:spacing w:line="480" w:lineRule="auto"/>
               <w:rPr>
                 <w:rFonts w:ascii="Arial" w:hAnsi="Arial" w:cs="Arial"/>
                 <w:bCs/>
@@ -1770,6 +1519,7 @@
           </w:tcPr>
           <w:p>
             <w:pPr>
+              <w:spacing w:line="480" w:lineRule="auto"/>
               <w:rPr>
                 <w:rFonts w:ascii="Arial" w:hAnsi="Arial" w:cs="Arial"/>
                 <w:bCs/>
@@ -1801,6 +1551,7 @@
           </w:tcPr>
           <w:p>
             <w:pPr>
+              <w:spacing w:line="480" w:lineRule="auto"/>
               <w:rPr>
                 <w:rFonts w:ascii="Arial" w:hAnsi="Arial" w:cs="Arial"/>
                 <w:bCs/>
@@ -1825,6 +1576,7 @@
           </w:tcPr>
           <w:p>
             <w:pPr>
+              <w:spacing w:line="480" w:lineRule="auto"/>
               <w:rPr>
                 <w:rFonts w:ascii="Arial" w:hAnsi="Arial" w:cs="Arial"/>
                 <w:bCs/>
@@ -1856,6 +1608,7 @@
           </w:tcPr>
           <w:p>
             <w:pPr>
+              <w:spacing w:line="480" w:lineRule="auto"/>
               <w:rPr>
                 <w:rFonts w:ascii="Arial" w:hAnsi="Arial" w:cs="Arial"/>
                 <w:bCs/>
@@ -1880,6 +1633,7 @@
           </w:tcPr>
           <w:p>
             <w:pPr>
+              <w:spacing w:line="480" w:lineRule="auto"/>
               <w:rPr>
                 <w:rFonts w:ascii="Arial" w:hAnsi="Arial" w:cs="Arial"/>
                 <w:bCs/>
@@ -1951,6 +1705,7 @@
           </w:tcPr>
           <w:p>
             <w:pPr>
+              <w:spacing w:line="480" w:lineRule="auto"/>
               <w:rPr>
                 <w:rFonts w:ascii="Arial" w:hAnsi="Arial" w:cs="Arial"/>
                 <w:bCs/>
@@ -1975,6 +1730,7 @@
           </w:tcPr>
           <w:p>
             <w:pPr>
+              <w:spacing w:line="480" w:lineRule="auto"/>
               <w:rPr>
                 <w:rFonts w:ascii="Arial" w:hAnsi="Arial" w:cs="Arial"/>
                 <w:bCs/>
@@ -2006,6 +1762,7 @@
           </w:tcPr>
           <w:p>
             <w:pPr>
+              <w:spacing w:line="480" w:lineRule="auto"/>
               <w:rPr>
                 <w:rFonts w:ascii="Arial" w:hAnsi="Arial" w:cs="Arial"/>
                 <w:bCs/>
@@ -2018,7 +1775,6 @@
                 <w:bCs/>
                 <w:color w:val="000000" w:themeColor="text1"/>
               </w:rPr>
-              <w:lastRenderedPageBreak/>
               <w:t>conversion.py</w:t>
             </w:r>
           </w:p>
@@ -2031,6 +1787,7 @@
           </w:tcPr>
           <w:p>
             <w:pPr>
+              <w:spacing w:line="480" w:lineRule="auto"/>
               <w:rPr>
                 <w:rFonts w:ascii="Arial" w:hAnsi="Arial" w:cs="Arial"/>
                 <w:bCs/>
@@ -2062,6 +1819,7 @@
           </w:tcPr>
           <w:p>
             <w:pPr>
+              <w:spacing w:line="480" w:lineRule="auto"/>
               <w:rPr>
                 <w:rFonts w:ascii="Arial" w:hAnsi="Arial" w:cs="Arial"/>
                 <w:bCs/>
@@ -2086,6 +1844,7 @@
           </w:tcPr>
           <w:p>
             <w:pPr>
+              <w:spacing w:line="480" w:lineRule="auto"/>
               <w:rPr>
                 <w:rFonts w:ascii="Arial" w:hAnsi="Arial" w:cs="Arial"/>
                 <w:bCs/>
@@ -2117,6 +1876,7 @@
           </w:tcPr>
           <w:p>
             <w:pPr>
+              <w:spacing w:line="480" w:lineRule="auto"/>
               <w:rPr>
                 <w:rFonts w:ascii="Arial" w:hAnsi="Arial" w:cs="Arial"/>
                 <w:bCs/>
@@ -2143,6 +1903,7 @@
           </w:tcPr>
           <w:p>
             <w:pPr>
+              <w:spacing w:line="480" w:lineRule="auto"/>
               <w:rPr>
                 <w:rFonts w:ascii="Arial" w:hAnsi="Arial" w:cs="Arial"/>
                 <w:bCs/>
@@ -2174,6 +1935,7 @@
           </w:tcPr>
           <w:p>
             <w:pPr>
+              <w:spacing w:line="480" w:lineRule="auto"/>
               <w:rPr>
                 <w:rFonts w:ascii="Arial" w:hAnsi="Arial" w:cs="Arial"/>
                 <w:bCs/>
@@ -2198,6 +1960,7 @@
           </w:tcPr>
           <w:p>
             <w:pPr>
+              <w:spacing w:line="480" w:lineRule="auto"/>
               <w:rPr>
                 <w:rFonts w:ascii="Arial" w:hAnsi="Arial" w:cs="Arial"/>
                 <w:bCs/>
@@ -2229,6 +1992,7 @@
           </w:tcPr>
           <w:p>
             <w:pPr>
+              <w:spacing w:line="480" w:lineRule="auto"/>
               <w:rPr>
                 <w:rFonts w:ascii="Arial" w:hAnsi="Arial" w:cs="Arial"/>
                 <w:bCs/>
@@ -2241,6 +2005,7 @@
                 <w:bCs/>
                 <w:color w:val="000000" w:themeColor="text1"/>
               </w:rPr>
+              <w:lastRenderedPageBreak/>
               <w:t>database.py</w:t>
             </w:r>
           </w:p>
@@ -2253,6 +2018,7 @@
           </w:tcPr>
           <w:p>
             <w:pPr>
+              <w:spacing w:line="480" w:lineRule="auto"/>
               <w:rPr>
                 <w:rFonts w:ascii="Arial" w:hAnsi="Arial" w:cs="Arial"/>
                 <w:bCs/>
@@ -2284,6 +2050,7 @@
           </w:tcPr>
           <w:p>
             <w:pPr>
+              <w:spacing w:line="480" w:lineRule="auto"/>
               <w:rPr>
                 <w:rFonts w:ascii="Arial" w:hAnsi="Arial" w:cs="Arial"/>
                 <w:bCs/>
@@ -2308,6 +2075,7 @@
           </w:tcPr>
           <w:p>
             <w:pPr>
+              <w:spacing w:line="480" w:lineRule="auto"/>
               <w:rPr>
                 <w:rFonts w:ascii="Arial" w:hAnsi="Arial" w:cs="Arial"/>
                 <w:bCs/>
@@ -2334,11 +2102,15 @@
         <w:tc>
           <w:tcPr>
             <w:tcW w:w="0" w:type="auto"/>
+            <w:tcBorders>
+              <w:bottom w:val="single" w:sz="4" w:space="0" w:color="auto"/>
+            </w:tcBorders>
             <w:vAlign w:val="center"/>
             <w:hideMark/>
           </w:tcPr>
           <w:p>
             <w:pPr>
+              <w:spacing w:line="480" w:lineRule="auto"/>
               <w:rPr>
                 <w:rFonts w:ascii="Arial" w:hAnsi="Arial" w:cs="Arial"/>
                 <w:bCs/>
@@ -2358,11 +2130,15 @@
         <w:tc>
           <w:tcPr>
             <w:tcW w:w="0" w:type="auto"/>
+            <w:tcBorders>
+              <w:bottom w:val="single" w:sz="4" w:space="0" w:color="auto"/>
+            </w:tcBorders>
             <w:vAlign w:val="center"/>
             <w:hideMark/>
           </w:tcPr>
           <w:p>
             <w:pPr>
+              <w:spacing w:line="480" w:lineRule="auto"/>
               <w:rPr>
                 <w:rFonts w:ascii="Arial" w:hAnsi="Arial" w:cs="Arial"/>
                 <w:bCs/>
@@ -2385,6 +2161,7 @@
     </w:tbl>
     <w:p>
       <w:pPr>
+        <w:spacing w:line="480" w:lineRule="auto"/>
         <w:rPr>
           <w:rFonts w:ascii="Arial" w:hAnsi="Arial" w:cs="Arial"/>
           <w:bCs/>
@@ -2397,18 +2174,13 @@
     </w:p>
     <w:p>
       <w:pPr>
-        <w:rPr>
-          <w:rFonts w:ascii="Arial" w:hAnsi="Arial" w:cs="Arial"/>
-          <w:bCs/>
-          <w:color w:val="000000" w:themeColor="text1"/>
-          <w:lang w:val="es-GT"/>
-        </w:rPr>
-      </w:pPr>
-      <w:r>
-        <w:rPr>
-          <w:rFonts w:ascii="Arial" w:hAnsi="Arial" w:cs="Arial"/>
-          <w:bCs/>
-          <w:color w:val="000000" w:themeColor="text1"/>
+        <w:pStyle w:val="Ttulo1"/>
+        <w:rPr>
+          <w:lang w:val="es-GT"/>
+        </w:rPr>
+      </w:pPr>
+      <w:r>
+        <w:rPr>
           <w:lang w:val="es-GT"/>
         </w:rPr>
         <w:t>4. Algoritmos utilizados</w:t>
@@ -2416,25 +2188,16 @@
     </w:p>
     <w:p>
       <w:pPr>
-        <w:rPr>
-          <w:rFonts w:ascii="Arial" w:hAnsi="Arial" w:cs="Arial"/>
-          <w:bCs/>
-          <w:color w:val="000000" w:themeColor="text1"/>
-          <w:lang w:val="es-GT"/>
-        </w:rPr>
-      </w:pPr>
-      <w:r>
-        <w:rPr>
-          <w:rFonts w:ascii="Arial" w:hAnsi="Arial" w:cs="Arial"/>
-          <w:bCs/>
-          <w:color w:val="000000" w:themeColor="text1"/>
-          <w:lang w:val="es-GT"/>
-        </w:rPr>
+        <w:pStyle w:val="Ttulo2"/>
+      </w:pPr>
+      <w:r>
         <w:t>4.1. Simulación de autómatas finitos</w:t>
       </w:r>
     </w:p>
     <w:p>
       <w:pPr>
+        <w:spacing w:line="480" w:lineRule="auto"/>
+        <w:ind w:firstLine="720"/>
         <w:rPr>
           <w:rFonts w:ascii="Arial" w:hAnsi="Arial" w:cs="Arial"/>
           <w:bCs/>
@@ -2454,6 +2217,7 @@
     </w:p>
     <w:p>
       <w:pPr>
+        <w:spacing w:line="480" w:lineRule="auto"/>
         <w:rPr>
           <w:rFonts w:ascii="Arial" w:hAnsi="Arial" w:cs="Arial"/>
           <w:bCs/>
@@ -2485,6 +2249,7 @@
           <w:ilvl w:val="0"/>
           <w:numId w:val="5"/>
         </w:numPr>
+        <w:spacing w:line="480" w:lineRule="auto"/>
         <w:rPr>
           <w:rFonts w:ascii="Arial" w:hAnsi="Arial" w:cs="Arial"/>
           <w:bCs/>
@@ -2552,6 +2317,7 @@
           <w:ilvl w:val="0"/>
           <w:numId w:val="5"/>
         </w:numPr>
+        <w:spacing w:line="480" w:lineRule="auto"/>
         <w:rPr>
           <w:rFonts w:ascii="Arial" w:hAnsi="Arial" w:cs="Arial"/>
           <w:bCs/>
@@ -2575,6 +2341,7 @@
           <w:ilvl w:val="0"/>
           <w:numId w:val="5"/>
         </w:numPr>
+        <w:spacing w:line="480" w:lineRule="auto"/>
         <w:rPr>
           <w:rFonts w:ascii="Arial" w:hAnsi="Arial" w:cs="Arial"/>
           <w:bCs/>
@@ -2598,6 +2365,7 @@
           <w:ilvl w:val="0"/>
           <w:numId w:val="5"/>
         </w:numPr>
+        <w:spacing w:line="480" w:lineRule="auto"/>
         <w:rPr>
           <w:rFonts w:ascii="Arial" w:hAnsi="Arial" w:cs="Arial"/>
           <w:bCs/>
@@ -2621,6 +2389,7 @@
           <w:ilvl w:val="0"/>
           <w:numId w:val="5"/>
         </w:numPr>
+        <w:spacing w:line="480" w:lineRule="auto"/>
         <w:rPr>
           <w:rFonts w:ascii="Arial" w:hAnsi="Arial" w:cs="Arial"/>
           <w:bCs/>
@@ -2644,6 +2413,7 @@
           <w:ilvl w:val="0"/>
           <w:numId w:val="5"/>
         </w:numPr>
+        <w:spacing w:line="480" w:lineRule="auto"/>
         <w:rPr>
           <w:rFonts w:ascii="Arial" w:hAnsi="Arial" w:cs="Arial"/>
           <w:bCs/>
@@ -2663,6 +2433,8 @@
     </w:p>
     <w:p>
       <w:pPr>
+        <w:spacing w:line="480" w:lineRule="auto"/>
+        <w:ind w:firstLine="360"/>
         <w:rPr>
           <w:rFonts w:ascii="Arial" w:hAnsi="Arial" w:cs="Arial"/>
           <w:bCs/>
@@ -2682,44 +2454,37 @@
     </w:p>
     <w:p>
       <w:pPr>
-        <w:rPr>
-          <w:rFonts w:ascii="Arial" w:hAnsi="Arial" w:cs="Arial"/>
-          <w:bCs/>
-          <w:color w:val="000000" w:themeColor="text1"/>
-          <w:lang w:val="es-GT"/>
-        </w:rPr>
-      </w:pPr>
-      <w:r>
-        <w:rPr>
-          <w:rFonts w:ascii="Arial" w:hAnsi="Arial" w:cs="Arial"/>
-          <w:bCs/>
-          <w:color w:val="000000" w:themeColor="text1"/>
-          <w:lang w:val="es-GT"/>
-        </w:rPr>
+        <w:pStyle w:val="Ttulo2"/>
+      </w:pPr>
+      <w:r>
         <w:t>4.2. Conversión de AFN a AFD</w:t>
       </w:r>
     </w:p>
     <w:p>
       <w:pPr>
-        <w:rPr>
-          <w:rFonts w:ascii="Arial" w:hAnsi="Arial" w:cs="Arial"/>
-          <w:bCs/>
-          <w:color w:val="000000" w:themeColor="text1"/>
-          <w:lang w:val="es-GT"/>
-        </w:rPr>
-      </w:pPr>
-      <w:r>
-        <w:rPr>
-          <w:rFonts w:ascii="Arial" w:hAnsi="Arial" w:cs="Arial"/>
-          <w:bCs/>
-          <w:color w:val="000000" w:themeColor="text1"/>
-          <w:lang w:val="es-GT"/>
-        </w:rPr>
+        <w:spacing w:line="480" w:lineRule="auto"/>
+        <w:ind w:firstLine="720"/>
+        <w:rPr>
+          <w:rFonts w:ascii="Arial" w:hAnsi="Arial" w:cs="Arial"/>
+          <w:bCs/>
+          <w:color w:val="000000" w:themeColor="text1"/>
+          <w:lang w:val="es-GT"/>
+        </w:rPr>
+      </w:pPr>
+      <w:r>
+        <w:rPr>
+          <w:rFonts w:ascii="Arial" w:hAnsi="Arial" w:cs="Arial"/>
+          <w:bCs/>
+          <w:color w:val="000000" w:themeColor="text1"/>
+          <w:lang w:val="es-GT"/>
+        </w:rPr>
+        <w:lastRenderedPageBreak/>
         <w:t>La conversión permite construir un autómata determinista equivalente a uno no determinista.</w:t>
       </w:r>
     </w:p>
     <w:p>
       <w:pPr>
+        <w:spacing w:line="480" w:lineRule="auto"/>
         <w:rPr>
           <w:rFonts w:ascii="Arial" w:hAnsi="Arial" w:cs="Arial"/>
           <w:bCs/>
@@ -2743,6 +2508,7 @@
           <w:ilvl w:val="0"/>
           <w:numId w:val="6"/>
         </w:numPr>
+        <w:spacing w:line="480" w:lineRule="auto"/>
         <w:rPr>
           <w:rFonts w:ascii="Arial" w:hAnsi="Arial" w:cs="Arial"/>
           <w:bCs/>
@@ -2783,21 +2549,21 @@
           <w:ilvl w:val="0"/>
           <w:numId w:val="6"/>
         </w:numPr>
-        <w:rPr>
-          <w:rFonts w:ascii="Arial" w:hAnsi="Arial" w:cs="Arial"/>
-          <w:bCs/>
-          <w:color w:val="000000" w:themeColor="text1"/>
-          <w:lang w:val="es-GT"/>
-        </w:rPr>
-      </w:pPr>
-      <w:r>
-        <w:rPr>
-          <w:rFonts w:ascii="Arial" w:hAnsi="Arial" w:cs="Arial"/>
-          <w:bCs/>
-          <w:color w:val="000000" w:themeColor="text1"/>
-          <w:lang w:val="es-GT"/>
-        </w:rPr>
-        <w:lastRenderedPageBreak/>
+        <w:spacing w:line="480" w:lineRule="auto"/>
+        <w:rPr>
+          <w:rFonts w:ascii="Arial" w:hAnsi="Arial" w:cs="Arial"/>
+          <w:bCs/>
+          <w:color w:val="000000" w:themeColor="text1"/>
+          <w:lang w:val="es-GT"/>
+        </w:rPr>
+      </w:pPr>
+      <w:r>
+        <w:rPr>
+          <w:rFonts w:ascii="Arial" w:hAnsi="Arial" w:cs="Arial"/>
+          <w:bCs/>
+          <w:color w:val="000000" w:themeColor="text1"/>
+          <w:lang w:val="es-GT"/>
+        </w:rPr>
         <w:t>Representar cada conjunto de estados del AFN como un estado del AFD.</w:t>
       </w:r>
     </w:p>
@@ -2807,6 +2573,7 @@
           <w:ilvl w:val="0"/>
           <w:numId w:val="6"/>
         </w:numPr>
+        <w:spacing w:line="480" w:lineRule="auto"/>
         <w:rPr>
           <w:rFonts w:ascii="Arial" w:hAnsi="Arial" w:cs="Arial"/>
           <w:bCs/>
@@ -2830,6 +2597,7 @@
           <w:ilvl w:val="0"/>
           <w:numId w:val="6"/>
         </w:numPr>
+        <w:spacing w:line="480" w:lineRule="auto"/>
         <w:rPr>
           <w:rFonts w:ascii="Arial" w:hAnsi="Arial" w:cs="Arial"/>
           <w:bCs/>
@@ -2853,6 +2621,7 @@
           <w:ilvl w:val="0"/>
           <w:numId w:val="6"/>
         </w:numPr>
+        <w:spacing w:line="480" w:lineRule="auto"/>
         <w:rPr>
           <w:rFonts w:ascii="Arial" w:hAnsi="Arial" w:cs="Arial"/>
           <w:bCs/>
@@ -2876,6 +2645,7 @@
           <w:ilvl w:val="0"/>
           <w:numId w:val="6"/>
         </w:numPr>
+        <w:spacing w:line="480" w:lineRule="auto"/>
         <w:rPr>
           <w:rFonts w:ascii="Arial" w:hAnsi="Arial" w:cs="Arial"/>
           <w:bCs/>
@@ -2895,6 +2665,7 @@
     </w:p>
     <w:p>
       <w:pPr>
+        <w:spacing w:line="480" w:lineRule="auto"/>
         <w:rPr>
           <w:rFonts w:ascii="Arial" w:hAnsi="Arial" w:cs="Arial"/>
           <w:bCs/>
@@ -2914,25 +2685,16 @@
     </w:p>
     <w:p>
       <w:pPr>
-        <w:rPr>
-          <w:rFonts w:ascii="Arial" w:hAnsi="Arial" w:cs="Arial"/>
-          <w:bCs/>
-          <w:color w:val="000000" w:themeColor="text1"/>
-          <w:lang w:val="es-GT"/>
-        </w:rPr>
-      </w:pPr>
-      <w:r>
-        <w:rPr>
-          <w:rFonts w:ascii="Arial" w:hAnsi="Arial" w:cs="Arial"/>
-          <w:bCs/>
-          <w:color w:val="000000" w:themeColor="text1"/>
-          <w:lang w:val="es-GT"/>
-        </w:rPr>
+        <w:pStyle w:val="Ttulo2"/>
+      </w:pPr>
+      <w:r>
         <w:t>4.3. Minimización de autómatas</w:t>
       </w:r>
     </w:p>
     <w:p>
       <w:pPr>
+        <w:spacing w:line="480" w:lineRule="auto"/>
+        <w:ind w:firstLine="720"/>
         <w:rPr>
           <w:rFonts w:ascii="Arial" w:hAnsi="Arial" w:cs="Arial"/>
           <w:bCs/>
@@ -2952,6 +2714,7 @@
     </w:p>
     <w:p>
       <w:pPr>
+        <w:spacing w:line="480" w:lineRule="auto"/>
         <w:rPr>
           <w:rFonts w:ascii="Arial" w:hAnsi="Arial" w:cs="Arial"/>
           <w:bCs/>
@@ -3009,6 +2772,7 @@
           <w:ilvl w:val="0"/>
           <w:numId w:val="7"/>
         </w:numPr>
+        <w:spacing w:line="480" w:lineRule="auto"/>
         <w:rPr>
           <w:rFonts w:ascii="Arial" w:hAnsi="Arial" w:cs="Arial"/>
           <w:bCs/>
@@ -3032,6 +2796,7 @@
           <w:ilvl w:val="0"/>
           <w:numId w:val="7"/>
         </w:numPr>
+        <w:spacing w:line="480" w:lineRule="auto"/>
         <w:rPr>
           <w:rFonts w:ascii="Arial" w:hAnsi="Arial" w:cs="Arial"/>
           <w:bCs/>
@@ -3055,20 +2820,22 @@
           <w:ilvl w:val="0"/>
           <w:numId w:val="7"/>
         </w:numPr>
-        <w:rPr>
-          <w:rFonts w:ascii="Arial" w:hAnsi="Arial" w:cs="Arial"/>
-          <w:bCs/>
-          <w:color w:val="000000" w:themeColor="text1"/>
-          <w:lang w:val="es-GT"/>
-        </w:rPr>
-      </w:pPr>
-      <w:r>
-        <w:rPr>
-          <w:rFonts w:ascii="Arial" w:hAnsi="Arial" w:cs="Arial"/>
-          <w:bCs/>
-          <w:color w:val="000000" w:themeColor="text1"/>
-          <w:lang w:val="es-GT"/>
-        </w:rPr>
+        <w:spacing w:line="480" w:lineRule="auto"/>
+        <w:rPr>
+          <w:rFonts w:ascii="Arial" w:hAnsi="Arial" w:cs="Arial"/>
+          <w:bCs/>
+          <w:color w:val="000000" w:themeColor="text1"/>
+          <w:lang w:val="es-GT"/>
+        </w:rPr>
+      </w:pPr>
+      <w:r>
+        <w:rPr>
+          <w:rFonts w:ascii="Arial" w:hAnsi="Arial" w:cs="Arial"/>
+          <w:bCs/>
+          <w:color w:val="000000" w:themeColor="text1"/>
+          <w:lang w:val="es-GT"/>
+        </w:rPr>
+        <w:lastRenderedPageBreak/>
         <w:t>Analizar si los estados de cada grupo se comportan de manera equivalente ante los símbolos del alfabeto.</w:t>
       </w:r>
     </w:p>
@@ -3078,6 +2845,7 @@
           <w:ilvl w:val="0"/>
           <w:numId w:val="7"/>
         </w:numPr>
+        <w:spacing w:line="480" w:lineRule="auto"/>
         <w:rPr>
           <w:rFonts w:ascii="Arial" w:hAnsi="Arial" w:cs="Arial"/>
           <w:bCs/>
@@ -3101,6 +2869,7 @@
           <w:ilvl w:val="0"/>
           <w:numId w:val="7"/>
         </w:numPr>
+        <w:spacing w:line="480" w:lineRule="auto"/>
         <w:rPr>
           <w:rFonts w:ascii="Arial" w:hAnsi="Arial" w:cs="Arial"/>
           <w:bCs/>
@@ -3124,6 +2893,7 @@
           <w:ilvl w:val="0"/>
           <w:numId w:val="7"/>
         </w:numPr>
+        <w:spacing w:line="480" w:lineRule="auto"/>
         <w:rPr>
           <w:rFonts w:ascii="Arial" w:hAnsi="Arial" w:cs="Arial"/>
           <w:bCs/>
@@ -3187,6 +2957,7 @@
     </w:p>
     <w:p>
       <w:pPr>
+        <w:spacing w:line="480" w:lineRule="auto"/>
         <w:rPr>
           <w:rFonts w:ascii="Arial" w:hAnsi="Arial" w:cs="Arial"/>
           <w:bCs/>
@@ -3206,25 +2977,16 @@
     </w:p>
     <w:p>
       <w:pPr>
-        <w:rPr>
-          <w:rFonts w:ascii="Arial" w:hAnsi="Arial" w:cs="Arial"/>
-          <w:bCs/>
-          <w:color w:val="000000" w:themeColor="text1"/>
-          <w:lang w:val="es-GT"/>
-        </w:rPr>
-      </w:pPr>
-      <w:r>
-        <w:rPr>
-          <w:rFonts w:ascii="Arial" w:hAnsi="Arial" w:cs="Arial"/>
-          <w:bCs/>
-          <w:color w:val="000000" w:themeColor="text1"/>
-          <w:lang w:val="es-GT"/>
-        </w:rPr>
+        <w:pStyle w:val="Ttulo2"/>
+      </w:pPr>
+      <w:r>
         <w:t>4.4. Validación de expresiones regulares</w:t>
       </w:r>
     </w:p>
     <w:p>
       <w:pPr>
+        <w:spacing w:line="480" w:lineRule="auto"/>
+        <w:ind w:firstLine="720"/>
         <w:rPr>
           <w:rFonts w:ascii="Arial" w:hAnsi="Arial" w:cs="Arial"/>
           <w:bCs/>
@@ -3275,6 +3037,7 @@
     </w:p>
     <w:p>
       <w:pPr>
+        <w:spacing w:line="480" w:lineRule="auto"/>
         <w:rPr>
           <w:rFonts w:ascii="Arial" w:hAnsi="Arial" w:cs="Arial"/>
           <w:bCs/>
@@ -3350,6 +3113,7 @@
           <w:ilvl w:val="0"/>
           <w:numId w:val="8"/>
         </w:numPr>
+        <w:spacing w:line="480" w:lineRule="auto"/>
         <w:rPr>
           <w:rFonts w:ascii="Arial" w:hAnsi="Arial" w:cs="Arial"/>
           <w:bCs/>
@@ -3373,6 +3137,7 @@
           <w:ilvl w:val="0"/>
           <w:numId w:val="8"/>
         </w:numPr>
+        <w:spacing w:line="480" w:lineRule="auto"/>
         <w:rPr>
           <w:rFonts w:ascii="Arial" w:hAnsi="Arial" w:cs="Arial"/>
           <w:bCs/>
@@ -3396,6 +3161,7 @@
           <w:ilvl w:val="0"/>
           <w:numId w:val="8"/>
         </w:numPr>
+        <w:spacing w:line="480" w:lineRule="auto"/>
         <w:rPr>
           <w:rFonts w:ascii="Arial" w:hAnsi="Arial" w:cs="Arial"/>
           <w:bCs/>
@@ -3419,6 +3185,7 @@
           <w:ilvl w:val="0"/>
           <w:numId w:val="8"/>
         </w:numPr>
+        <w:spacing w:line="480" w:lineRule="auto"/>
         <w:rPr>
           <w:rFonts w:ascii="Arial" w:hAnsi="Arial" w:cs="Arial"/>
           <w:bCs/>
@@ -3442,21 +3209,21 @@
           <w:ilvl w:val="0"/>
           <w:numId w:val="8"/>
         </w:numPr>
-        <w:rPr>
-          <w:rFonts w:ascii="Arial" w:hAnsi="Arial" w:cs="Arial"/>
-          <w:bCs/>
-          <w:color w:val="000000" w:themeColor="text1"/>
-          <w:lang w:val="es-GT"/>
-        </w:rPr>
-      </w:pPr>
-      <w:r>
-        <w:rPr>
-          <w:rFonts w:ascii="Arial" w:hAnsi="Arial" w:cs="Arial"/>
-          <w:bCs/>
-          <w:color w:val="000000" w:themeColor="text1"/>
-          <w:lang w:val="es-GT"/>
-        </w:rPr>
-        <w:lastRenderedPageBreak/>
+        <w:spacing w:line="480" w:lineRule="auto"/>
+        <w:rPr>
+          <w:rFonts w:ascii="Arial" w:hAnsi="Arial" w:cs="Arial"/>
+          <w:bCs/>
+          <w:color w:val="000000" w:themeColor="text1"/>
+          <w:lang w:val="es-GT"/>
+        </w:rPr>
+      </w:pPr>
+      <w:r>
+        <w:rPr>
+          <w:rFonts w:ascii="Arial" w:hAnsi="Arial" w:cs="Arial"/>
+          <w:bCs/>
+          <w:color w:val="000000" w:themeColor="text1"/>
+          <w:lang w:val="es-GT"/>
+        </w:rPr>
         <w:t>Mostrar el resultado de aceptación o rechazo.</w:t>
       </w:r>
     </w:p>
@@ -3466,6 +3233,7 @@
           <w:ilvl w:val="0"/>
           <w:numId w:val="8"/>
         </w:numPr>
+        <w:spacing w:line="480" w:lineRule="auto"/>
         <w:rPr>
           <w:rFonts w:ascii="Arial" w:hAnsi="Arial" w:cs="Arial"/>
           <w:bCs/>
@@ -3485,44 +3253,36 @@
     </w:p>
     <w:p>
       <w:pPr>
-        <w:rPr>
-          <w:rFonts w:ascii="Arial" w:hAnsi="Arial" w:cs="Arial"/>
-          <w:bCs/>
-          <w:color w:val="000000" w:themeColor="text1"/>
-          <w:lang w:val="es-GT"/>
-        </w:rPr>
-      </w:pPr>
-      <w:r>
-        <w:rPr>
-          <w:rFonts w:ascii="Arial" w:hAnsi="Arial" w:cs="Arial"/>
-          <w:bCs/>
-          <w:color w:val="000000" w:themeColor="text1"/>
-          <w:lang w:val="es-GT"/>
-        </w:rPr>
+        <w:spacing w:line="480" w:lineRule="auto"/>
+        <w:rPr>
+          <w:rFonts w:ascii="Arial" w:hAnsi="Arial" w:cs="Arial"/>
+          <w:bCs/>
+          <w:color w:val="000000" w:themeColor="text1"/>
+          <w:lang w:val="es-GT"/>
+        </w:rPr>
+      </w:pPr>
+      <w:r>
+        <w:rPr>
+          <w:rFonts w:ascii="Arial" w:hAnsi="Arial" w:cs="Arial"/>
+          <w:bCs/>
+          <w:color w:val="000000" w:themeColor="text1"/>
+          <w:lang w:val="es-GT"/>
+        </w:rPr>
+        <w:lastRenderedPageBreak/>
         <w:t>Para la validación completa se debe utilizar una operación que compruebe que toda la cadena coincide con el patrón, no únicamente una parte de ella.</w:t>
       </w:r>
     </w:p>
     <w:p>
       <w:pPr>
-        <w:rPr>
-          <w:rFonts w:ascii="Arial" w:hAnsi="Arial" w:cs="Arial"/>
-          <w:bCs/>
-          <w:color w:val="000000" w:themeColor="text1"/>
-          <w:lang w:val="es-GT"/>
-        </w:rPr>
-      </w:pPr>
-      <w:r>
-        <w:rPr>
-          <w:rFonts w:ascii="Arial" w:hAnsi="Arial" w:cs="Arial"/>
-          <w:bCs/>
-          <w:color w:val="000000" w:themeColor="text1"/>
-          <w:lang w:val="es-GT"/>
-        </w:rPr>
+        <w:pStyle w:val="Ttulo2"/>
+      </w:pPr>
+      <w:r>
         <w:t>4.5. Búsqueda de coincidencias</w:t>
       </w:r>
     </w:p>
     <w:p>
       <w:pPr>
+        <w:spacing w:line="480" w:lineRule="auto"/>
         <w:rPr>
           <w:rFonts w:ascii="Arial" w:hAnsi="Arial" w:cs="Arial"/>
           <w:bCs/>
@@ -3542,6 +3302,7 @@
     </w:p>
     <w:p>
       <w:pPr>
+        <w:spacing w:line="480" w:lineRule="auto"/>
         <w:rPr>
           <w:rFonts w:ascii="Arial" w:hAnsi="Arial" w:cs="Arial"/>
           <w:bCs/>
@@ -3573,6 +3334,7 @@
           <w:ilvl w:val="0"/>
           <w:numId w:val="9"/>
         </w:numPr>
+        <w:spacing w:line="480" w:lineRule="auto"/>
         <w:rPr>
           <w:rFonts w:ascii="Arial" w:hAnsi="Arial" w:cs="Arial"/>
           <w:bCs/>
@@ -3596,6 +3358,7 @@
           <w:ilvl w:val="0"/>
           <w:numId w:val="9"/>
         </w:numPr>
+        <w:spacing w:line="480" w:lineRule="auto"/>
         <w:rPr>
           <w:rFonts w:ascii="Arial" w:hAnsi="Arial" w:cs="Arial"/>
           <w:bCs/>
@@ -3619,6 +3382,7 @@
           <w:ilvl w:val="0"/>
           <w:numId w:val="9"/>
         </w:numPr>
+        <w:spacing w:line="480" w:lineRule="auto"/>
         <w:rPr>
           <w:rFonts w:ascii="Arial" w:hAnsi="Arial" w:cs="Arial"/>
           <w:bCs/>
@@ -3642,6 +3406,7 @@
           <w:ilvl w:val="0"/>
           <w:numId w:val="9"/>
         </w:numPr>
+        <w:spacing w:line="480" w:lineRule="auto"/>
         <w:rPr>
           <w:rFonts w:ascii="Arial" w:hAnsi="Arial" w:cs="Arial"/>
           <w:bCs/>
@@ -3727,6 +3492,7 @@
           <w:ilvl w:val="0"/>
           <w:numId w:val="9"/>
         </w:numPr>
+        <w:spacing w:line="480" w:lineRule="auto"/>
         <w:rPr>
           <w:rFonts w:ascii="Arial" w:hAnsi="Arial" w:cs="Arial"/>
           <w:bCs/>
@@ -3746,6 +3512,8 @@
     </w:p>
     <w:p>
       <w:pPr>
+        <w:spacing w:line="480" w:lineRule="auto"/>
+        <w:ind w:firstLine="360"/>
         <w:rPr>
           <w:rFonts w:ascii="Arial" w:hAnsi="Arial" w:cs="Arial"/>
           <w:bCs/>
@@ -3785,25 +3553,16 @@
     </w:p>
     <w:p>
       <w:pPr>
-        <w:rPr>
-          <w:rFonts w:ascii="Arial" w:hAnsi="Arial" w:cs="Arial"/>
-          <w:bCs/>
-          <w:color w:val="000000" w:themeColor="text1"/>
-          <w:lang w:val="es-GT"/>
-        </w:rPr>
-      </w:pPr>
-      <w:r>
-        <w:rPr>
-          <w:rFonts w:ascii="Arial" w:hAnsi="Arial" w:cs="Arial"/>
-          <w:bCs/>
-          <w:color w:val="000000" w:themeColor="text1"/>
-          <w:lang w:val="es-GT"/>
-        </w:rPr>
+        <w:pStyle w:val="Ttulo2"/>
+      </w:pPr>
+      <w:r>
         <w:t>4.6. Generación de autómatas desde expresiones regulares</w:t>
       </w:r>
     </w:p>
     <w:p>
       <w:pPr>
+        <w:spacing w:line="480" w:lineRule="auto"/>
+        <w:ind w:firstLine="720"/>
         <w:rPr>
           <w:rFonts w:ascii="Arial" w:hAnsi="Arial" w:cs="Arial"/>
           <w:bCs/>
@@ -3823,6 +3582,8 @@
     </w:p>
     <w:p>
       <w:pPr>
+        <w:spacing w:line="480" w:lineRule="auto"/>
+        <w:ind w:firstLine="720"/>
         <w:rPr>
           <w:rFonts w:ascii="Arial" w:hAnsi="Arial" w:cs="Arial"/>
           <w:bCs/>
@@ -3842,44 +3603,36 @@
     </w:p>
     <w:p>
       <w:pPr>
-        <w:rPr>
-          <w:rFonts w:ascii="Arial" w:hAnsi="Arial" w:cs="Arial"/>
-          <w:bCs/>
-          <w:color w:val="000000" w:themeColor="text1"/>
-          <w:lang w:val="es-GT"/>
-        </w:rPr>
-      </w:pPr>
-      <w:r>
-        <w:rPr>
-          <w:rFonts w:ascii="Arial" w:hAnsi="Arial" w:cs="Arial"/>
-          <w:bCs/>
-          <w:color w:val="000000" w:themeColor="text1"/>
-          <w:lang w:val="es-GT"/>
-        </w:rPr>
+        <w:spacing w:line="480" w:lineRule="auto"/>
+        <w:rPr>
+          <w:rFonts w:ascii="Arial" w:hAnsi="Arial" w:cs="Arial"/>
+          <w:bCs/>
+          <w:color w:val="000000" w:themeColor="text1"/>
+          <w:lang w:val="es-GT"/>
+        </w:rPr>
+      </w:pPr>
+      <w:r>
+        <w:rPr>
+          <w:rFonts w:ascii="Arial" w:hAnsi="Arial" w:cs="Arial"/>
+          <w:bCs/>
+          <w:color w:val="000000" w:themeColor="text1"/>
+          <w:lang w:val="es-GT"/>
+        </w:rPr>
+        <w:lastRenderedPageBreak/>
         <w:t>Importante: esta sección debe describir los pasos que realmente ejecuta el generador del proyecto. Si alguna transformación todavía no está implementada o disponible desde la interfaz, debe indicarse como trabajo pendiente.</w:t>
       </w:r>
     </w:p>
     <w:p>
       <w:pPr>
-        <w:rPr>
-          <w:rFonts w:ascii="Arial" w:hAnsi="Arial" w:cs="Arial"/>
-          <w:bCs/>
-          <w:color w:val="000000" w:themeColor="text1"/>
-          <w:lang w:val="es-GT"/>
-        </w:rPr>
-      </w:pPr>
-      <w:r>
-        <w:rPr>
-          <w:rFonts w:ascii="Arial" w:hAnsi="Arial" w:cs="Arial"/>
-          <w:bCs/>
-          <w:color w:val="000000" w:themeColor="text1"/>
-          <w:lang w:val="es-GT"/>
-        </w:rPr>
+        <w:pStyle w:val="Ttulo2"/>
+      </w:pPr>
+      <w:r>
         <w:t>4.7. Registro de eventos</w:t>
       </w:r>
     </w:p>
     <w:p>
       <w:pPr>
+        <w:spacing w:line="480" w:lineRule="auto"/>
         <w:rPr>
           <w:rFonts w:ascii="Arial" w:hAnsi="Arial" w:cs="Arial"/>
           <w:bCs/>
@@ -3899,6 +3652,7 @@
     </w:p>
     <w:p>
       <w:pPr>
+        <w:spacing w:line="480" w:lineRule="auto"/>
         <w:rPr>
           <w:rFonts w:ascii="Arial" w:hAnsi="Arial" w:cs="Arial"/>
           <w:bCs/>
@@ -3974,6 +3728,7 @@
           <w:ilvl w:val="0"/>
           <w:numId w:val="10"/>
         </w:numPr>
+        <w:spacing w:line="480" w:lineRule="auto"/>
         <w:rPr>
           <w:rFonts w:ascii="Arial" w:hAnsi="Arial" w:cs="Arial"/>
           <w:bCs/>
@@ -4023,6 +3778,7 @@
           <w:ilvl w:val="0"/>
           <w:numId w:val="10"/>
         </w:numPr>
+        <w:spacing w:line="480" w:lineRule="auto"/>
         <w:rPr>
           <w:rFonts w:ascii="Arial" w:hAnsi="Arial" w:cs="Arial"/>
           <w:bCs/>
@@ -4072,21 +3828,21 @@
           <w:ilvl w:val="0"/>
           <w:numId w:val="10"/>
         </w:numPr>
-        <w:rPr>
-          <w:rFonts w:ascii="Arial" w:hAnsi="Arial" w:cs="Arial"/>
-          <w:bCs/>
-          <w:color w:val="000000" w:themeColor="text1"/>
-          <w:lang w:val="es-GT"/>
-        </w:rPr>
-      </w:pPr>
-      <w:r>
-        <w:rPr>
-          <w:rFonts w:ascii="Arial" w:hAnsi="Arial" w:cs="Arial"/>
-          <w:bCs/>
-          <w:color w:val="000000" w:themeColor="text1"/>
-          <w:lang w:val="es-GT"/>
-        </w:rPr>
-        <w:lastRenderedPageBreak/>
+        <w:spacing w:line="480" w:lineRule="auto"/>
+        <w:rPr>
+          <w:rFonts w:ascii="Arial" w:hAnsi="Arial" w:cs="Arial"/>
+          <w:bCs/>
+          <w:color w:val="000000" w:themeColor="text1"/>
+          <w:lang w:val="es-GT"/>
+        </w:rPr>
+      </w:pPr>
+      <w:r>
+        <w:rPr>
+          <w:rFonts w:ascii="Arial" w:hAnsi="Arial" w:cs="Arial"/>
+          <w:bCs/>
+          <w:color w:val="000000" w:themeColor="text1"/>
+          <w:lang w:val="es-GT"/>
+        </w:rPr>
         <w:t>Generación o transformación de autómatas.</w:t>
       </w:r>
     </w:p>
@@ -4096,6 +3852,7 @@
           <w:ilvl w:val="0"/>
           <w:numId w:val="10"/>
         </w:numPr>
+        <w:spacing w:line="480" w:lineRule="auto"/>
         <w:rPr>
           <w:rFonts w:ascii="Arial" w:hAnsi="Arial" w:cs="Arial"/>
           <w:bCs/>
@@ -4127,6 +3884,7 @@
           <w:ilvl w:val="0"/>
           <w:numId w:val="10"/>
         </w:numPr>
+        <w:spacing w:line="480" w:lineRule="auto"/>
         <w:rPr>
           <w:rFonts w:ascii="Arial" w:hAnsi="Arial" w:cs="Arial"/>
           <w:bCs/>
@@ -4176,6 +3934,7 @@
           <w:ilvl w:val="0"/>
           <w:numId w:val="10"/>
         </w:numPr>
+        <w:spacing w:line="480" w:lineRule="auto"/>
         <w:rPr>
           <w:rFonts w:ascii="Arial" w:hAnsi="Arial" w:cs="Arial"/>
           <w:bCs/>
@@ -4195,6 +3954,8 @@
     </w:p>
     <w:p>
       <w:pPr>
+        <w:spacing w:line="480" w:lineRule="auto"/>
+        <w:ind w:firstLine="360"/>
         <w:rPr>
           <w:rFonts w:ascii="Arial" w:hAnsi="Arial" w:cs="Arial"/>
           <w:bCs/>
@@ -7469,6 +7230,7 @@
   <w:style w:type="character" w:default="1" w:styleId="Fuentedeprrafopredeter">
     <w:name w:val="Default Paragraph Font"/>
     <w:uiPriority w:val="1"/>
+    <w:semiHidden/>
     <w:unhideWhenUsed/>
   </w:style>
   <w:style w:type="table" w:default="1" w:styleId="Tablanormal">

--- a/DOCUMENTACIÓN Y MANUALES/DOCUMENTACIÓN.docx
+++ b/DOCUMENTACIÓN Y MANUALES/DOCUMENTACIÓN.docx
@@ -828,21 +828,8 @@
         <w:pStyle w:val="Ttulo2"/>
       </w:pPr>
       <w:r>
-        <w:t xml:space="preserve">2.2. </w:t>
-      </w:r>
-      <w:proofErr w:type="spellStart"/>
-      <w:r>
-        <w:t>Objetivos</w:t>
-      </w:r>
-      <w:proofErr w:type="spellEnd"/>
-      <w:r>
-        <w:t xml:space="preserve"> </w:t>
-      </w:r>
-      <w:proofErr w:type="spellStart"/>
-      <w:r>
-        <w:t>específicos</w:t>
-      </w:r>
-      <w:proofErr w:type="spellEnd"/>
+        <w:t>2.2. Objetivos específicos</w:t>
+      </w:r>
     </w:p>
     <w:p>
       <w:pPr>
@@ -1357,29 +1344,8 @@
         <w:pStyle w:val="Ttulo2"/>
       </w:pPr>
       <w:r>
-        <w:t xml:space="preserve">3.3. </w:t>
-      </w:r>
-      <w:proofErr w:type="spellStart"/>
-      <w:r>
-        <w:t>Archivos</w:t>
-      </w:r>
-      <w:proofErr w:type="spellEnd"/>
-      <w:r>
-        <w:t xml:space="preserve"> y </w:t>
-      </w:r>
-      <w:proofErr w:type="spellStart"/>
-      <w:r>
-        <w:t>módulos</w:t>
-      </w:r>
-      <w:proofErr w:type="spellEnd"/>
-      <w:r>
-        <w:t xml:space="preserve"> </w:t>
-      </w:r>
-      <w:proofErr w:type="spellStart"/>
-      <w:r>
-        <w:t>principales</w:t>
-      </w:r>
-      <w:proofErr w:type="spellEnd"/>
+        <w:t>3.3. Archivos y módulos principales</w:t>
+      </w:r>
     </w:p>
     <w:tbl>
       <w:tblPr>
@@ -3970,7 +3936,71 @@
           <w:color w:val="000000" w:themeColor="text1"/>
           <w:lang w:val="es-GT"/>
         </w:rPr>
-        <w:t>La información que se almacena depende de los eventos configurados en el código. La consulta de registros facilita revisar las actividades realizadas y detectar posibles problemas.</w:t>
+        <w:t>La consulta de registros facilita revisar las actividades realizadas y detectar posibles problemas.</w:t>
+      </w:r>
+      <w:r>
+        <w:rPr>
+          <w:rFonts w:ascii="Arial" w:hAnsi="Arial" w:cs="Arial"/>
+          <w:bCs/>
+          <w:color w:val="000000" w:themeColor="text1"/>
+          <w:lang w:val="es-GT"/>
+        </w:rPr>
+        <w:br/>
+      </w:r>
+      <w:r>
+        <w:rPr>
+          <w:rFonts w:ascii="Arial" w:hAnsi="Arial" w:cs="Arial"/>
+          <w:bCs/>
+          <w:color w:val="000000" w:themeColor="text1"/>
+          <w:lang w:val="es-GT"/>
+        </w:rPr>
+        <w:br/>
+      </w:r>
+      <w:r>
+        <w:rPr>
+          <w:rFonts w:ascii="Arial" w:hAnsi="Arial" w:cs="Arial"/>
+          <w:bCs/>
+          <w:color w:val="000000" w:themeColor="text1"/>
+          <w:lang w:val="es-GT"/>
+        </w:rPr>
+        <w:br/>
+      </w:r>
+      <w:r>
+        <w:rPr>
+          <w:rFonts w:ascii="Arial" w:hAnsi="Arial" w:cs="Arial"/>
+          <w:bCs/>
+          <w:color w:val="000000" w:themeColor="text1"/>
+          <w:lang w:val="es-GT"/>
+        </w:rPr>
+        <w:br/>
+      </w:r>
+      <w:r>
+        <w:rPr>
+          <w:rFonts w:ascii="Arial" w:hAnsi="Arial" w:cs="Arial"/>
+          <w:bCs/>
+          <w:color w:val="000000" w:themeColor="text1"/>
+          <w:lang w:val="es-GT"/>
+        </w:rPr>
+        <w:br/>
+      </w:r>
+      <w:r>
+        <w:rPr>
+          <w:rFonts w:ascii="Arial" w:hAnsi="Arial" w:cs="Arial"/>
+          <w:bCs/>
+          <w:color w:val="000000" w:themeColor="text1"/>
+          <w:lang w:val="es-GT"/>
+        </w:rPr>
+        <w:br/>
+      </w:r>
+      <w:r>
+        <w:rPr>
+          <w:rFonts w:ascii="Arial" w:hAnsi="Arial" w:cs="Arial"/>
+          <w:bCs/>
+          <w:color w:val="000000" w:themeColor="text1"/>
+          <w:lang w:val="es-GT"/>
+        </w:rPr>
+        <w:lastRenderedPageBreak/>
+        <w:br/>
       </w:r>
     </w:p>
     <w:sectPr>
